--- a/6-过程管理/流程制度规范类文件/060107-发布管理制度.docx
+++ b/6-过程管理/流程制度规范类文件/060107-发布管理制度.docx
@@ -1,7 +1,6 @@
 
 <file path=word/document.xml><?xml version="1.0" encoding="utf-8"?>
-<w:document xmlns:wpc="http://schemas.microsoft.com/office/word/2010/wordprocessingCanvas" xmlns:mc="http://schemas.openxmlformats.org/markup-compatibility/2006" xmlns:o="urn:schemas-microsoft-com:office:office" xmlns:r="http://schemas.openxmlformats.org/officeDocument/2006/relationships" xmlns:m="http://schemas.openxmlformats.org/officeDocument/2006/math" xmlns:v="urn:schemas-microsoft-com:vml" xmlns:wp14="http://schemas.microsoft.com/office/word/2010/wordprocessingDrawing" xmlns:wp="http://schemas.openxmlformats.org/drawingml/2006/wordprocessingDrawing" xmlns:w10="urn:schemas-microsoft-com:office:word" xmlns:w="http://schemas.openxmlformats.org/wordprocessingml/2006/main" xmlns:w14="http://schemas.microsoft.com/office/word/2010/wordml" xmlns:w15="http://schemas.microsoft.com/office/word/2012/wordml" xmlns:wne="http://schemas.microsoft.com/office/word/2006/wordml" xmlns:wpg="http://schemas.microsoft.com/office/word/2010/wordprocessingGroup" xmlns:wpi="http://schemas.microsoft.com/office/word/2010/wordprocessingInk" xmlns:wps="http://schemas.microsoft.com/office/word/2010/wordprocessingShape" mc:Ignorable="w14 w15 wp14">
-  <!-- Generated by Aspose.Words for .NET 13.3.0.1 -->
+<w:document xmlns:wpc="http://schemas.microsoft.com/office/word/2010/wordprocessingCanvas" xmlns:mc="http://schemas.openxmlformats.org/markup-compatibility/2006" xmlns:o="urn:schemas-microsoft-com:office:office" xmlns:r="http://schemas.openxmlformats.org/officeDocument/2006/relationships" xmlns:m="http://schemas.openxmlformats.org/officeDocument/2006/math" xmlns:v="urn:schemas-microsoft-com:vml" xmlns:wp14="http://schemas.microsoft.com/office/word/2010/wordprocessingDrawing" xmlns:wp="http://schemas.openxmlformats.org/drawingml/2006/wordprocessingDrawing" xmlns:w="http://schemas.openxmlformats.org/wordprocessingml/2006/main" xmlns:w14="http://schemas.microsoft.com/office/word/2010/wordml" xmlns:w10="urn:schemas-microsoft-com:office:word" xmlns:w15="http://schemas.microsoft.com/office/word/2012/wordml" xmlns:wpg="http://schemas.microsoft.com/office/word/2010/wordprocessingGroup" xmlns:wpi="http://schemas.microsoft.com/office/word/2010/wordprocessingInk" xmlns:wne="http://schemas.microsoft.com/office/word/2006/wordml" xmlns:wps="http://schemas.microsoft.com/office/word/2010/wordprocessingShape" xmlns:wpsCustomData="http://www.wps.cn/officeDocument/2013/wpsCustomData" mc:Ignorable="w14 w15 wp14">
   <w:body>
     <w:p>
       <w:pPr>
@@ -14,7 +13,7 @@
         <w:spacing w:before="78" w:line="219" w:lineRule="auto"/>
         <w:ind w:left="25"/>
         <w:rPr>
-          <w:rFonts w:ascii="宋体" w:eastAsia="宋体" w:hAnsi="宋体" w:cs="宋体" w:hint="default"/>
+          <w:rFonts w:hint="default" w:ascii="宋体" w:hAnsi="宋体" w:eastAsia="宋体" w:cs="宋体"/>
           <w:sz w:val="24"/>
           <w:szCs w:val="24"/>
           <w:lang w:val="en-US" w:eastAsia="zh-CN"/>
@@ -22,7 +21,7 @@
       </w:pPr>
       <w:r>
         <w:rPr>
-          <w:rFonts w:ascii="宋体" w:eastAsia="宋体" w:hAnsi="宋体" w:cs="宋体"/>
+          <w:rFonts w:ascii="宋体" w:hAnsi="宋体" w:eastAsia="宋体" w:cs="宋体"/>
           <w:b/>
           <w:bCs/>
           <w:spacing w:val="-3"/>
@@ -33,7 +32,7 @@
       </w:r>
       <w:r>
         <w:rPr>
-          <w:rFonts w:ascii="宋体" w:eastAsia="宋体" w:hAnsi="宋体" w:cs="宋体" w:hint="eastAsia"/>
+          <w:rFonts w:hint="eastAsia" w:ascii="宋体" w:hAnsi="宋体" w:eastAsia="宋体" w:cs="宋体"/>
           <w:b/>
           <w:bCs/>
           <w:spacing w:val="-3"/>
@@ -45,7 +44,7 @@
       </w:r>
       <w:r>
         <w:rPr>
-          <w:rFonts w:ascii="宋体" w:eastAsia="宋体" w:hAnsi="宋体" w:cs="宋体"/>
+          <w:rFonts w:ascii="宋体" w:hAnsi="宋体" w:eastAsia="宋体" w:cs="宋体"/>
           <w:b/>
           <w:bCs/>
           <w:spacing w:val="-3"/>
@@ -56,7 +55,7 @@
       </w:r>
       <w:r>
         <w:rPr>
-          <w:rFonts w:ascii="宋体" w:eastAsia="宋体" w:hAnsi="宋体" w:cs="宋体" w:hint="eastAsia"/>
+          <w:rFonts w:hint="eastAsia" w:ascii="宋体" w:hAnsi="宋体" w:eastAsia="宋体" w:cs="宋体"/>
           <w:b/>
           <w:bCs/>
           <w:spacing w:val="-3"/>
@@ -86,14 +85,14 @@
         <w:ind w:left="23"/>
         <w:textAlignment w:val="auto"/>
         <w:rPr>
-          <w:rFonts w:ascii="宋体" w:eastAsia="宋体" w:hAnsi="宋体" w:cs="宋体"/>
+          <w:rFonts w:ascii="宋体" w:hAnsi="宋体" w:eastAsia="宋体" w:cs="宋体"/>
           <w:sz w:val="24"/>
           <w:szCs w:val="24"/>
         </w:rPr>
       </w:pPr>
       <w:r>
         <w:rPr>
-          <w:rFonts w:ascii="宋体" w:eastAsia="宋体" w:hAnsi="宋体" w:cs="宋体"/>
+          <w:rFonts w:ascii="宋体" w:hAnsi="宋体" w:eastAsia="宋体" w:cs="宋体"/>
           <w:b/>
           <w:bCs/>
           <w:spacing w:val="240"/>
@@ -105,7 +104,7 @@
       </w:r>
       <w:r>
         <w:rPr>
-          <w:rFonts w:ascii="宋体" w:eastAsia="宋体" w:hAnsi="宋体" w:cs="宋体"/>
+          <w:rFonts w:ascii="宋体" w:hAnsi="宋体" w:eastAsia="宋体" w:cs="宋体"/>
           <w:b/>
           <w:bCs/>
           <w:spacing w:val="0"/>
@@ -117,7 +116,7 @@
       </w:r>
       <w:r>
         <w:rPr>
-          <w:rFonts w:ascii="宋体" w:eastAsia="宋体" w:hAnsi="宋体" w:cs="宋体"/>
+          <w:rFonts w:ascii="宋体" w:hAnsi="宋体" w:eastAsia="宋体" w:cs="宋体"/>
           <w:b/>
           <w:bCs/>
           <w:spacing w:val="-5"/>
@@ -129,7 +128,7 @@
     </w:p>
     <w:p>
       <w:pPr>
-        <w:pStyle w:val="a"/>
+        <w:pStyle w:val="24"/>
         <w:keepLines w:val="0"/>
         <w:pageBreakBefore w:val="0"/>
         <w:widowControl w:val="0"/>
@@ -149,7 +148,7 @@
     </w:p>
     <w:p>
       <w:pPr>
-        <w:pStyle w:val="a0"/>
+        <w:pStyle w:val="25"/>
         <w:keepLines w:val="0"/>
         <w:pageBreakBefore w:val="0"/>
         <w:widowControl w:val="0"/>
@@ -173,17 +172,18 @@
     </w:p>
     <w:tbl>
       <w:tblPr>
-        <w:tblStyle w:val="TableGrid"/>
+        <w:tblStyle w:val="21"/>
         <w:tblW w:w="0" w:type="auto"/>
         <w:tblInd w:w="2443" w:type="dxa"/>
         <w:tblBorders>
-          <w:top w:val="nil"/>
-          <w:left w:val="nil"/>
-          <w:bottom w:val="nil"/>
-          <w:right w:val="nil"/>
-          <w:insideH w:val="nil"/>
-          <w:insideV w:val="nil"/>
+          <w:top w:val="none" w:color="auto" w:sz="0" w:space="0"/>
+          <w:left w:val="none" w:color="auto" w:sz="0" w:space="0"/>
+          <w:bottom w:val="none" w:color="auto" w:sz="0" w:space="0"/>
+          <w:right w:val="none" w:color="auto" w:sz="0" w:space="0"/>
+          <w:insideH w:val="none" w:color="auto" w:sz="0" w:space="0"/>
+          <w:insideV w:val="none" w:color="auto" w:sz="0" w:space="0"/>
         </w:tblBorders>
+        <w:tblLayout w:type="autofit"/>
         <w:tblCellMar>
           <w:top w:w="0" w:type="dxa"/>
           <w:left w:w="108" w:type="dxa"/>
@@ -193,19 +193,17 @@
       </w:tblPr>
       <w:tblGrid>
         <w:gridCol w:w="1818"/>
-        <w:gridCol w:w="4261"/>
+        <w:gridCol w:w="2584"/>
       </w:tblGrid>
       <w:tr>
         <w:tblPrEx>
-          <w:tblW w:w="0" w:type="auto"/>
-          <w:tblInd w:w="2443" w:type="dxa"/>
           <w:tblBorders>
-            <w:top w:val="nil"/>
-            <w:left w:val="nil"/>
-            <w:bottom w:val="nil"/>
-            <w:right w:val="nil"/>
-            <w:insideH w:val="nil"/>
-            <w:insideV w:val="nil"/>
+            <w:top w:val="none" w:color="auto" w:sz="0" w:space="0"/>
+            <w:left w:val="none" w:color="auto" w:sz="0" w:space="0"/>
+            <w:bottom w:val="none" w:color="auto" w:sz="0" w:space="0"/>
+            <w:right w:val="none" w:color="auto" w:sz="0" w:space="0"/>
+            <w:insideH w:val="none" w:color="auto" w:sz="0" w:space="0"/>
+            <w:insideV w:val="none" w:color="auto" w:sz="0" w:space="0"/>
           </w:tblBorders>
           <w:tblCellMar>
             <w:top w:w="0" w:type="dxa"/>
@@ -215,7 +213,7 @@
           </w:tblCellMar>
         </w:tblPrEx>
         <w:trPr>
-          <w:trHeight w:val="810"/>
+          <w:trHeight w:val="810" w:hRule="atLeast"/>
         </w:trPr>
         <w:tc>
           <w:tcPr>
@@ -247,7 +245,7 @@
             </w:r>
             <w:r>
               <w:rPr>
-                <w:rFonts w:asciiTheme="minorAscii" w:eastAsiaTheme="minorEastAsia" w:hAnsiTheme="minorAscii" w:hint="default"/>
+                <w:rFonts w:hint="default" w:asciiTheme="minorAscii" w:hAnsiTheme="minorAscii" w:eastAsiaTheme="minorEastAsia"/>
                 <w:spacing w:val="227"/>
                 <w:sz w:val="21"/>
                 <w:vertAlign w:val="baseline"/>
@@ -268,7 +266,7 @@
         </w:tc>
         <w:tc>
           <w:tcPr>
-            <w:tcW w:w="4261" w:type="dxa"/>
+            <w:tcW w:w="2584" w:type="dxa"/>
           </w:tcPr>
           <w:p>
             <w:pPr>
@@ -296,7 +294,7 @@
             </w:r>
             <w:r>
               <w:rPr>
-                <w:rFonts w:asciiTheme="minorAscii" w:eastAsiaTheme="minorEastAsia" w:hAnsiTheme="minorAscii" w:hint="eastAsia"/>
+                <w:rFonts w:hint="eastAsia" w:asciiTheme="minorAscii" w:hAnsiTheme="minorAscii" w:eastAsiaTheme="minorEastAsia"/>
                 <w:spacing w:val="227"/>
                 <w:sz w:val="21"/>
                 <w:vertAlign w:val="baseline"/>
@@ -318,8 +316,14 @@
       </w:tr>
       <w:tr>
         <w:tblPrEx>
-          <w:tblW w:w="0" w:type="auto"/>
-          <w:tblInd w:w="2443" w:type="dxa"/>
+          <w:tblBorders>
+            <w:top w:val="none" w:color="auto" w:sz="0" w:space="0"/>
+            <w:left w:val="none" w:color="auto" w:sz="0" w:space="0"/>
+            <w:bottom w:val="none" w:color="auto" w:sz="0" w:space="0"/>
+            <w:right w:val="none" w:color="auto" w:sz="0" w:space="0"/>
+            <w:insideH w:val="none" w:color="auto" w:sz="0" w:space="0"/>
+            <w:insideV w:val="none" w:color="auto" w:sz="0" w:space="0"/>
+          </w:tblBorders>
           <w:tblCellMar>
             <w:top w:w="0" w:type="dxa"/>
             <w:left w:w="108" w:type="dxa"/>
@@ -328,7 +332,7 @@
           </w:tblCellMar>
         </w:tblPrEx>
         <w:trPr>
-          <w:trHeight w:val="810"/>
+          <w:trHeight w:val="810" w:hRule="atLeast"/>
         </w:trPr>
         <w:tc>
           <w:tcPr>
@@ -346,7 +350,7 @@
               <w:bidi w:val="0"/>
               <w:jc w:val="center"/>
               <w:rPr>
-                <w:rFonts w:ascii="Arial" w:eastAsia="Arial" w:hAnsi="Arial" w:cs="Arial" w:hint="eastAsia"/>
+                <w:rFonts w:hint="eastAsia" w:ascii="Arial" w:hAnsi="Arial" w:eastAsia="Arial" w:cs="Arial"/>
                 <w:snapToGrid w:val="0"/>
                 <w:color w:val="000000"/>
                 <w:kern w:val="0"/>
@@ -366,7 +370,7 @@
             </w:r>
             <w:r>
               <w:rPr>
-                <w:rFonts w:asciiTheme="minorAscii" w:eastAsiaTheme="minorEastAsia" w:hAnsiTheme="minorAscii" w:hint="default"/>
+                <w:rFonts w:hint="default" w:asciiTheme="minorAscii" w:hAnsiTheme="minorAscii" w:eastAsiaTheme="minorEastAsia"/>
                 <w:spacing w:val="227"/>
                 <w:sz w:val="21"/>
                 <w:vertAlign w:val="baseline"/>
@@ -386,7 +390,7 @@
         </w:tc>
         <w:tc>
           <w:tcPr>
-            <w:tcW w:w="4261" w:type="dxa"/>
+            <w:tcW w:w="2584" w:type="dxa"/>
             <w:shd w:val="clear" w:color="auto" w:fill="auto"/>
           </w:tcPr>
           <w:p>
@@ -400,7 +404,7 @@
               <w:bidi w:val="0"/>
               <w:jc w:val="center"/>
               <w:rPr>
-                <w:rFonts w:ascii="Arial" w:eastAsia="Arial" w:hAnsi="Arial" w:cs="Arial" w:hint="eastAsia"/>
+                <w:rFonts w:hint="eastAsia" w:ascii="Arial" w:hAnsi="Arial" w:eastAsia="Arial" w:cs="Arial"/>
                 <w:snapToGrid w:val="0"/>
                 <w:color w:val="000000"/>
                 <w:kern w:val="0"/>
@@ -416,11 +420,21 @@
                 <w:vertAlign w:val="baseline"/>
                 <w:lang w:val="en-US" w:eastAsia="zh-CN"/>
               </w:rPr>
-              <w:t>编制时间</w:t>
+              <w:t>审核</w:t>
+            </w:r>
+            <w:bookmarkStart w:id="35" w:name="_GoBack"/>
+            <w:bookmarkEnd w:id="35"/>
+            <w:r>
+              <w:rPr>
+                <w:rFonts w:hint="eastAsia"/>
+                <w:vertAlign w:val="baseline"/>
+                <w:lang w:val="en-US" w:eastAsia="zh-CN"/>
+              </w:rPr>
+              <w:t>时间</w:t>
             </w:r>
             <w:r>
               <w:rPr>
-                <w:rFonts w:asciiTheme="minorAscii" w:eastAsiaTheme="minorEastAsia" w:hAnsiTheme="minorAscii" w:hint="eastAsia"/>
+                <w:rFonts w:hint="eastAsia" w:asciiTheme="minorAscii" w:hAnsiTheme="minorAscii" w:eastAsiaTheme="minorEastAsia"/>
                 <w:spacing w:val="227"/>
                 <w:sz w:val="21"/>
                 <w:vertAlign w:val="baseline"/>
@@ -442,8 +456,14 @@
       </w:tr>
       <w:tr>
         <w:tblPrEx>
-          <w:tblW w:w="0" w:type="auto"/>
-          <w:tblInd w:w="2443" w:type="dxa"/>
+          <w:tblBorders>
+            <w:top w:val="none" w:color="auto" w:sz="0" w:space="0"/>
+            <w:left w:val="none" w:color="auto" w:sz="0" w:space="0"/>
+            <w:bottom w:val="none" w:color="auto" w:sz="0" w:space="0"/>
+            <w:right w:val="none" w:color="auto" w:sz="0" w:space="0"/>
+            <w:insideH w:val="none" w:color="auto" w:sz="0" w:space="0"/>
+            <w:insideV w:val="none" w:color="auto" w:sz="0" w:space="0"/>
+          </w:tblBorders>
           <w:tblCellMar>
             <w:top w:w="0" w:type="dxa"/>
             <w:left w:w="108" w:type="dxa"/>
@@ -452,7 +472,7 @@
           </w:tblCellMar>
         </w:tblPrEx>
         <w:trPr>
-          <w:trHeight w:val="635"/>
+          <w:trHeight w:val="635" w:hRule="atLeast"/>
         </w:trPr>
         <w:tc>
           <w:tcPr>
@@ -484,7 +504,7 @@
             </w:r>
             <w:r>
               <w:rPr>
-                <w:rFonts w:asciiTheme="minorAscii" w:eastAsiaTheme="minorEastAsia" w:hAnsiTheme="minorAscii" w:hint="eastAsia"/>
+                <w:rFonts w:hint="eastAsia" w:asciiTheme="minorAscii" w:hAnsiTheme="minorAscii" w:eastAsiaTheme="minorEastAsia"/>
                 <w:spacing w:val="227"/>
                 <w:sz w:val="21"/>
                 <w:vertAlign w:val="baseline"/>
@@ -504,7 +524,7 @@
         </w:tc>
         <w:tc>
           <w:tcPr>
-            <w:tcW w:w="4261" w:type="dxa"/>
+            <w:tcW w:w="2584" w:type="dxa"/>
           </w:tcPr>
           <w:p>
             <w:pPr>
@@ -532,7 +552,7 @@
             </w:r>
             <w:r>
               <w:rPr>
-                <w:rFonts w:asciiTheme="minorAscii" w:eastAsiaTheme="minorEastAsia" w:hAnsiTheme="minorAscii" w:hint="eastAsia"/>
+                <w:rFonts w:hint="eastAsia" w:asciiTheme="minorAscii" w:hAnsiTheme="minorAscii" w:eastAsiaTheme="minorEastAsia"/>
                 <w:spacing w:val="227"/>
                 <w:sz w:val="21"/>
                 <w:vertAlign w:val="baseline"/>
@@ -577,14 +597,14 @@
         <w:spacing w:before="153" w:line="225" w:lineRule="auto"/>
         <w:ind w:left="3634"/>
         <w:rPr>
-          <w:rFonts w:ascii="宋体" w:eastAsia="宋体" w:hAnsi="宋体" w:cs="宋体"/>
+          <w:rFonts w:ascii="宋体" w:hAnsi="宋体" w:eastAsia="宋体" w:cs="宋体"/>
           <w:sz w:val="31"/>
           <w:szCs w:val="31"/>
         </w:rPr>
       </w:pPr>
       <w:r>
         <w:rPr>
-          <w:rFonts w:ascii="宋体" w:eastAsia="宋体" w:hAnsi="宋体" w:cs="宋体"/>
+          <w:rFonts w:ascii="宋体" w:hAnsi="宋体" w:eastAsia="宋体" w:cs="宋体"/>
           <w:b/>
           <w:bCs/>
           <w:spacing w:val="4"/>
@@ -596,16 +616,16 @@
     </w:p>
     <w:tbl>
       <w:tblPr>
-        <w:tblStyle w:val="TableNormal0"/>
+        <w:tblStyle w:val="26"/>
         <w:tblW w:w="8301" w:type="dxa"/>
         <w:tblInd w:w="2" w:type="dxa"/>
         <w:tblBorders>
-          <w:top w:val="single" w:sz="2" w:space="0" w:color="000000"/>
-          <w:left w:val="single" w:sz="2" w:space="0" w:color="000000"/>
-          <w:bottom w:val="single" w:sz="2" w:space="0" w:color="000000"/>
-          <w:right w:val="single" w:sz="2" w:space="0" w:color="000000"/>
-          <w:insideH w:val="single" w:sz="2" w:space="0" w:color="000000"/>
-          <w:insideV w:val="single" w:sz="2" w:space="0" w:color="000000"/>
+          <w:top w:val="single" w:color="000000" w:sz="2" w:space="0"/>
+          <w:left w:val="single" w:color="000000" w:sz="2" w:space="0"/>
+          <w:bottom w:val="single" w:color="000000" w:sz="2" w:space="0"/>
+          <w:right w:val="single" w:color="000000" w:sz="2" w:space="0"/>
+          <w:insideH w:val="single" w:color="000000" w:sz="2" w:space="0"/>
+          <w:insideV w:val="single" w:color="000000" w:sz="2" w:space="0"/>
         </w:tblBorders>
         <w:tblLayout w:type="fixed"/>
         <w:tblCellMar>
@@ -625,17 +645,14 @@
       </w:tblGrid>
       <w:tr>
         <w:tblPrEx>
-          <w:tblW w:w="8301" w:type="dxa"/>
-          <w:tblInd w:w="2" w:type="dxa"/>
           <w:tblBorders>
-            <w:top w:val="single" w:sz="2" w:space="0" w:color="000000"/>
-            <w:left w:val="single" w:sz="2" w:space="0" w:color="000000"/>
-            <w:bottom w:val="single" w:sz="2" w:space="0" w:color="000000"/>
-            <w:right w:val="single" w:sz="2" w:space="0" w:color="000000"/>
-            <w:insideH w:val="single" w:sz="2" w:space="0" w:color="000000"/>
-            <w:insideV w:val="single" w:sz="2" w:space="0" w:color="000000"/>
+            <w:top w:val="single" w:color="000000" w:sz="2" w:space="0"/>
+            <w:left w:val="single" w:color="000000" w:sz="2" w:space="0"/>
+            <w:bottom w:val="single" w:color="000000" w:sz="2" w:space="0"/>
+            <w:right w:val="single" w:color="000000" w:sz="2" w:space="0"/>
+            <w:insideH w:val="single" w:color="000000" w:sz="2" w:space="0"/>
+            <w:insideV w:val="single" w:color="000000" w:sz="2" w:space="0"/>
           </w:tblBorders>
-          <w:tblLayout w:type="fixed"/>
           <w:tblCellMar>
             <w:top w:w="0" w:type="dxa"/>
             <w:left w:w="0" w:type="dxa"/>
@@ -644,7 +661,7 @@
           </w:tblCellMar>
         </w:tblPrEx>
         <w:trPr>
-          <w:trHeight w:val="593"/>
+          <w:trHeight w:val="593" w:hRule="atLeast"/>
         </w:trPr>
         <w:tc>
           <w:tcPr>
@@ -661,14 +678,14 @@
               <w:spacing w:before="176" w:line="228" w:lineRule="auto"/>
               <w:ind w:left="607"/>
               <w:rPr>
-                <w:rFonts w:ascii="宋体" w:eastAsia="宋体" w:hAnsi="宋体" w:cs="宋体"/>
+                <w:rFonts w:ascii="宋体" w:hAnsi="宋体" w:eastAsia="宋体" w:cs="宋体"/>
                 <w:sz w:val="20"/>
                 <w:szCs w:val="20"/>
               </w:rPr>
             </w:pPr>
             <w:r>
               <w:rPr>
-                <w:rFonts w:ascii="宋体" w:eastAsia="宋体" w:hAnsi="宋体" w:cs="宋体"/>
+                <w:rFonts w:ascii="宋体" w:hAnsi="宋体" w:eastAsia="宋体" w:cs="宋体"/>
                 <w:spacing w:val="-14"/>
                 <w:sz w:val="20"/>
                 <w:szCs w:val="20"/>
@@ -692,14 +709,14 @@
               <w:spacing w:before="175" w:line="227" w:lineRule="auto"/>
               <w:ind w:left="253"/>
               <w:rPr>
-                <w:rFonts w:ascii="宋体" w:eastAsia="宋体" w:hAnsi="宋体" w:cs="宋体"/>
+                <w:rFonts w:ascii="宋体" w:hAnsi="宋体" w:eastAsia="宋体" w:cs="宋体"/>
                 <w:sz w:val="20"/>
                 <w:szCs w:val="20"/>
               </w:rPr>
             </w:pPr>
             <w:r>
               <w:rPr>
-                <w:rFonts w:ascii="宋体" w:eastAsia="宋体" w:hAnsi="宋体" w:cs="宋体"/>
+                <w:rFonts w:ascii="宋体" w:hAnsi="宋体" w:eastAsia="宋体" w:cs="宋体"/>
                 <w:spacing w:val="4"/>
                 <w:sz w:val="20"/>
                 <w:szCs w:val="20"/>
@@ -723,14 +740,14 @@
               <w:spacing w:before="175" w:line="228" w:lineRule="auto"/>
               <w:ind w:left="730"/>
               <w:rPr>
-                <w:rFonts w:ascii="宋体" w:eastAsia="宋体" w:hAnsi="宋体" w:cs="宋体"/>
+                <w:rFonts w:ascii="宋体" w:hAnsi="宋体" w:eastAsia="宋体" w:cs="宋体"/>
                 <w:sz w:val="20"/>
                 <w:szCs w:val="20"/>
               </w:rPr>
             </w:pPr>
             <w:r>
               <w:rPr>
-                <w:rFonts w:ascii="宋体" w:eastAsia="宋体" w:hAnsi="宋体" w:cs="宋体"/>
+                <w:rFonts w:ascii="宋体" w:hAnsi="宋体" w:eastAsia="宋体" w:cs="宋体"/>
                 <w:spacing w:val="7"/>
                 <w:sz w:val="20"/>
                 <w:szCs w:val="20"/>
@@ -754,14 +771,14 @@
               <w:spacing w:before="175" w:line="228" w:lineRule="auto"/>
               <w:ind w:left="310"/>
               <w:rPr>
-                <w:rFonts w:ascii="宋体" w:eastAsia="宋体" w:hAnsi="宋体" w:cs="宋体"/>
+                <w:rFonts w:ascii="宋体" w:hAnsi="宋体" w:eastAsia="宋体" w:cs="宋体"/>
                 <w:sz w:val="20"/>
                 <w:szCs w:val="20"/>
               </w:rPr>
             </w:pPr>
             <w:r>
               <w:rPr>
-                <w:rFonts w:ascii="宋体" w:eastAsia="宋体" w:hAnsi="宋体" w:cs="宋体"/>
+                <w:rFonts w:ascii="宋体" w:hAnsi="宋体" w:eastAsia="宋体" w:cs="宋体"/>
                 <w:spacing w:val="6"/>
                 <w:sz w:val="20"/>
                 <w:szCs w:val="20"/>
@@ -785,7 +802,7 @@
               <w:spacing w:before="175" w:line="228" w:lineRule="auto"/>
               <w:ind w:left="310"/>
               <w:rPr>
-                <w:rFonts w:ascii="宋体" w:eastAsia="宋体" w:hAnsi="宋体" w:cs="宋体" w:hint="eastAsia"/>
+                <w:rFonts w:hint="eastAsia" w:ascii="宋体" w:hAnsi="宋体" w:eastAsia="宋体" w:cs="宋体"/>
                 <w:spacing w:val="6"/>
                 <w:sz w:val="20"/>
                 <w:szCs w:val="20"/>
@@ -794,7 +811,7 @@
             </w:pPr>
             <w:r>
               <w:rPr>
-                <w:rFonts w:ascii="宋体" w:eastAsia="宋体" w:hAnsi="宋体" w:cs="宋体" w:hint="eastAsia"/>
+                <w:rFonts w:hint="eastAsia" w:ascii="宋体" w:hAnsi="宋体" w:eastAsia="宋体" w:cs="宋体"/>
                 <w:spacing w:val="6"/>
                 <w:sz w:val="20"/>
                 <w:szCs w:val="20"/>
@@ -819,14 +836,14 @@
               <w:spacing w:before="176" w:line="229" w:lineRule="auto"/>
               <w:ind w:left="311"/>
               <w:rPr>
-                <w:rFonts w:ascii="宋体" w:eastAsia="宋体" w:hAnsi="宋体" w:cs="宋体"/>
+                <w:rFonts w:ascii="宋体" w:hAnsi="宋体" w:eastAsia="宋体" w:cs="宋体"/>
                 <w:sz w:val="20"/>
                 <w:szCs w:val="20"/>
               </w:rPr>
             </w:pPr>
             <w:r>
               <w:rPr>
-                <w:rFonts w:ascii="宋体" w:eastAsia="宋体" w:hAnsi="宋体" w:cs="宋体"/>
+                <w:rFonts w:ascii="宋体" w:hAnsi="宋体" w:eastAsia="宋体" w:cs="宋体"/>
                 <w:spacing w:val="7"/>
                 <w:sz w:val="20"/>
                 <w:szCs w:val="20"/>
@@ -838,9 +855,14 @@
       </w:tr>
       <w:tr>
         <w:tblPrEx>
-          <w:tblW w:w="8301" w:type="dxa"/>
-          <w:tblInd w:w="2" w:type="dxa"/>
-          <w:tblLayout w:type="fixed"/>
+          <w:tblBorders>
+            <w:top w:val="single" w:color="000000" w:sz="2" w:space="0"/>
+            <w:left w:val="single" w:color="000000" w:sz="2" w:space="0"/>
+            <w:bottom w:val="single" w:color="000000" w:sz="2" w:space="0"/>
+            <w:right w:val="single" w:color="000000" w:sz="2" w:space="0"/>
+            <w:insideH w:val="single" w:color="000000" w:sz="2" w:space="0"/>
+            <w:insideV w:val="single" w:color="000000" w:sz="2" w:space="0"/>
+          </w:tblBorders>
           <w:tblCellMar>
             <w:top w:w="0" w:type="dxa"/>
             <w:left w:w="0" w:type="dxa"/>
@@ -849,7 +871,7 @@
           </w:tblCellMar>
         </w:tblPrEx>
         <w:trPr>
-          <w:trHeight w:val="556"/>
+          <w:trHeight w:val="556" w:hRule="atLeast"/>
         </w:trPr>
         <w:tc>
           <w:tcPr>
@@ -866,14 +888,14 @@
               <w:spacing w:before="173" w:line="267" w:lineRule="exact"/>
               <w:ind w:left="260"/>
               <w:rPr>
-                <w:rFonts w:ascii="宋体" w:eastAsia="宋体" w:hAnsi="宋体" w:cs="宋体"/>
+                <w:rFonts w:ascii="宋体" w:hAnsi="宋体" w:eastAsia="宋体" w:cs="宋体"/>
                 <w:sz w:val="20"/>
                 <w:szCs w:val="20"/>
               </w:rPr>
             </w:pPr>
             <w:r>
               <w:rPr>
-                <w:rFonts w:ascii="宋体" w:eastAsia="宋体" w:hAnsi="宋体" w:cs="宋体"/>
+                <w:rFonts w:ascii="宋体" w:hAnsi="宋体" w:eastAsia="宋体" w:cs="宋体"/>
                 <w:spacing w:val="3"/>
                 <w:position w:val="1"/>
                 <w:sz w:val="20"/>
@@ -898,14 +920,14 @@
               <w:spacing w:before="173" w:line="267" w:lineRule="exact"/>
               <w:ind w:left="248"/>
               <w:rPr>
-                <w:rFonts w:ascii="宋体" w:eastAsia="宋体" w:hAnsi="宋体" w:cs="宋体"/>
+                <w:rFonts w:ascii="宋体" w:hAnsi="宋体" w:eastAsia="宋体" w:cs="宋体"/>
                 <w:sz w:val="20"/>
                 <w:szCs w:val="20"/>
               </w:rPr>
             </w:pPr>
             <w:r>
               <w:rPr>
-                <w:rFonts w:ascii="宋体" w:eastAsia="宋体" w:hAnsi="宋体" w:cs="宋体"/>
+                <w:rFonts w:ascii="宋体" w:hAnsi="宋体" w:eastAsia="宋体" w:cs="宋体"/>
                 <w:spacing w:val="4"/>
                 <w:position w:val="1"/>
                 <w:sz w:val="20"/>
@@ -931,14 +953,14 @@
               <w:ind w:left="114"/>
               <w:jc w:val="center"/>
               <w:rPr>
-                <w:rFonts w:ascii="宋体" w:eastAsia="宋体" w:hAnsi="宋体" w:cs="宋体"/>
+                <w:rFonts w:ascii="宋体" w:hAnsi="宋体" w:eastAsia="宋体" w:cs="宋体"/>
                 <w:sz w:val="20"/>
                 <w:szCs w:val="20"/>
               </w:rPr>
             </w:pPr>
             <w:r>
               <w:rPr>
-                <w:rFonts w:ascii="宋体" w:eastAsia="宋体" w:hAnsi="宋体" w:cs="宋体"/>
+                <w:rFonts w:ascii="宋体" w:hAnsi="宋体" w:eastAsia="宋体" w:cs="宋体"/>
                 <w:spacing w:val="7"/>
                 <w:sz w:val="20"/>
                 <w:szCs w:val="20"/>
@@ -962,7 +984,7 @@
               <w:spacing w:before="172" w:line="228" w:lineRule="auto"/>
               <w:ind w:left="313"/>
               <w:rPr>
-                <w:rFonts w:ascii="宋体" w:eastAsia="宋体" w:hAnsi="宋体" w:cs="宋体" w:hint="eastAsia"/>
+                <w:rFonts w:hint="eastAsia" w:ascii="宋体" w:hAnsi="宋体" w:eastAsia="宋体" w:cs="宋体"/>
                 <w:sz w:val="20"/>
                 <w:szCs w:val="20"/>
                 <w:lang w:val="en-US" w:eastAsia="zh-CN"/>
@@ -970,7 +992,7 @@
             </w:pPr>
             <w:r>
               <w:rPr>
-                <w:rFonts w:ascii="宋体" w:hAnsi="宋体" w:cs="宋体" w:hint="eastAsia"/>
+                <w:rFonts w:hint="eastAsia" w:ascii="宋体" w:hAnsi="宋体" w:cs="宋体"/>
                 <w:sz w:val="20"/>
                 <w:szCs w:val="20"/>
                 <w:lang w:val="en-US" w:eastAsia="zh-CN"/>
@@ -994,7 +1016,7 @@
               <w:spacing w:before="172" w:line="228" w:lineRule="auto"/>
               <w:ind w:left="313"/>
               <w:rPr>
-                <w:rFonts w:ascii="宋体" w:eastAsia="宋体" w:hAnsi="宋体" w:cs="宋体" w:hint="eastAsia"/>
+                <w:rFonts w:hint="eastAsia" w:ascii="宋体" w:hAnsi="宋体" w:eastAsia="宋体" w:cs="宋体"/>
                 <w:spacing w:val="5"/>
                 <w:sz w:val="20"/>
                 <w:szCs w:val="20"/>
@@ -1024,14 +1046,14 @@
               <w:spacing w:before="173" w:line="229" w:lineRule="auto"/>
               <w:ind w:left="314"/>
               <w:rPr>
-                <w:rFonts w:ascii="宋体" w:eastAsia="宋体" w:hAnsi="宋体" w:cs="宋体"/>
+                <w:rFonts w:ascii="宋体" w:hAnsi="宋体" w:eastAsia="宋体" w:cs="宋体"/>
                 <w:sz w:val="20"/>
                 <w:szCs w:val="20"/>
               </w:rPr>
             </w:pPr>
             <w:r>
               <w:rPr>
-                <w:rFonts w:ascii="宋体" w:eastAsia="宋体" w:hAnsi="宋体" w:cs="宋体" w:hint="eastAsia"/>
+                <w:rFonts w:hint="eastAsia" w:ascii="宋体" w:hAnsi="宋体" w:eastAsia="宋体" w:cs="宋体"/>
                 <w:spacing w:val="6"/>
                 <w:sz w:val="20"/>
                 <w:szCs w:val="20"/>
@@ -1044,9 +1066,14 @@
       </w:tr>
       <w:tr>
         <w:tblPrEx>
-          <w:tblW w:w="8301" w:type="dxa"/>
-          <w:tblInd w:w="2" w:type="dxa"/>
-          <w:tblLayout w:type="fixed"/>
+          <w:tblBorders>
+            <w:top w:val="single" w:color="000000" w:sz="2" w:space="0"/>
+            <w:left w:val="single" w:color="000000" w:sz="2" w:space="0"/>
+            <w:bottom w:val="single" w:color="000000" w:sz="2" w:space="0"/>
+            <w:right w:val="single" w:color="000000" w:sz="2" w:space="0"/>
+            <w:insideH w:val="single" w:color="000000" w:sz="2" w:space="0"/>
+            <w:insideV w:val="single" w:color="000000" w:sz="2" w:space="0"/>
+          </w:tblBorders>
           <w:tblCellMar>
             <w:top w:w="0" w:type="dxa"/>
             <w:left w:w="0" w:type="dxa"/>
@@ -1055,7 +1082,7 @@
           </w:tblCellMar>
         </w:tblPrEx>
         <w:trPr>
-          <w:trHeight w:val="556"/>
+          <w:trHeight w:val="556" w:hRule="atLeast"/>
         </w:trPr>
         <w:tc>
           <w:tcPr>
@@ -1063,7 +1090,7 @@
           </w:tcPr>
           <w:p>
             <w:pPr>
-              <w:pStyle w:val="TableText"/>
+              <w:pStyle w:val="27"/>
               <w:keepLines w:val="0"/>
               <w:pageBreakBefore w:val="0"/>
               <w:widowControl w:val="0"/>
@@ -1079,7 +1106,7 @@
           </w:tcPr>
           <w:p>
             <w:pPr>
-              <w:pStyle w:val="TableText"/>
+              <w:pStyle w:val="27"/>
               <w:keepLines w:val="0"/>
               <w:pageBreakBefore w:val="0"/>
               <w:widowControl w:val="0"/>
@@ -1095,7 +1122,7 @@
           </w:tcPr>
           <w:p>
             <w:pPr>
-              <w:pStyle w:val="TableText"/>
+              <w:pStyle w:val="27"/>
               <w:keepLines w:val="0"/>
               <w:pageBreakBefore w:val="0"/>
               <w:widowControl w:val="0"/>
@@ -1145,7 +1172,7 @@
           </w:tcPr>
           <w:p>
             <w:pPr>
-              <w:pStyle w:val="TableText"/>
+              <w:pStyle w:val="27"/>
               <w:keepLines w:val="0"/>
               <w:pageBreakBefore w:val="0"/>
               <w:widowControl w:val="0"/>
@@ -1158,9 +1185,14 @@
       </w:tr>
       <w:tr>
         <w:tblPrEx>
-          <w:tblW w:w="8301" w:type="dxa"/>
-          <w:tblInd w:w="2" w:type="dxa"/>
-          <w:tblLayout w:type="fixed"/>
+          <w:tblBorders>
+            <w:top w:val="single" w:color="000000" w:sz="2" w:space="0"/>
+            <w:left w:val="single" w:color="000000" w:sz="2" w:space="0"/>
+            <w:bottom w:val="single" w:color="000000" w:sz="2" w:space="0"/>
+            <w:right w:val="single" w:color="000000" w:sz="2" w:space="0"/>
+            <w:insideH w:val="single" w:color="000000" w:sz="2" w:space="0"/>
+            <w:insideV w:val="single" w:color="000000" w:sz="2" w:space="0"/>
+          </w:tblBorders>
           <w:tblCellMar>
             <w:top w:w="0" w:type="dxa"/>
             <w:left w:w="0" w:type="dxa"/>
@@ -1169,7 +1201,7 @@
           </w:tblCellMar>
         </w:tblPrEx>
         <w:trPr>
-          <w:trHeight w:val="556"/>
+          <w:trHeight w:val="556" w:hRule="atLeast"/>
         </w:trPr>
         <w:tc>
           <w:tcPr>
@@ -1177,7 +1209,7 @@
           </w:tcPr>
           <w:p>
             <w:pPr>
-              <w:pStyle w:val="TableText"/>
+              <w:pStyle w:val="27"/>
               <w:keepLines w:val="0"/>
               <w:pageBreakBefore w:val="0"/>
               <w:widowControl w:val="0"/>
@@ -1193,7 +1225,7 @@
           </w:tcPr>
           <w:p>
             <w:pPr>
-              <w:pStyle w:val="TableText"/>
+              <w:pStyle w:val="27"/>
               <w:keepLines w:val="0"/>
               <w:pageBreakBefore w:val="0"/>
               <w:widowControl w:val="0"/>
@@ -1209,7 +1241,7 @@
           </w:tcPr>
           <w:p>
             <w:pPr>
-              <w:pStyle w:val="TableText"/>
+              <w:pStyle w:val="27"/>
               <w:keepLines w:val="0"/>
               <w:pageBreakBefore w:val="0"/>
               <w:widowControl w:val="0"/>
@@ -1259,7 +1291,7 @@
           </w:tcPr>
           <w:p>
             <w:pPr>
-              <w:pStyle w:val="TableText"/>
+              <w:pStyle w:val="27"/>
               <w:keepLines w:val="0"/>
               <w:pageBreakBefore w:val="0"/>
               <w:widowControl w:val="0"/>
@@ -1272,9 +1304,14 @@
       </w:tr>
       <w:tr>
         <w:tblPrEx>
-          <w:tblW w:w="8301" w:type="dxa"/>
-          <w:tblInd w:w="2" w:type="dxa"/>
-          <w:tblLayout w:type="fixed"/>
+          <w:tblBorders>
+            <w:top w:val="single" w:color="000000" w:sz="2" w:space="0"/>
+            <w:left w:val="single" w:color="000000" w:sz="2" w:space="0"/>
+            <w:bottom w:val="single" w:color="000000" w:sz="2" w:space="0"/>
+            <w:right w:val="single" w:color="000000" w:sz="2" w:space="0"/>
+            <w:insideH w:val="single" w:color="000000" w:sz="2" w:space="0"/>
+            <w:insideV w:val="single" w:color="000000" w:sz="2" w:space="0"/>
+          </w:tblBorders>
           <w:tblCellMar>
             <w:top w:w="0" w:type="dxa"/>
             <w:left w:w="0" w:type="dxa"/>
@@ -1283,7 +1320,7 @@
           </w:tblCellMar>
         </w:tblPrEx>
         <w:trPr>
-          <w:trHeight w:val="557"/>
+          <w:trHeight w:val="557" w:hRule="atLeast"/>
         </w:trPr>
         <w:tc>
           <w:tcPr>
@@ -1291,7 +1328,7 @@
           </w:tcPr>
           <w:p>
             <w:pPr>
-              <w:pStyle w:val="TableText"/>
+              <w:pStyle w:val="27"/>
               <w:keepLines w:val="0"/>
               <w:pageBreakBefore w:val="0"/>
               <w:widowControl w:val="0"/>
@@ -1307,7 +1344,7 @@
           </w:tcPr>
           <w:p>
             <w:pPr>
-              <w:pStyle w:val="TableText"/>
+              <w:pStyle w:val="27"/>
               <w:keepLines w:val="0"/>
               <w:pageBreakBefore w:val="0"/>
               <w:widowControl w:val="0"/>
@@ -1323,7 +1360,7 @@
           </w:tcPr>
           <w:p>
             <w:pPr>
-              <w:pStyle w:val="TableText"/>
+              <w:pStyle w:val="27"/>
               <w:keepLines w:val="0"/>
               <w:pageBreakBefore w:val="0"/>
               <w:widowControl w:val="0"/>
@@ -1339,7 +1376,7 @@
           </w:tcPr>
           <w:p>
             <w:pPr>
-              <w:pStyle w:val="TableText"/>
+              <w:pStyle w:val="27"/>
               <w:keepLines w:val="0"/>
               <w:pageBreakBefore w:val="0"/>
               <w:widowControl w:val="0"/>
@@ -1355,7 +1392,7 @@
           </w:tcPr>
           <w:p>
             <w:pPr>
-              <w:pStyle w:val="TableText"/>
+              <w:pStyle w:val="27"/>
               <w:keepLines w:val="0"/>
               <w:pageBreakBefore w:val="0"/>
               <w:widowControl w:val="0"/>
@@ -1371,7 +1408,7 @@
           </w:tcPr>
           <w:p>
             <w:pPr>
-              <w:pStyle w:val="TableText"/>
+              <w:pStyle w:val="27"/>
               <w:keepLines w:val="0"/>
               <w:pageBreakBefore w:val="0"/>
               <w:widowControl w:val="0"/>
@@ -1384,9 +1421,14 @@
       </w:tr>
       <w:tr>
         <w:tblPrEx>
-          <w:tblW w:w="8301" w:type="dxa"/>
-          <w:tblInd w:w="2" w:type="dxa"/>
-          <w:tblLayout w:type="fixed"/>
+          <w:tblBorders>
+            <w:top w:val="single" w:color="000000" w:sz="2" w:space="0"/>
+            <w:left w:val="single" w:color="000000" w:sz="2" w:space="0"/>
+            <w:bottom w:val="single" w:color="000000" w:sz="2" w:space="0"/>
+            <w:right w:val="single" w:color="000000" w:sz="2" w:space="0"/>
+            <w:insideH w:val="single" w:color="000000" w:sz="2" w:space="0"/>
+            <w:insideV w:val="single" w:color="000000" w:sz="2" w:space="0"/>
+          </w:tblBorders>
           <w:tblCellMar>
             <w:top w:w="0" w:type="dxa"/>
             <w:left w:w="0" w:type="dxa"/>
@@ -1395,7 +1437,7 @@
           </w:tblCellMar>
         </w:tblPrEx>
         <w:trPr>
-          <w:trHeight w:val="556"/>
+          <w:trHeight w:val="556" w:hRule="atLeast"/>
         </w:trPr>
         <w:tc>
           <w:tcPr>
@@ -1403,7 +1445,7 @@
           </w:tcPr>
           <w:p>
             <w:pPr>
-              <w:pStyle w:val="TableText"/>
+              <w:pStyle w:val="27"/>
               <w:keepLines w:val="0"/>
               <w:pageBreakBefore w:val="0"/>
               <w:widowControl w:val="0"/>
@@ -1419,7 +1461,7 @@
           </w:tcPr>
           <w:p>
             <w:pPr>
-              <w:pStyle w:val="TableText"/>
+              <w:pStyle w:val="27"/>
               <w:keepLines w:val="0"/>
               <w:pageBreakBefore w:val="0"/>
               <w:widowControl w:val="0"/>
@@ -1435,7 +1477,7 @@
           </w:tcPr>
           <w:p>
             <w:pPr>
-              <w:pStyle w:val="TableText"/>
+              <w:pStyle w:val="27"/>
               <w:keepLines w:val="0"/>
               <w:pageBreakBefore w:val="0"/>
               <w:widowControl w:val="0"/>
@@ -1451,7 +1493,7 @@
           </w:tcPr>
           <w:p>
             <w:pPr>
-              <w:pStyle w:val="TableText"/>
+              <w:pStyle w:val="27"/>
               <w:keepLines w:val="0"/>
               <w:pageBreakBefore w:val="0"/>
               <w:widowControl w:val="0"/>
@@ -1467,7 +1509,7 @@
           </w:tcPr>
           <w:p>
             <w:pPr>
-              <w:pStyle w:val="TableText"/>
+              <w:pStyle w:val="27"/>
               <w:keepLines w:val="0"/>
               <w:pageBreakBefore w:val="0"/>
               <w:widowControl w:val="0"/>
@@ -1483,7 +1525,7 @@
           </w:tcPr>
           <w:p>
             <w:pPr>
-              <w:pStyle w:val="TableText"/>
+              <w:pStyle w:val="27"/>
               <w:keepLines w:val="0"/>
               <w:pageBreakBefore w:val="0"/>
               <w:widowControl w:val="0"/>
@@ -1496,9 +1538,14 @@
       </w:tr>
       <w:tr>
         <w:tblPrEx>
-          <w:tblW w:w="8301" w:type="dxa"/>
-          <w:tblInd w:w="2" w:type="dxa"/>
-          <w:tblLayout w:type="fixed"/>
+          <w:tblBorders>
+            <w:top w:val="single" w:color="000000" w:sz="2" w:space="0"/>
+            <w:left w:val="single" w:color="000000" w:sz="2" w:space="0"/>
+            <w:bottom w:val="single" w:color="000000" w:sz="2" w:space="0"/>
+            <w:right w:val="single" w:color="000000" w:sz="2" w:space="0"/>
+            <w:insideH w:val="single" w:color="000000" w:sz="2" w:space="0"/>
+            <w:insideV w:val="single" w:color="000000" w:sz="2" w:space="0"/>
+          </w:tblBorders>
           <w:tblCellMar>
             <w:top w:w="0" w:type="dxa"/>
             <w:left w:w="0" w:type="dxa"/>
@@ -1507,7 +1554,7 @@
           </w:tblCellMar>
         </w:tblPrEx>
         <w:trPr>
-          <w:trHeight w:val="561"/>
+          <w:trHeight w:val="561" w:hRule="atLeast"/>
         </w:trPr>
         <w:tc>
           <w:tcPr>
@@ -1515,7 +1562,7 @@
           </w:tcPr>
           <w:p>
             <w:pPr>
-              <w:pStyle w:val="TableText"/>
+              <w:pStyle w:val="27"/>
               <w:keepLines w:val="0"/>
               <w:pageBreakBefore w:val="0"/>
               <w:widowControl w:val="0"/>
@@ -1531,7 +1578,7 @@
           </w:tcPr>
           <w:p>
             <w:pPr>
-              <w:pStyle w:val="TableText"/>
+              <w:pStyle w:val="27"/>
               <w:keepLines w:val="0"/>
               <w:pageBreakBefore w:val="0"/>
               <w:widowControl w:val="0"/>
@@ -1547,7 +1594,7 @@
           </w:tcPr>
           <w:p>
             <w:pPr>
-              <w:pStyle w:val="TableText"/>
+              <w:pStyle w:val="27"/>
               <w:keepLines w:val="0"/>
               <w:pageBreakBefore w:val="0"/>
               <w:widowControl w:val="0"/>
@@ -1563,7 +1610,7 @@
           </w:tcPr>
           <w:p>
             <w:pPr>
-              <w:pStyle w:val="TableText"/>
+              <w:pStyle w:val="27"/>
               <w:keepLines w:val="0"/>
               <w:pageBreakBefore w:val="0"/>
               <w:widowControl w:val="0"/>
@@ -1579,7 +1626,7 @@
           </w:tcPr>
           <w:p>
             <w:pPr>
-              <w:pStyle w:val="TableText"/>
+              <w:pStyle w:val="27"/>
               <w:keepLines w:val="0"/>
               <w:pageBreakBefore w:val="0"/>
               <w:widowControl w:val="0"/>
@@ -1595,7 +1642,7 @@
           </w:tcPr>
           <w:p>
             <w:pPr>
-              <w:pStyle w:val="TableText"/>
+              <w:pStyle w:val="27"/>
               <w:keepLines w:val="0"/>
               <w:pageBreakBefore w:val="0"/>
               <w:widowControl w:val="0"/>
@@ -1623,7 +1670,7 @@
     <w:sdt>
       <w:sdtPr>
         <w:rPr>
-          <w:rFonts w:ascii="宋体" w:eastAsia="宋体" w:hAnsi="宋体" w:cs="Arial"/>
+          <w:rFonts w:ascii="宋体" w:hAnsi="宋体" w:eastAsia="宋体" w:cs="Arial"/>
           <w:snapToGrid w:val="0"/>
           <w:color w:val="000000"/>
           <w:kern w:val="0"/>
@@ -1639,7 +1686,7 @@
       </w:sdtPr>
       <w:sdtEndPr>
         <w:rPr>
-          <w:rFonts w:ascii="宋体" w:eastAsia="宋体" w:hAnsi="宋体" w:cs="宋体" w:hint="eastAsia"/>
+          <w:rFonts w:hint="eastAsia" w:ascii="宋体" w:hAnsi="宋体" w:eastAsia="宋体" w:cs="宋体"/>
           <w:snapToGrid w:val="0"/>
           <w:color w:val="000000"/>
           <w:kern w:val="0"/>
@@ -1658,17 +1705,17 @@
             <w:overflowPunct/>
             <w:bidi w:val="0"/>
             <w:spacing w:before="0" w:beforeLines="0" w:after="0" w:afterLines="0" w:line="240" w:lineRule="auto"/>
-            <w:ind w:left="0" w:right="0" w:firstLine="0" w:leftChars="0" w:rightChars="0" w:firstLineChars="0"/>
+            <w:ind w:left="0" w:leftChars="0" w:right="0" w:rightChars="0" w:firstLine="0" w:firstLineChars="0"/>
             <w:jc w:val="center"/>
             <w:rPr>
-              <w:rFonts w:ascii="宋体" w:eastAsia="宋体" w:hAnsi="宋体" w:cs="宋体" w:hint="eastAsia"/>
+              <w:rFonts w:hint="eastAsia" w:ascii="宋体" w:hAnsi="宋体" w:eastAsia="宋体" w:cs="宋体"/>
               <w:sz w:val="24"/>
               <w:szCs w:val="24"/>
             </w:rPr>
           </w:pPr>
           <w:r>
             <w:rPr>
-              <w:rFonts w:ascii="宋体" w:eastAsia="宋体" w:hAnsi="宋体" w:cs="宋体" w:hint="eastAsia"/>
+              <w:rFonts w:hint="eastAsia" w:ascii="宋体" w:hAnsi="宋体" w:eastAsia="宋体" w:cs="宋体"/>
               <w:sz w:val="24"/>
               <w:szCs w:val="24"/>
             </w:rPr>
@@ -1677,14 +1724,14 @@
         </w:p>
         <w:p>
           <w:pPr>
-            <w:pStyle w:val="TOC1"/>
+            <w:pStyle w:val="16"/>
             <w:tabs>
               <w:tab w:val="right" w:leader="dot" w:pos="8306"/>
             </w:tabs>
           </w:pPr>
           <w:r>
             <w:rPr>
-              <w:rFonts w:ascii="宋体" w:eastAsia="宋体" w:hAnsi="宋体" w:cs="宋体" w:hint="eastAsia"/>
+              <w:rFonts w:hint="eastAsia" w:ascii="宋体" w:hAnsi="宋体" w:eastAsia="宋体" w:cs="宋体"/>
               <w:sz w:val="24"/>
               <w:szCs w:val="24"/>
             </w:rPr>
@@ -1692,7 +1739,7 @@
           </w:r>
           <w:r>
             <w:rPr>
-              <w:rFonts w:ascii="宋体" w:eastAsia="宋体" w:hAnsi="宋体" w:cs="宋体" w:hint="eastAsia"/>
+              <w:rFonts w:hint="eastAsia" w:ascii="宋体" w:hAnsi="宋体" w:eastAsia="宋体" w:cs="宋体"/>
               <w:sz w:val="24"/>
               <w:szCs w:val="24"/>
             </w:rPr>
@@ -1700,7 +1747,7 @@
           </w:r>
           <w:r>
             <w:rPr>
-              <w:rFonts w:ascii="宋体" w:eastAsia="宋体" w:hAnsi="宋体" w:cs="宋体" w:hint="eastAsia"/>
+              <w:rFonts w:hint="eastAsia" w:ascii="宋体" w:hAnsi="宋体" w:eastAsia="宋体" w:cs="宋体"/>
               <w:sz w:val="24"/>
               <w:szCs w:val="24"/>
             </w:rPr>
@@ -1708,21 +1755,21 @@
           </w:r>
           <w:r>
             <w:rPr>
-              <w:rFonts w:ascii="宋体" w:eastAsia="宋体" w:hAnsi="宋体" w:cs="宋体" w:hint="eastAsia"/>
+              <w:rFonts w:hint="eastAsia" w:ascii="宋体" w:hAnsi="宋体" w:eastAsia="宋体" w:cs="宋体"/>
               <w:szCs w:val="24"/>
             </w:rPr>
             <w:fldChar w:fldCharType="begin"/>
           </w:r>
           <w:r>
             <w:rPr>
-              <w:rFonts w:ascii="宋体" w:eastAsia="宋体" w:hAnsi="宋体" w:cs="宋体" w:hint="eastAsia"/>
+              <w:rFonts w:hint="eastAsia" w:ascii="宋体" w:hAnsi="宋体" w:eastAsia="宋体" w:cs="宋体"/>
               <w:szCs w:val="24"/>
             </w:rPr>
             <w:instrText xml:space="preserve"> HYPERLINK \l _Toc19167 </w:instrText>
           </w:r>
           <w:r>
             <w:rPr>
-              <w:rFonts w:ascii="宋体" w:eastAsia="宋体" w:hAnsi="宋体" w:cs="宋体" w:hint="eastAsia"/>
+              <w:rFonts w:hint="eastAsia" w:ascii="宋体" w:hAnsi="宋体" w:eastAsia="宋体" w:cs="宋体"/>
               <w:szCs w:val="24"/>
             </w:rPr>
             <w:fldChar w:fldCharType="separate"/>
@@ -1754,7 +1801,7 @@
           </w:r>
           <w:r>
             <w:rPr>
-              <w:rFonts w:ascii="宋体" w:eastAsia="宋体" w:hAnsi="宋体" w:cs="宋体" w:hint="eastAsia"/>
+              <w:rFonts w:hint="eastAsia" w:ascii="宋体" w:hAnsi="宋体" w:eastAsia="宋体" w:cs="宋体"/>
               <w:szCs w:val="24"/>
             </w:rPr>
             <w:fldChar w:fldCharType="end"/>
@@ -1762,28 +1809,28 @@
         </w:p>
         <w:p>
           <w:pPr>
-            <w:pStyle w:val="TOC1"/>
+            <w:pStyle w:val="16"/>
             <w:tabs>
               <w:tab w:val="right" w:leader="dot" w:pos="8306"/>
             </w:tabs>
           </w:pPr>
           <w:r>
             <w:rPr>
-              <w:rFonts w:ascii="宋体" w:eastAsia="宋体" w:hAnsi="宋体" w:cs="宋体" w:hint="eastAsia"/>
+              <w:rFonts w:hint="eastAsia" w:ascii="宋体" w:hAnsi="宋体" w:eastAsia="宋体" w:cs="宋体"/>
               <w:szCs w:val="24"/>
             </w:rPr>
             <w:fldChar w:fldCharType="begin"/>
           </w:r>
           <w:r>
             <w:rPr>
-              <w:rFonts w:ascii="宋体" w:eastAsia="宋体" w:hAnsi="宋体" w:cs="宋体" w:hint="eastAsia"/>
+              <w:rFonts w:hint="eastAsia" w:ascii="宋体" w:hAnsi="宋体" w:eastAsia="宋体" w:cs="宋体"/>
               <w:szCs w:val="24"/>
             </w:rPr>
             <w:instrText xml:space="preserve"> HYPERLINK \l _Toc15133 </w:instrText>
           </w:r>
           <w:r>
             <w:rPr>
-              <w:rFonts w:ascii="宋体" w:eastAsia="宋体" w:hAnsi="宋体" w:cs="宋体" w:hint="eastAsia"/>
+              <w:rFonts w:hint="eastAsia" w:ascii="宋体" w:hAnsi="宋体" w:eastAsia="宋体" w:cs="宋体"/>
               <w:szCs w:val="24"/>
             </w:rPr>
             <w:fldChar w:fldCharType="separate"/>
@@ -1815,7 +1862,7 @@
           </w:r>
           <w:r>
             <w:rPr>
-              <w:rFonts w:ascii="宋体" w:eastAsia="宋体" w:hAnsi="宋体" w:cs="宋体" w:hint="eastAsia"/>
+              <w:rFonts w:hint="eastAsia" w:ascii="宋体" w:hAnsi="宋体" w:eastAsia="宋体" w:cs="宋体"/>
               <w:szCs w:val="24"/>
             </w:rPr>
             <w:fldChar w:fldCharType="end"/>
@@ -1823,28 +1870,28 @@
         </w:p>
         <w:p>
           <w:pPr>
-            <w:pStyle w:val="TOC1"/>
+            <w:pStyle w:val="16"/>
             <w:tabs>
               <w:tab w:val="right" w:leader="dot" w:pos="8306"/>
             </w:tabs>
           </w:pPr>
           <w:r>
             <w:rPr>
-              <w:rFonts w:ascii="宋体" w:eastAsia="宋体" w:hAnsi="宋体" w:cs="宋体" w:hint="eastAsia"/>
+              <w:rFonts w:hint="eastAsia" w:ascii="宋体" w:hAnsi="宋体" w:eastAsia="宋体" w:cs="宋体"/>
               <w:szCs w:val="24"/>
             </w:rPr>
             <w:fldChar w:fldCharType="begin"/>
           </w:r>
           <w:r>
             <w:rPr>
-              <w:rFonts w:ascii="宋体" w:eastAsia="宋体" w:hAnsi="宋体" w:cs="宋体" w:hint="eastAsia"/>
+              <w:rFonts w:hint="eastAsia" w:ascii="宋体" w:hAnsi="宋体" w:eastAsia="宋体" w:cs="宋体"/>
               <w:szCs w:val="24"/>
             </w:rPr>
             <w:instrText xml:space="preserve"> HYPERLINK \l _Toc26613 </w:instrText>
           </w:r>
           <w:r>
             <w:rPr>
-              <w:rFonts w:ascii="宋体" w:eastAsia="宋体" w:hAnsi="宋体" w:cs="宋体" w:hint="eastAsia"/>
+              <w:rFonts w:hint="eastAsia" w:ascii="宋体" w:hAnsi="宋体" w:eastAsia="宋体" w:cs="宋体"/>
               <w:szCs w:val="24"/>
             </w:rPr>
             <w:fldChar w:fldCharType="separate"/>
@@ -1878,7 +1925,7 @@
           </w:r>
           <w:r>
             <w:rPr>
-              <w:rFonts w:ascii="宋体" w:eastAsia="宋体" w:hAnsi="宋体" w:cs="宋体" w:hint="eastAsia"/>
+              <w:rFonts w:hint="eastAsia" w:ascii="宋体" w:hAnsi="宋体" w:eastAsia="宋体" w:cs="宋体"/>
               <w:szCs w:val="24"/>
             </w:rPr>
             <w:fldChar w:fldCharType="end"/>
@@ -1886,28 +1933,28 @@
         </w:p>
         <w:p>
           <w:pPr>
-            <w:pStyle w:val="TOC1"/>
+            <w:pStyle w:val="16"/>
             <w:tabs>
               <w:tab w:val="right" w:leader="dot" w:pos="8306"/>
             </w:tabs>
           </w:pPr>
           <w:r>
             <w:rPr>
-              <w:rFonts w:ascii="宋体" w:eastAsia="宋体" w:hAnsi="宋体" w:cs="宋体" w:hint="eastAsia"/>
+              <w:rFonts w:hint="eastAsia" w:ascii="宋体" w:hAnsi="宋体" w:eastAsia="宋体" w:cs="宋体"/>
               <w:szCs w:val="24"/>
             </w:rPr>
             <w:fldChar w:fldCharType="begin"/>
           </w:r>
           <w:r>
             <w:rPr>
-              <w:rFonts w:ascii="宋体" w:eastAsia="宋体" w:hAnsi="宋体" w:cs="宋体" w:hint="eastAsia"/>
+              <w:rFonts w:hint="eastAsia" w:ascii="宋体" w:hAnsi="宋体" w:eastAsia="宋体" w:cs="宋体"/>
               <w:szCs w:val="24"/>
             </w:rPr>
             <w:instrText xml:space="preserve"> HYPERLINK \l _Toc23846 </w:instrText>
           </w:r>
           <w:r>
             <w:rPr>
-              <w:rFonts w:ascii="宋体" w:eastAsia="宋体" w:hAnsi="宋体" w:cs="宋体" w:hint="eastAsia"/>
+              <w:rFonts w:hint="eastAsia" w:ascii="宋体" w:hAnsi="宋体" w:eastAsia="宋体" w:cs="宋体"/>
               <w:szCs w:val="24"/>
             </w:rPr>
             <w:fldChar w:fldCharType="separate"/>
@@ -1946,7 +1993,7 @@
           </w:r>
           <w:r>
             <w:rPr>
-              <w:rFonts w:ascii="宋体" w:eastAsia="宋体" w:hAnsi="宋体" w:cs="宋体" w:hint="eastAsia"/>
+              <w:rFonts w:hint="eastAsia" w:ascii="宋体" w:hAnsi="宋体" w:eastAsia="宋体" w:cs="宋体"/>
               <w:szCs w:val="24"/>
             </w:rPr>
             <w:fldChar w:fldCharType="end"/>
@@ -1954,28 +2001,28 @@
         </w:p>
         <w:p>
           <w:pPr>
-            <w:pStyle w:val="TOC1"/>
+            <w:pStyle w:val="16"/>
             <w:tabs>
               <w:tab w:val="right" w:leader="dot" w:pos="8306"/>
             </w:tabs>
           </w:pPr>
           <w:r>
             <w:rPr>
-              <w:rFonts w:ascii="宋体" w:eastAsia="宋体" w:hAnsi="宋体" w:cs="宋体" w:hint="eastAsia"/>
+              <w:rFonts w:hint="eastAsia" w:ascii="宋体" w:hAnsi="宋体" w:eastAsia="宋体" w:cs="宋体"/>
               <w:szCs w:val="24"/>
             </w:rPr>
             <w:fldChar w:fldCharType="begin"/>
           </w:r>
           <w:r>
             <w:rPr>
-              <w:rFonts w:ascii="宋体" w:eastAsia="宋体" w:hAnsi="宋体" w:cs="宋体" w:hint="eastAsia"/>
+              <w:rFonts w:hint="eastAsia" w:ascii="宋体" w:hAnsi="宋体" w:eastAsia="宋体" w:cs="宋体"/>
               <w:szCs w:val="24"/>
             </w:rPr>
             <w:instrText xml:space="preserve"> HYPERLINK \l _Toc27927 </w:instrText>
           </w:r>
           <w:r>
             <w:rPr>
-              <w:rFonts w:ascii="宋体" w:eastAsia="宋体" w:hAnsi="宋体" w:cs="宋体" w:hint="eastAsia"/>
+              <w:rFonts w:hint="eastAsia" w:ascii="宋体" w:hAnsi="宋体" w:eastAsia="宋体" w:cs="宋体"/>
               <w:szCs w:val="24"/>
             </w:rPr>
             <w:fldChar w:fldCharType="separate"/>
@@ -2016,7 +2063,7 @@
           </w:r>
           <w:r>
             <w:rPr>
-              <w:rFonts w:ascii="宋体" w:eastAsia="宋体" w:hAnsi="宋体" w:cs="宋体" w:hint="eastAsia"/>
+              <w:rFonts w:hint="eastAsia" w:ascii="宋体" w:hAnsi="宋体" w:eastAsia="宋体" w:cs="宋体"/>
               <w:szCs w:val="24"/>
             </w:rPr>
             <w:fldChar w:fldCharType="end"/>
@@ -2024,28 +2071,28 @@
         </w:p>
         <w:p>
           <w:pPr>
-            <w:pStyle w:val="TOC1"/>
+            <w:pStyle w:val="16"/>
             <w:tabs>
               <w:tab w:val="right" w:leader="dot" w:pos="8306"/>
             </w:tabs>
           </w:pPr>
           <w:r>
             <w:rPr>
-              <w:rFonts w:ascii="宋体" w:eastAsia="宋体" w:hAnsi="宋体" w:cs="宋体" w:hint="eastAsia"/>
+              <w:rFonts w:hint="eastAsia" w:ascii="宋体" w:hAnsi="宋体" w:eastAsia="宋体" w:cs="宋体"/>
               <w:szCs w:val="24"/>
             </w:rPr>
             <w:fldChar w:fldCharType="begin"/>
           </w:r>
           <w:r>
             <w:rPr>
-              <w:rFonts w:ascii="宋体" w:eastAsia="宋体" w:hAnsi="宋体" w:cs="宋体" w:hint="eastAsia"/>
+              <w:rFonts w:hint="eastAsia" w:ascii="宋体" w:hAnsi="宋体" w:eastAsia="宋体" w:cs="宋体"/>
               <w:szCs w:val="24"/>
             </w:rPr>
             <w:instrText xml:space="preserve"> HYPERLINK \l _Toc1700 </w:instrText>
           </w:r>
           <w:r>
             <w:rPr>
-              <w:rFonts w:ascii="宋体" w:eastAsia="宋体" w:hAnsi="宋体" w:cs="宋体" w:hint="eastAsia"/>
+              <w:rFonts w:hint="eastAsia" w:ascii="宋体" w:hAnsi="宋体" w:eastAsia="宋体" w:cs="宋体"/>
               <w:szCs w:val="24"/>
             </w:rPr>
             <w:fldChar w:fldCharType="separate"/>
@@ -2084,7 +2131,7 @@
           </w:r>
           <w:r>
             <w:rPr>
-              <w:rFonts w:ascii="宋体" w:eastAsia="宋体" w:hAnsi="宋体" w:cs="宋体" w:hint="eastAsia"/>
+              <w:rFonts w:hint="eastAsia" w:ascii="宋体" w:hAnsi="宋体" w:eastAsia="宋体" w:cs="宋体"/>
               <w:szCs w:val="24"/>
             </w:rPr>
             <w:fldChar w:fldCharType="end"/>
@@ -2092,28 +2139,28 @@
         </w:p>
         <w:p>
           <w:pPr>
-            <w:pStyle w:val="TOC2"/>
+            <w:pStyle w:val="17"/>
             <w:tabs>
               <w:tab w:val="right" w:leader="dot" w:pos="8306"/>
             </w:tabs>
           </w:pPr>
           <w:r>
             <w:rPr>
-              <w:rFonts w:ascii="宋体" w:eastAsia="宋体" w:hAnsi="宋体" w:cs="宋体" w:hint="eastAsia"/>
+              <w:rFonts w:hint="eastAsia" w:ascii="宋体" w:hAnsi="宋体" w:eastAsia="宋体" w:cs="宋体"/>
               <w:szCs w:val="24"/>
             </w:rPr>
             <w:fldChar w:fldCharType="begin"/>
           </w:r>
           <w:r>
             <w:rPr>
-              <w:rFonts w:ascii="宋体" w:eastAsia="宋体" w:hAnsi="宋体" w:cs="宋体" w:hint="eastAsia"/>
+              <w:rFonts w:hint="eastAsia" w:ascii="宋体" w:hAnsi="宋体" w:eastAsia="宋体" w:cs="宋体"/>
               <w:szCs w:val="24"/>
             </w:rPr>
             <w:instrText xml:space="preserve"> HYPERLINK \l _Toc22030 </w:instrText>
           </w:r>
           <w:r>
             <w:rPr>
-              <w:rFonts w:ascii="宋体" w:eastAsia="宋体" w:hAnsi="宋体" w:cs="宋体" w:hint="eastAsia"/>
+              <w:rFonts w:hint="eastAsia" w:ascii="宋体" w:hAnsi="宋体" w:eastAsia="宋体" w:cs="宋体"/>
               <w:szCs w:val="24"/>
             </w:rPr>
             <w:fldChar w:fldCharType="separate"/>
@@ -2152,7 +2199,7 @@
           </w:r>
           <w:r>
             <w:rPr>
-              <w:rFonts w:ascii="宋体" w:eastAsia="宋体" w:hAnsi="宋体" w:cs="宋体" w:hint="eastAsia"/>
+              <w:rFonts w:hint="eastAsia" w:ascii="宋体" w:hAnsi="宋体" w:eastAsia="宋体" w:cs="宋体"/>
               <w:szCs w:val="24"/>
             </w:rPr>
             <w:fldChar w:fldCharType="end"/>
@@ -2160,28 +2207,28 @@
         </w:p>
         <w:p>
           <w:pPr>
-            <w:pStyle w:val="TOC2"/>
+            <w:pStyle w:val="17"/>
             <w:tabs>
               <w:tab w:val="right" w:leader="dot" w:pos="8306"/>
             </w:tabs>
           </w:pPr>
           <w:r>
             <w:rPr>
-              <w:rFonts w:ascii="宋体" w:eastAsia="宋体" w:hAnsi="宋体" w:cs="宋体" w:hint="eastAsia"/>
+              <w:rFonts w:hint="eastAsia" w:ascii="宋体" w:hAnsi="宋体" w:eastAsia="宋体" w:cs="宋体"/>
               <w:szCs w:val="24"/>
             </w:rPr>
             <w:fldChar w:fldCharType="begin"/>
           </w:r>
           <w:r>
             <w:rPr>
-              <w:rFonts w:ascii="宋体" w:eastAsia="宋体" w:hAnsi="宋体" w:cs="宋体" w:hint="eastAsia"/>
+              <w:rFonts w:hint="eastAsia" w:ascii="宋体" w:hAnsi="宋体" w:eastAsia="宋体" w:cs="宋体"/>
               <w:szCs w:val="24"/>
             </w:rPr>
             <w:instrText xml:space="preserve"> HYPERLINK \l _Toc27409 </w:instrText>
           </w:r>
           <w:r>
             <w:rPr>
-              <w:rFonts w:ascii="宋体" w:eastAsia="宋体" w:hAnsi="宋体" w:cs="宋体" w:hint="eastAsia"/>
+              <w:rFonts w:hint="eastAsia" w:ascii="宋体" w:hAnsi="宋体" w:eastAsia="宋体" w:cs="宋体"/>
               <w:szCs w:val="24"/>
             </w:rPr>
             <w:fldChar w:fldCharType="separate"/>
@@ -2220,7 +2267,7 @@
           </w:r>
           <w:r>
             <w:rPr>
-              <w:rFonts w:ascii="宋体" w:eastAsia="宋体" w:hAnsi="宋体" w:cs="宋体" w:hint="eastAsia"/>
+              <w:rFonts w:hint="eastAsia" w:ascii="宋体" w:hAnsi="宋体" w:eastAsia="宋体" w:cs="宋体"/>
               <w:szCs w:val="24"/>
             </w:rPr>
             <w:fldChar w:fldCharType="end"/>
@@ -2228,28 +2275,28 @@
         </w:p>
         <w:p>
           <w:pPr>
-            <w:pStyle w:val="TOC1"/>
+            <w:pStyle w:val="16"/>
             <w:tabs>
               <w:tab w:val="right" w:leader="dot" w:pos="8306"/>
             </w:tabs>
           </w:pPr>
           <w:r>
             <w:rPr>
-              <w:rFonts w:ascii="宋体" w:eastAsia="宋体" w:hAnsi="宋体" w:cs="宋体" w:hint="eastAsia"/>
+              <w:rFonts w:hint="eastAsia" w:ascii="宋体" w:hAnsi="宋体" w:eastAsia="宋体" w:cs="宋体"/>
               <w:szCs w:val="24"/>
             </w:rPr>
             <w:fldChar w:fldCharType="begin"/>
           </w:r>
           <w:r>
             <w:rPr>
-              <w:rFonts w:ascii="宋体" w:eastAsia="宋体" w:hAnsi="宋体" w:cs="宋体" w:hint="eastAsia"/>
+              <w:rFonts w:hint="eastAsia" w:ascii="宋体" w:hAnsi="宋体" w:eastAsia="宋体" w:cs="宋体"/>
               <w:szCs w:val="24"/>
             </w:rPr>
             <w:instrText xml:space="preserve"> HYPERLINK \l _Toc23537 </w:instrText>
           </w:r>
           <w:r>
             <w:rPr>
-              <w:rFonts w:ascii="宋体" w:eastAsia="宋体" w:hAnsi="宋体" w:cs="宋体" w:hint="eastAsia"/>
+              <w:rFonts w:hint="eastAsia" w:ascii="宋体" w:hAnsi="宋体" w:eastAsia="宋体" w:cs="宋体"/>
               <w:szCs w:val="24"/>
             </w:rPr>
             <w:fldChar w:fldCharType="separate"/>
@@ -2288,7 +2335,7 @@
           </w:r>
           <w:r>
             <w:rPr>
-              <w:rFonts w:ascii="宋体" w:eastAsia="宋体" w:hAnsi="宋体" w:cs="宋体" w:hint="eastAsia"/>
+              <w:rFonts w:hint="eastAsia" w:ascii="宋体" w:hAnsi="宋体" w:eastAsia="宋体" w:cs="宋体"/>
               <w:szCs w:val="24"/>
             </w:rPr>
             <w:fldChar w:fldCharType="end"/>
@@ -2296,28 +2343,28 @@
         </w:p>
         <w:p>
           <w:pPr>
-            <w:pStyle w:val="TOC3"/>
+            <w:pStyle w:val="13"/>
             <w:tabs>
               <w:tab w:val="right" w:leader="dot" w:pos="8306"/>
             </w:tabs>
           </w:pPr>
           <w:r>
             <w:rPr>
-              <w:rFonts w:ascii="宋体" w:eastAsia="宋体" w:hAnsi="宋体" w:cs="宋体" w:hint="eastAsia"/>
+              <w:rFonts w:hint="eastAsia" w:ascii="宋体" w:hAnsi="宋体" w:eastAsia="宋体" w:cs="宋体"/>
               <w:szCs w:val="24"/>
             </w:rPr>
             <w:fldChar w:fldCharType="begin"/>
           </w:r>
           <w:r>
             <w:rPr>
-              <w:rFonts w:ascii="宋体" w:eastAsia="宋体" w:hAnsi="宋体" w:cs="宋体" w:hint="eastAsia"/>
+              <w:rFonts w:hint="eastAsia" w:ascii="宋体" w:hAnsi="宋体" w:eastAsia="宋体" w:cs="宋体"/>
               <w:szCs w:val="24"/>
             </w:rPr>
             <w:instrText xml:space="preserve"> HYPERLINK \l _Toc3208 </w:instrText>
           </w:r>
           <w:r>
             <w:rPr>
-              <w:rFonts w:ascii="宋体" w:eastAsia="宋体" w:hAnsi="宋体" w:cs="宋体" w:hint="eastAsia"/>
+              <w:rFonts w:hint="eastAsia" w:ascii="宋体" w:hAnsi="宋体" w:eastAsia="宋体" w:cs="宋体"/>
               <w:szCs w:val="24"/>
             </w:rPr>
             <w:fldChar w:fldCharType="separate"/>
@@ -2351,7 +2398,7 @@
           </w:r>
           <w:r>
             <w:rPr>
-              <w:rFonts w:ascii="宋体" w:eastAsia="宋体" w:hAnsi="宋体" w:cs="宋体" w:hint="eastAsia"/>
+              <w:rFonts w:hint="eastAsia" w:ascii="宋体" w:hAnsi="宋体" w:eastAsia="宋体" w:cs="宋体"/>
               <w:szCs w:val="24"/>
             </w:rPr>
             <w:fldChar w:fldCharType="end"/>
@@ -2359,28 +2406,28 @@
         </w:p>
         <w:p>
           <w:pPr>
-            <w:pStyle w:val="TOC3"/>
+            <w:pStyle w:val="13"/>
             <w:tabs>
               <w:tab w:val="right" w:leader="dot" w:pos="8306"/>
             </w:tabs>
           </w:pPr>
           <w:r>
             <w:rPr>
-              <w:rFonts w:ascii="宋体" w:eastAsia="宋体" w:hAnsi="宋体" w:cs="宋体" w:hint="eastAsia"/>
+              <w:rFonts w:hint="eastAsia" w:ascii="宋体" w:hAnsi="宋体" w:eastAsia="宋体" w:cs="宋体"/>
               <w:szCs w:val="24"/>
             </w:rPr>
             <w:fldChar w:fldCharType="begin"/>
           </w:r>
           <w:r>
             <w:rPr>
-              <w:rFonts w:ascii="宋体" w:eastAsia="宋体" w:hAnsi="宋体" w:cs="宋体" w:hint="eastAsia"/>
+              <w:rFonts w:hint="eastAsia" w:ascii="宋体" w:hAnsi="宋体" w:eastAsia="宋体" w:cs="宋体"/>
               <w:szCs w:val="24"/>
             </w:rPr>
             <w:instrText xml:space="preserve"> HYPERLINK \l _Toc30796 </w:instrText>
           </w:r>
           <w:r>
             <w:rPr>
-              <w:rFonts w:ascii="宋体" w:eastAsia="宋体" w:hAnsi="宋体" w:cs="宋体" w:hint="eastAsia"/>
+              <w:rFonts w:hint="eastAsia" w:ascii="宋体" w:hAnsi="宋体" w:eastAsia="宋体" w:cs="宋体"/>
               <w:szCs w:val="24"/>
             </w:rPr>
             <w:fldChar w:fldCharType="separate"/>
@@ -2414,7 +2461,7 @@
           </w:r>
           <w:r>
             <w:rPr>
-              <w:rFonts w:ascii="宋体" w:eastAsia="宋体" w:hAnsi="宋体" w:cs="宋体" w:hint="eastAsia"/>
+              <w:rFonts w:hint="eastAsia" w:ascii="宋体" w:hAnsi="宋体" w:eastAsia="宋体" w:cs="宋体"/>
               <w:szCs w:val="24"/>
             </w:rPr>
             <w:fldChar w:fldCharType="end"/>
@@ -2422,28 +2469,28 @@
         </w:p>
         <w:p>
           <w:pPr>
-            <w:pStyle w:val="TOC3"/>
+            <w:pStyle w:val="13"/>
             <w:tabs>
               <w:tab w:val="right" w:leader="dot" w:pos="8306"/>
             </w:tabs>
           </w:pPr>
           <w:r>
             <w:rPr>
-              <w:rFonts w:ascii="宋体" w:eastAsia="宋体" w:hAnsi="宋体" w:cs="宋体" w:hint="eastAsia"/>
+              <w:rFonts w:hint="eastAsia" w:ascii="宋体" w:hAnsi="宋体" w:eastAsia="宋体" w:cs="宋体"/>
               <w:szCs w:val="24"/>
             </w:rPr>
             <w:fldChar w:fldCharType="begin"/>
           </w:r>
           <w:r>
             <w:rPr>
-              <w:rFonts w:ascii="宋体" w:eastAsia="宋体" w:hAnsi="宋体" w:cs="宋体" w:hint="eastAsia"/>
+              <w:rFonts w:hint="eastAsia" w:ascii="宋体" w:hAnsi="宋体" w:eastAsia="宋体" w:cs="宋体"/>
               <w:szCs w:val="24"/>
             </w:rPr>
             <w:instrText xml:space="preserve"> HYPERLINK \l _Toc26329 </w:instrText>
           </w:r>
           <w:r>
             <w:rPr>
-              <w:rFonts w:ascii="宋体" w:eastAsia="宋体" w:hAnsi="宋体" w:cs="宋体" w:hint="eastAsia"/>
+              <w:rFonts w:hint="eastAsia" w:ascii="宋体" w:hAnsi="宋体" w:eastAsia="宋体" w:cs="宋体"/>
               <w:szCs w:val="24"/>
             </w:rPr>
             <w:fldChar w:fldCharType="separate"/>
@@ -2477,7 +2524,7 @@
           </w:r>
           <w:r>
             <w:rPr>
-              <w:rFonts w:ascii="宋体" w:eastAsia="宋体" w:hAnsi="宋体" w:cs="宋体" w:hint="eastAsia"/>
+              <w:rFonts w:hint="eastAsia" w:ascii="宋体" w:hAnsi="宋体" w:eastAsia="宋体" w:cs="宋体"/>
               <w:szCs w:val="24"/>
             </w:rPr>
             <w:fldChar w:fldCharType="end"/>
@@ -2485,28 +2532,28 @@
         </w:p>
         <w:p>
           <w:pPr>
-            <w:pStyle w:val="TOC3"/>
+            <w:pStyle w:val="13"/>
             <w:tabs>
               <w:tab w:val="right" w:leader="dot" w:pos="8306"/>
             </w:tabs>
           </w:pPr>
           <w:r>
             <w:rPr>
-              <w:rFonts w:ascii="宋体" w:eastAsia="宋体" w:hAnsi="宋体" w:cs="宋体" w:hint="eastAsia"/>
+              <w:rFonts w:hint="eastAsia" w:ascii="宋体" w:hAnsi="宋体" w:eastAsia="宋体" w:cs="宋体"/>
               <w:szCs w:val="24"/>
             </w:rPr>
             <w:fldChar w:fldCharType="begin"/>
           </w:r>
           <w:r>
             <w:rPr>
-              <w:rFonts w:ascii="宋体" w:eastAsia="宋体" w:hAnsi="宋体" w:cs="宋体" w:hint="eastAsia"/>
+              <w:rFonts w:hint="eastAsia" w:ascii="宋体" w:hAnsi="宋体" w:eastAsia="宋体" w:cs="宋体"/>
               <w:szCs w:val="24"/>
             </w:rPr>
             <w:instrText xml:space="preserve"> HYPERLINK \l _Toc18009 </w:instrText>
           </w:r>
           <w:r>
             <w:rPr>
-              <w:rFonts w:ascii="宋体" w:eastAsia="宋体" w:hAnsi="宋体" w:cs="宋体" w:hint="eastAsia"/>
+              <w:rFonts w:hint="eastAsia" w:ascii="宋体" w:hAnsi="宋体" w:eastAsia="宋体" w:cs="宋体"/>
               <w:szCs w:val="24"/>
             </w:rPr>
             <w:fldChar w:fldCharType="separate"/>
@@ -2540,7 +2587,7 @@
           </w:r>
           <w:r>
             <w:rPr>
-              <w:rFonts w:ascii="宋体" w:eastAsia="宋体" w:hAnsi="宋体" w:cs="宋体" w:hint="eastAsia"/>
+              <w:rFonts w:hint="eastAsia" w:ascii="宋体" w:hAnsi="宋体" w:eastAsia="宋体" w:cs="宋体"/>
               <w:szCs w:val="24"/>
             </w:rPr>
             <w:fldChar w:fldCharType="end"/>
@@ -2548,28 +2595,28 @@
         </w:p>
         <w:p>
           <w:pPr>
-            <w:pStyle w:val="TOC3"/>
+            <w:pStyle w:val="13"/>
             <w:tabs>
               <w:tab w:val="right" w:leader="dot" w:pos="8306"/>
             </w:tabs>
           </w:pPr>
           <w:r>
             <w:rPr>
-              <w:rFonts w:ascii="宋体" w:eastAsia="宋体" w:hAnsi="宋体" w:cs="宋体" w:hint="eastAsia"/>
+              <w:rFonts w:hint="eastAsia" w:ascii="宋体" w:hAnsi="宋体" w:eastAsia="宋体" w:cs="宋体"/>
               <w:szCs w:val="24"/>
             </w:rPr>
             <w:fldChar w:fldCharType="begin"/>
           </w:r>
           <w:r>
             <w:rPr>
-              <w:rFonts w:ascii="宋体" w:eastAsia="宋体" w:hAnsi="宋体" w:cs="宋体" w:hint="eastAsia"/>
+              <w:rFonts w:hint="eastAsia" w:ascii="宋体" w:hAnsi="宋体" w:eastAsia="宋体" w:cs="宋体"/>
               <w:szCs w:val="24"/>
             </w:rPr>
             <w:instrText xml:space="preserve"> HYPERLINK \l _Toc9299 </w:instrText>
           </w:r>
           <w:r>
             <w:rPr>
-              <w:rFonts w:ascii="宋体" w:eastAsia="宋体" w:hAnsi="宋体" w:cs="宋体" w:hint="eastAsia"/>
+              <w:rFonts w:hint="eastAsia" w:ascii="宋体" w:hAnsi="宋体" w:eastAsia="宋体" w:cs="宋体"/>
               <w:szCs w:val="24"/>
             </w:rPr>
             <w:fldChar w:fldCharType="separate"/>
@@ -2603,7 +2650,7 @@
           </w:r>
           <w:r>
             <w:rPr>
-              <w:rFonts w:ascii="宋体" w:eastAsia="宋体" w:hAnsi="宋体" w:cs="宋体" w:hint="eastAsia"/>
+              <w:rFonts w:hint="eastAsia" w:ascii="宋体" w:hAnsi="宋体" w:eastAsia="宋体" w:cs="宋体"/>
               <w:szCs w:val="24"/>
             </w:rPr>
             <w:fldChar w:fldCharType="end"/>
@@ -2611,28 +2658,28 @@
         </w:p>
         <w:p>
           <w:pPr>
-            <w:pStyle w:val="TOC3"/>
+            <w:pStyle w:val="13"/>
             <w:tabs>
               <w:tab w:val="right" w:leader="dot" w:pos="8306"/>
             </w:tabs>
           </w:pPr>
           <w:r>
             <w:rPr>
-              <w:rFonts w:ascii="宋体" w:eastAsia="宋体" w:hAnsi="宋体" w:cs="宋体" w:hint="eastAsia"/>
+              <w:rFonts w:hint="eastAsia" w:ascii="宋体" w:hAnsi="宋体" w:eastAsia="宋体" w:cs="宋体"/>
               <w:szCs w:val="24"/>
             </w:rPr>
             <w:fldChar w:fldCharType="begin"/>
           </w:r>
           <w:r>
             <w:rPr>
-              <w:rFonts w:ascii="宋体" w:eastAsia="宋体" w:hAnsi="宋体" w:cs="宋体" w:hint="eastAsia"/>
+              <w:rFonts w:hint="eastAsia" w:ascii="宋体" w:hAnsi="宋体" w:eastAsia="宋体" w:cs="宋体"/>
               <w:szCs w:val="24"/>
             </w:rPr>
             <w:instrText xml:space="preserve"> HYPERLINK \l _Toc23329 </w:instrText>
           </w:r>
           <w:r>
             <w:rPr>
-              <w:rFonts w:ascii="宋体" w:eastAsia="宋体" w:hAnsi="宋体" w:cs="宋体" w:hint="eastAsia"/>
+              <w:rFonts w:hint="eastAsia" w:ascii="宋体" w:hAnsi="宋体" w:eastAsia="宋体" w:cs="宋体"/>
               <w:szCs w:val="24"/>
             </w:rPr>
             <w:fldChar w:fldCharType="separate"/>
@@ -2666,7 +2713,7 @@
           </w:r>
           <w:r>
             <w:rPr>
-              <w:rFonts w:ascii="宋体" w:eastAsia="宋体" w:hAnsi="宋体" w:cs="宋体" w:hint="eastAsia"/>
+              <w:rFonts w:hint="eastAsia" w:ascii="宋体" w:hAnsi="宋体" w:eastAsia="宋体" w:cs="宋体"/>
               <w:szCs w:val="24"/>
             </w:rPr>
             <w:fldChar w:fldCharType="end"/>
@@ -2674,28 +2721,28 @@
         </w:p>
         <w:p>
           <w:pPr>
-            <w:pStyle w:val="TOC3"/>
+            <w:pStyle w:val="13"/>
             <w:tabs>
               <w:tab w:val="right" w:leader="dot" w:pos="8306"/>
             </w:tabs>
           </w:pPr>
           <w:r>
             <w:rPr>
-              <w:rFonts w:ascii="宋体" w:eastAsia="宋体" w:hAnsi="宋体" w:cs="宋体" w:hint="eastAsia"/>
+              <w:rFonts w:hint="eastAsia" w:ascii="宋体" w:hAnsi="宋体" w:eastAsia="宋体" w:cs="宋体"/>
               <w:szCs w:val="24"/>
             </w:rPr>
             <w:fldChar w:fldCharType="begin"/>
           </w:r>
           <w:r>
             <w:rPr>
-              <w:rFonts w:ascii="宋体" w:eastAsia="宋体" w:hAnsi="宋体" w:cs="宋体" w:hint="eastAsia"/>
+              <w:rFonts w:hint="eastAsia" w:ascii="宋体" w:hAnsi="宋体" w:eastAsia="宋体" w:cs="宋体"/>
               <w:szCs w:val="24"/>
             </w:rPr>
             <w:instrText xml:space="preserve"> HYPERLINK \l _Toc12787 </w:instrText>
           </w:r>
           <w:r>
             <w:rPr>
-              <w:rFonts w:ascii="宋体" w:eastAsia="宋体" w:hAnsi="宋体" w:cs="宋体" w:hint="eastAsia"/>
+              <w:rFonts w:hint="eastAsia" w:ascii="宋体" w:hAnsi="宋体" w:eastAsia="宋体" w:cs="宋体"/>
               <w:szCs w:val="24"/>
             </w:rPr>
             <w:fldChar w:fldCharType="separate"/>
@@ -2729,7 +2776,7 @@
           </w:r>
           <w:r>
             <w:rPr>
-              <w:rFonts w:ascii="宋体" w:eastAsia="宋体" w:hAnsi="宋体" w:cs="宋体" w:hint="eastAsia"/>
+              <w:rFonts w:hint="eastAsia" w:ascii="宋体" w:hAnsi="宋体" w:eastAsia="宋体" w:cs="宋体"/>
               <w:szCs w:val="24"/>
             </w:rPr>
             <w:fldChar w:fldCharType="end"/>
@@ -2737,28 +2784,28 @@
         </w:p>
         <w:p>
           <w:pPr>
-            <w:pStyle w:val="TOC3"/>
+            <w:pStyle w:val="13"/>
             <w:tabs>
               <w:tab w:val="right" w:leader="dot" w:pos="8306"/>
             </w:tabs>
           </w:pPr>
           <w:r>
             <w:rPr>
-              <w:rFonts w:ascii="宋体" w:eastAsia="宋体" w:hAnsi="宋体" w:cs="宋体" w:hint="eastAsia"/>
+              <w:rFonts w:hint="eastAsia" w:ascii="宋体" w:hAnsi="宋体" w:eastAsia="宋体" w:cs="宋体"/>
               <w:szCs w:val="24"/>
             </w:rPr>
             <w:fldChar w:fldCharType="begin"/>
           </w:r>
           <w:r>
             <w:rPr>
-              <w:rFonts w:ascii="宋体" w:eastAsia="宋体" w:hAnsi="宋体" w:cs="宋体" w:hint="eastAsia"/>
+              <w:rFonts w:hint="eastAsia" w:ascii="宋体" w:hAnsi="宋体" w:eastAsia="宋体" w:cs="宋体"/>
               <w:szCs w:val="24"/>
             </w:rPr>
             <w:instrText xml:space="preserve"> HYPERLINK \l _Toc13182 </w:instrText>
           </w:r>
           <w:r>
             <w:rPr>
-              <w:rFonts w:ascii="宋体" w:eastAsia="宋体" w:hAnsi="宋体" w:cs="宋体" w:hint="eastAsia"/>
+              <w:rFonts w:hint="eastAsia" w:ascii="宋体" w:hAnsi="宋体" w:eastAsia="宋体" w:cs="宋体"/>
               <w:szCs w:val="24"/>
             </w:rPr>
             <w:fldChar w:fldCharType="separate"/>
@@ -2796,7 +2843,7 @@
           </w:r>
           <w:r>
             <w:rPr>
-              <w:rFonts w:ascii="宋体" w:eastAsia="宋体" w:hAnsi="宋体" w:cs="宋体" w:hint="eastAsia"/>
+              <w:rFonts w:hint="eastAsia" w:ascii="宋体" w:hAnsi="宋体" w:eastAsia="宋体" w:cs="宋体"/>
               <w:szCs w:val="24"/>
             </w:rPr>
             <w:fldChar w:fldCharType="end"/>
@@ -2804,28 +2851,28 @@
         </w:p>
         <w:p>
           <w:pPr>
-            <w:pStyle w:val="TOC3"/>
+            <w:pStyle w:val="13"/>
             <w:tabs>
               <w:tab w:val="right" w:leader="dot" w:pos="8306"/>
             </w:tabs>
           </w:pPr>
           <w:r>
             <w:rPr>
-              <w:rFonts w:ascii="宋体" w:eastAsia="宋体" w:hAnsi="宋体" w:cs="宋体" w:hint="eastAsia"/>
+              <w:rFonts w:hint="eastAsia" w:ascii="宋体" w:hAnsi="宋体" w:eastAsia="宋体" w:cs="宋体"/>
               <w:szCs w:val="24"/>
             </w:rPr>
             <w:fldChar w:fldCharType="begin"/>
           </w:r>
           <w:r>
             <w:rPr>
-              <w:rFonts w:ascii="宋体" w:eastAsia="宋体" w:hAnsi="宋体" w:cs="宋体" w:hint="eastAsia"/>
+              <w:rFonts w:hint="eastAsia" w:ascii="宋体" w:hAnsi="宋体" w:eastAsia="宋体" w:cs="宋体"/>
               <w:szCs w:val="24"/>
             </w:rPr>
             <w:instrText xml:space="preserve"> HYPERLINK \l _Toc30153 </w:instrText>
           </w:r>
           <w:r>
             <w:rPr>
-              <w:rFonts w:ascii="宋体" w:eastAsia="宋体" w:hAnsi="宋体" w:cs="宋体" w:hint="eastAsia"/>
+              <w:rFonts w:hint="eastAsia" w:ascii="宋体" w:hAnsi="宋体" w:eastAsia="宋体" w:cs="宋体"/>
               <w:szCs w:val="24"/>
             </w:rPr>
             <w:fldChar w:fldCharType="separate"/>
@@ -2859,7 +2906,7 @@
           </w:r>
           <w:r>
             <w:rPr>
-              <w:rFonts w:ascii="宋体" w:eastAsia="宋体" w:hAnsi="宋体" w:cs="宋体" w:hint="eastAsia"/>
+              <w:rFonts w:hint="eastAsia" w:ascii="宋体" w:hAnsi="宋体" w:eastAsia="宋体" w:cs="宋体"/>
               <w:szCs w:val="24"/>
             </w:rPr>
             <w:fldChar w:fldCharType="end"/>
@@ -2867,28 +2914,28 @@
         </w:p>
         <w:p>
           <w:pPr>
-            <w:pStyle w:val="TOC3"/>
+            <w:pStyle w:val="13"/>
             <w:tabs>
               <w:tab w:val="right" w:leader="dot" w:pos="8306"/>
             </w:tabs>
           </w:pPr>
           <w:r>
             <w:rPr>
-              <w:rFonts w:ascii="宋体" w:eastAsia="宋体" w:hAnsi="宋体" w:cs="宋体" w:hint="eastAsia"/>
+              <w:rFonts w:hint="eastAsia" w:ascii="宋体" w:hAnsi="宋体" w:eastAsia="宋体" w:cs="宋体"/>
               <w:szCs w:val="24"/>
             </w:rPr>
             <w:fldChar w:fldCharType="begin"/>
           </w:r>
           <w:r>
             <w:rPr>
-              <w:rFonts w:ascii="宋体" w:eastAsia="宋体" w:hAnsi="宋体" w:cs="宋体" w:hint="eastAsia"/>
+              <w:rFonts w:hint="eastAsia" w:ascii="宋体" w:hAnsi="宋体" w:eastAsia="宋体" w:cs="宋体"/>
               <w:szCs w:val="24"/>
             </w:rPr>
             <w:instrText xml:space="preserve"> HYPERLINK \l _Toc3925 </w:instrText>
           </w:r>
           <w:r>
             <w:rPr>
-              <w:rFonts w:ascii="宋体" w:eastAsia="宋体" w:hAnsi="宋体" w:cs="宋体" w:hint="eastAsia"/>
+              <w:rFonts w:hint="eastAsia" w:ascii="宋体" w:hAnsi="宋体" w:eastAsia="宋体" w:cs="宋体"/>
               <w:szCs w:val="24"/>
             </w:rPr>
             <w:fldChar w:fldCharType="separate"/>
@@ -2922,7 +2969,7 @@
           </w:r>
           <w:r>
             <w:rPr>
-              <w:rFonts w:ascii="宋体" w:eastAsia="宋体" w:hAnsi="宋体" w:cs="宋体" w:hint="eastAsia"/>
+              <w:rFonts w:hint="eastAsia" w:ascii="宋体" w:hAnsi="宋体" w:eastAsia="宋体" w:cs="宋体"/>
               <w:szCs w:val="24"/>
             </w:rPr>
             <w:fldChar w:fldCharType="end"/>
@@ -2930,28 +2977,28 @@
         </w:p>
         <w:p>
           <w:pPr>
-            <w:pStyle w:val="TOC2"/>
+            <w:pStyle w:val="17"/>
             <w:tabs>
               <w:tab w:val="right" w:leader="dot" w:pos="8306"/>
             </w:tabs>
           </w:pPr>
           <w:r>
             <w:rPr>
-              <w:rFonts w:ascii="宋体" w:eastAsia="宋体" w:hAnsi="宋体" w:cs="宋体" w:hint="eastAsia"/>
+              <w:rFonts w:hint="eastAsia" w:ascii="宋体" w:hAnsi="宋体" w:eastAsia="宋体" w:cs="宋体"/>
               <w:szCs w:val="24"/>
             </w:rPr>
             <w:fldChar w:fldCharType="begin"/>
           </w:r>
           <w:r>
             <w:rPr>
-              <w:rFonts w:ascii="宋体" w:eastAsia="宋体" w:hAnsi="宋体" w:cs="宋体" w:hint="eastAsia"/>
+              <w:rFonts w:hint="eastAsia" w:ascii="宋体" w:hAnsi="宋体" w:eastAsia="宋体" w:cs="宋体"/>
               <w:szCs w:val="24"/>
             </w:rPr>
             <w:instrText xml:space="preserve"> HYPERLINK \l _Toc16857 </w:instrText>
           </w:r>
           <w:r>
             <w:rPr>
-              <w:rFonts w:ascii="宋体" w:eastAsia="宋体" w:hAnsi="宋体" w:cs="宋体" w:hint="eastAsia"/>
+              <w:rFonts w:hint="eastAsia" w:ascii="宋体" w:hAnsi="宋体" w:eastAsia="宋体" w:cs="宋体"/>
               <w:szCs w:val="24"/>
             </w:rPr>
             <w:fldChar w:fldCharType="separate"/>
@@ -2985,7 +3032,7 @@
           </w:r>
           <w:r>
             <w:rPr>
-              <w:rFonts w:ascii="宋体" w:eastAsia="宋体" w:hAnsi="宋体" w:cs="宋体" w:hint="eastAsia"/>
+              <w:rFonts w:hint="eastAsia" w:ascii="宋体" w:hAnsi="宋体" w:eastAsia="宋体" w:cs="宋体"/>
               <w:szCs w:val="24"/>
             </w:rPr>
             <w:fldChar w:fldCharType="end"/>
@@ -2993,42 +3040,42 @@
         </w:p>
         <w:p>
           <w:pPr>
-            <w:pStyle w:val="TOC1"/>
+            <w:pStyle w:val="16"/>
             <w:tabs>
               <w:tab w:val="right" w:leader="dot" w:pos="8306"/>
             </w:tabs>
           </w:pPr>
           <w:r>
             <w:rPr>
-              <w:rFonts w:ascii="宋体" w:eastAsia="宋体" w:hAnsi="宋体" w:cs="宋体" w:hint="eastAsia"/>
+              <w:rFonts w:hint="eastAsia" w:ascii="宋体" w:hAnsi="宋体" w:eastAsia="宋体" w:cs="宋体"/>
               <w:szCs w:val="24"/>
             </w:rPr>
             <w:fldChar w:fldCharType="begin"/>
           </w:r>
           <w:r>
             <w:rPr>
-              <w:rFonts w:ascii="宋体" w:eastAsia="宋体" w:hAnsi="宋体" w:cs="宋体" w:hint="eastAsia"/>
+              <w:rFonts w:hint="eastAsia" w:ascii="宋体" w:hAnsi="宋体" w:eastAsia="宋体" w:cs="宋体"/>
               <w:szCs w:val="24"/>
             </w:rPr>
             <w:instrText xml:space="preserve"> HYPERLINK \l _Toc2949 </w:instrText>
           </w:r>
           <w:r>
             <w:rPr>
-              <w:rFonts w:ascii="宋体" w:eastAsia="宋体" w:hAnsi="宋体" w:cs="宋体" w:hint="eastAsia"/>
+              <w:rFonts w:hint="eastAsia" w:ascii="宋体" w:hAnsi="宋体" w:eastAsia="宋体" w:cs="宋体"/>
               <w:szCs w:val="24"/>
             </w:rPr>
             <w:fldChar w:fldCharType="separate"/>
           </w:r>
           <w:r>
             <w:rPr>
-              <w:rFonts w:eastAsia="宋体" w:hint="default"/>
+              <w:rFonts w:hint="default" w:eastAsia="宋体"/>
               <w:lang w:val="en-US" w:eastAsia="zh-CN"/>
             </w:rPr>
             <w:t xml:space="preserve">6. </w:t>
           </w:r>
           <w:r>
             <w:rPr>
-              <w:rFonts w:eastAsia="宋体" w:hint="eastAsia"/>
+              <w:rFonts w:hint="eastAsia" w:eastAsia="宋体"/>
               <w:lang w:val="en-US" w:eastAsia="zh-CN"/>
             </w:rPr>
             <w:t>附则</w:t>
@@ -3053,7 +3100,7 @@
           </w:r>
           <w:r>
             <w:rPr>
-              <w:rFonts w:ascii="宋体" w:eastAsia="宋体" w:hAnsi="宋体" w:cs="宋体" w:hint="eastAsia"/>
+              <w:rFonts w:hint="eastAsia" w:ascii="宋体" w:hAnsi="宋体" w:eastAsia="宋体" w:cs="宋体"/>
               <w:szCs w:val="24"/>
             </w:rPr>
             <w:fldChar w:fldCharType="end"/>
@@ -3061,28 +3108,28 @@
         </w:p>
         <w:p>
           <w:pPr>
-            <w:pStyle w:val="TOC1"/>
+            <w:pStyle w:val="16"/>
             <w:tabs>
               <w:tab w:val="right" w:leader="dot" w:pos="8306"/>
             </w:tabs>
           </w:pPr>
           <w:r>
             <w:rPr>
-              <w:rFonts w:ascii="宋体" w:eastAsia="宋体" w:hAnsi="宋体" w:cs="宋体" w:hint="eastAsia"/>
+              <w:rFonts w:hint="eastAsia" w:ascii="宋体" w:hAnsi="宋体" w:eastAsia="宋体" w:cs="宋体"/>
               <w:szCs w:val="24"/>
             </w:rPr>
             <w:fldChar w:fldCharType="begin"/>
           </w:r>
           <w:r>
             <w:rPr>
-              <w:rFonts w:ascii="宋体" w:eastAsia="宋体" w:hAnsi="宋体" w:cs="宋体" w:hint="eastAsia"/>
+              <w:rFonts w:hint="eastAsia" w:ascii="宋体" w:hAnsi="宋体" w:eastAsia="宋体" w:cs="宋体"/>
               <w:szCs w:val="24"/>
             </w:rPr>
             <w:instrText xml:space="preserve"> HYPERLINK \l _Toc11976 </w:instrText>
           </w:r>
           <w:r>
             <w:rPr>
-              <w:rFonts w:ascii="宋体" w:eastAsia="宋体" w:hAnsi="宋体" w:cs="宋体" w:hint="eastAsia"/>
+              <w:rFonts w:hint="eastAsia" w:ascii="宋体" w:hAnsi="宋体" w:eastAsia="宋体" w:cs="宋体"/>
               <w:szCs w:val="24"/>
             </w:rPr>
             <w:fldChar w:fldCharType="separate"/>
@@ -3121,7 +3168,7 @@
           </w:r>
           <w:r>
             <w:rPr>
-              <w:rFonts w:ascii="宋体" w:eastAsia="宋体" w:hAnsi="宋体" w:cs="宋体" w:hint="eastAsia"/>
+              <w:rFonts w:hint="eastAsia" w:ascii="宋体" w:hAnsi="宋体" w:eastAsia="宋体" w:cs="宋体"/>
               <w:szCs w:val="24"/>
             </w:rPr>
             <w:fldChar w:fldCharType="end"/>
@@ -3129,28 +3176,28 @@
         </w:p>
         <w:p>
           <w:pPr>
-            <w:pStyle w:val="TOC1"/>
+            <w:pStyle w:val="16"/>
             <w:tabs>
               <w:tab w:val="right" w:leader="dot" w:pos="8306"/>
             </w:tabs>
           </w:pPr>
           <w:r>
             <w:rPr>
-              <w:rFonts w:ascii="宋体" w:eastAsia="宋体" w:hAnsi="宋体" w:cs="宋体" w:hint="eastAsia"/>
+              <w:rFonts w:hint="eastAsia" w:ascii="宋体" w:hAnsi="宋体" w:eastAsia="宋体" w:cs="宋体"/>
               <w:szCs w:val="24"/>
             </w:rPr>
             <w:fldChar w:fldCharType="begin"/>
           </w:r>
           <w:r>
             <w:rPr>
-              <w:rFonts w:ascii="宋体" w:eastAsia="宋体" w:hAnsi="宋体" w:cs="宋体" w:hint="eastAsia"/>
+              <w:rFonts w:hint="eastAsia" w:ascii="宋体" w:hAnsi="宋体" w:eastAsia="宋体" w:cs="宋体"/>
               <w:szCs w:val="24"/>
             </w:rPr>
             <w:instrText xml:space="preserve"> HYPERLINK \l _Toc6232 </w:instrText>
           </w:r>
           <w:r>
             <w:rPr>
-              <w:rFonts w:ascii="宋体" w:eastAsia="宋体" w:hAnsi="宋体" w:cs="宋体" w:hint="eastAsia"/>
+              <w:rFonts w:hint="eastAsia" w:ascii="宋体" w:hAnsi="宋体" w:eastAsia="宋体" w:cs="宋体"/>
               <w:szCs w:val="24"/>
             </w:rPr>
             <w:fldChar w:fldCharType="separate"/>
@@ -3189,7 +3236,7 @@
           </w:r>
           <w:r>
             <w:rPr>
-              <w:rFonts w:ascii="宋体" w:eastAsia="宋体" w:hAnsi="宋体" w:cs="宋体" w:hint="eastAsia"/>
+              <w:rFonts w:hint="eastAsia" w:ascii="宋体" w:hAnsi="宋体" w:eastAsia="宋体" w:cs="宋体"/>
               <w:szCs w:val="24"/>
             </w:rPr>
             <w:fldChar w:fldCharType="end"/>
@@ -3204,7 +3251,7 @@
             <w:overflowPunct/>
             <w:bidi w:val="0"/>
             <w:rPr>
-              <w:rFonts w:ascii="宋体" w:eastAsia="宋体" w:hAnsi="宋体" w:cs="宋体" w:hint="eastAsia"/>
+              <w:rFonts w:hint="eastAsia" w:ascii="宋体" w:hAnsi="宋体" w:eastAsia="宋体" w:cs="宋体"/>
               <w:snapToGrid w:val="0"/>
               <w:color w:val="000000"/>
               <w:kern w:val="0"/>
@@ -3215,7 +3262,7 @@
           </w:pPr>
           <w:r>
             <w:rPr>
-              <w:rFonts w:ascii="宋体" w:eastAsia="宋体" w:hAnsi="宋体" w:cs="宋体" w:hint="eastAsia"/>
+              <w:rFonts w:hint="eastAsia" w:ascii="宋体" w:hAnsi="宋体" w:eastAsia="宋体" w:cs="宋体"/>
               <w:szCs w:val="24"/>
             </w:rPr>
             <w:fldChar w:fldCharType="end"/>
@@ -3232,7 +3279,7 @@
         <w:overflowPunct/>
         <w:bidi w:val="0"/>
         <w:rPr>
-          <w:rFonts w:ascii="Arial" w:eastAsia="Arial" w:hAnsi="Arial" w:cs="Arial"/>
+          <w:rFonts w:ascii="Arial" w:hAnsi="Arial" w:eastAsia="Arial" w:cs="Arial"/>
           <w:snapToGrid w:val="0"/>
           <w:color w:val="000000"/>
           <w:kern w:val="0"/>
@@ -3243,7 +3290,7 @@
       </w:pPr>
       <w:r>
         <w:rPr>
-          <w:rFonts w:ascii="Arial" w:eastAsia="Arial" w:hAnsi="Arial" w:cs="Arial"/>
+          <w:rFonts w:ascii="Arial" w:hAnsi="Arial" w:eastAsia="Arial" w:cs="Arial"/>
           <w:snapToGrid w:val="0"/>
           <w:color w:val="000000"/>
           <w:kern w:val="0"/>
@@ -3256,7 +3303,7 @@
     </w:p>
     <w:p>
       <w:pPr>
-        <w:pStyle w:val="1"/>
+        <w:pStyle w:val="28"/>
         <w:keepLines w:val="0"/>
         <w:pageBreakBefore w:val="0"/>
         <w:widowControl w:val="0"/>
@@ -3272,7 +3319,7 @@
     </w:p>
     <w:p>
       <w:pPr>
-        <w:pStyle w:val="a1"/>
+        <w:pStyle w:val="29"/>
         <w:keepLines w:val="0"/>
         <w:pageBreakBefore w:val="0"/>
         <w:widowControl w:val="0"/>
@@ -3286,7 +3333,7 @@
     </w:p>
     <w:p>
       <w:pPr>
-        <w:pStyle w:val="1"/>
+        <w:pStyle w:val="28"/>
         <w:keepLines w:val="0"/>
         <w:pageBreakBefore w:val="0"/>
         <w:widowControl w:val="0"/>
@@ -3310,7 +3357,7 @@
     </w:p>
     <w:p>
       <w:pPr>
-        <w:pStyle w:val="a1"/>
+        <w:pStyle w:val="29"/>
         <w:keepLines w:val="0"/>
         <w:pageBreakBefore w:val="0"/>
         <w:widowControl w:val="0"/>
@@ -3334,7 +3381,7 @@
     </w:p>
     <w:p>
       <w:pPr>
-        <w:pStyle w:val="1"/>
+        <w:pStyle w:val="28"/>
         <w:keepLines w:val="0"/>
         <w:pageBreakBefore w:val="0"/>
         <w:widowControl w:val="0"/>
@@ -3357,7 +3404,7 @@
     </w:p>
     <w:p>
       <w:pPr>
-        <w:pStyle w:val="a1"/>
+        <w:pStyle w:val="29"/>
         <w:keepLines w:val="0"/>
         <w:pageBreakBefore w:val="0"/>
         <w:widowControl w:val="0"/>
@@ -3371,7 +3418,7 @@
     </w:p>
     <w:p>
       <w:pPr>
-        <w:pStyle w:val="1"/>
+        <w:pStyle w:val="28"/>
         <w:keepLines w:val="0"/>
         <w:pageBreakBefore w:val="0"/>
         <w:widowControl w:val="0"/>
@@ -3395,7 +3442,7 @@
     </w:p>
     <w:p>
       <w:pPr>
-        <w:pStyle w:val="2"/>
+        <w:pStyle w:val="30"/>
         <w:keepLines w:val="0"/>
         <w:pageBreakBefore w:val="0"/>
         <w:widowControl w:val="0"/>
@@ -3419,7 +3466,7 @@
     </w:p>
     <w:p>
       <w:pPr>
-        <w:pStyle w:val="a1"/>
+        <w:pStyle w:val="29"/>
         <w:keepLines w:val="0"/>
         <w:pageBreakBefore w:val="0"/>
         <w:widowControl w:val="0"/>
@@ -3430,7 +3477,7 @@
         <w:wordWrap/>
         <w:overflowPunct/>
         <w:bidi w:val="0"/>
-        <w:ind w:left="425" w:hanging="425" w:leftChars="0" w:firstLineChars="0"/>
+        <w:ind w:left="425" w:leftChars="0" w:hanging="425" w:firstLineChars="0"/>
       </w:pPr>
       <w:r>
         <w:t>负责发布流程所有具体活动的协调、监控工作；制定发布计划，</w:t>
@@ -3438,7 +3485,7 @@
     </w:p>
     <w:p>
       <w:pPr>
-        <w:pStyle w:val="a1"/>
+        <w:pStyle w:val="29"/>
         <w:keepLines w:val="0"/>
         <w:pageBreakBefore w:val="0"/>
         <w:widowControl w:val="0"/>
@@ -3449,7 +3496,7 @@
         <w:wordWrap/>
         <w:overflowPunct/>
         <w:bidi w:val="0"/>
-        <w:ind w:left="425" w:hanging="425" w:leftChars="0" w:firstLineChars="0"/>
+        <w:ind w:left="425" w:leftChars="0" w:hanging="425" w:firstLineChars="0"/>
       </w:pPr>
       <w:r>
         <w:t>负责编写《发布报告》和《发布评估报告》；</w:t>
@@ -3457,7 +3504,7 @@
     </w:p>
     <w:p>
       <w:pPr>
-        <w:pStyle w:val="a1"/>
+        <w:pStyle w:val="29"/>
         <w:keepLines w:val="0"/>
         <w:pageBreakBefore w:val="0"/>
         <w:widowControl w:val="0"/>
@@ -3468,7 +3515,7 @@
         <w:wordWrap/>
         <w:overflowPunct/>
         <w:bidi w:val="0"/>
-        <w:ind w:left="425" w:hanging="425" w:leftChars="0" w:firstLineChars="0"/>
+        <w:ind w:left="425" w:leftChars="0" w:hanging="425" w:firstLineChars="0"/>
         <w:rPr>
           <w:rFonts w:hint="eastAsia"/>
           <w:lang w:val="en-US" w:eastAsia="zh-CN"/>
@@ -3480,7 +3527,7 @@
     </w:p>
     <w:p>
       <w:pPr>
-        <w:pStyle w:val="2"/>
+        <w:pStyle w:val="30"/>
         <w:keepLines w:val="0"/>
         <w:pageBreakBefore w:val="0"/>
         <w:widowControl w:val="0"/>
@@ -3504,7 +3551,7 @@
     </w:p>
     <w:p>
       <w:pPr>
-        <w:pStyle w:val="a1"/>
+        <w:pStyle w:val="29"/>
         <w:keepLines w:val="0"/>
         <w:pageBreakBefore w:val="0"/>
         <w:widowControl w:val="0"/>
@@ -3515,7 +3562,7 @@
         <w:wordWrap/>
         <w:overflowPunct/>
         <w:bidi w:val="0"/>
-        <w:ind w:left="425" w:hanging="425" w:leftChars="0" w:firstLineChars="0"/>
+        <w:ind w:left="425" w:leftChars="0" w:hanging="425" w:firstLineChars="0"/>
         <w:rPr>
           <w:rFonts w:hint="eastAsia"/>
           <w:lang w:val="en-US" w:eastAsia="zh-CN"/>
@@ -3527,7 +3574,7 @@
     </w:p>
     <w:p>
       <w:pPr>
-        <w:pStyle w:val="a1"/>
+        <w:pStyle w:val="29"/>
         <w:keepLines w:val="0"/>
         <w:pageBreakBefore w:val="0"/>
         <w:widowControl w:val="0"/>
@@ -3538,7 +3585,7 @@
         <w:wordWrap/>
         <w:overflowPunct/>
         <w:bidi w:val="0"/>
-        <w:ind w:left="425" w:hanging="425" w:leftChars="0" w:firstLineChars="0"/>
+        <w:ind w:left="425" w:leftChars="0" w:hanging="425" w:firstLineChars="0"/>
       </w:pPr>
       <w:r>
         <w:rPr>
@@ -3553,7 +3600,7 @@
     </w:p>
     <w:p>
       <w:pPr>
-        <w:pStyle w:val="a1"/>
+        <w:pStyle w:val="29"/>
         <w:keepLines w:val="0"/>
         <w:pageBreakBefore w:val="0"/>
         <w:widowControl w:val="0"/>
@@ -3564,7 +3611,7 @@
         <w:wordWrap/>
         <w:overflowPunct/>
         <w:bidi w:val="0"/>
-        <w:ind w:left="425" w:hanging="425" w:leftChars="0" w:firstLineChars="0"/>
+        <w:ind w:left="425" w:leftChars="0" w:hanging="425" w:firstLineChars="0"/>
         <w:rPr>
           <w:rFonts w:hint="eastAsia"/>
           <w:lang w:val="en-US" w:eastAsia="zh-CN"/>
@@ -3590,7 +3637,7 @@
     </w:p>
     <w:p>
       <w:pPr>
-        <w:pStyle w:val="a1"/>
+        <w:pStyle w:val="29"/>
         <w:keepLines w:val="0"/>
         <w:pageBreakBefore w:val="0"/>
         <w:widowControl w:val="0"/>
@@ -3601,7 +3648,7 @@
         <w:wordWrap/>
         <w:overflowPunct/>
         <w:bidi w:val="0"/>
-        <w:ind w:left="425" w:hanging="425" w:leftChars="0" w:firstLineChars="0"/>
+        <w:ind w:left="425" w:leftChars="0" w:hanging="425" w:firstLineChars="0"/>
         <w:rPr>
           <w:rFonts w:hint="eastAsia"/>
           <w:lang w:val="en-US" w:eastAsia="zh-CN"/>
@@ -3617,7 +3664,7 @@
     </w:p>
     <w:p>
       <w:pPr>
-        <w:pStyle w:val="a1"/>
+        <w:pStyle w:val="29"/>
         <w:keepLines w:val="0"/>
         <w:pageBreakBefore w:val="0"/>
         <w:widowControl w:val="0"/>
@@ -3628,7 +3675,7 @@
         <w:wordWrap/>
         <w:overflowPunct/>
         <w:bidi w:val="0"/>
-        <w:ind w:left="425" w:hanging="425" w:leftChars="0" w:firstLineChars="0"/>
+        <w:ind w:left="425" w:leftChars="0" w:hanging="425" w:firstLineChars="0"/>
       </w:pPr>
       <w:r>
         <w:rPr>
@@ -3643,7 +3690,7 @@
     </w:p>
     <w:p>
       <w:pPr>
-        <w:pStyle w:val="a1"/>
+        <w:pStyle w:val="29"/>
         <w:keepLines w:val="0"/>
         <w:pageBreakBefore w:val="0"/>
         <w:widowControl w:val="0"/>
@@ -3654,7 +3701,7 @@
         <w:wordWrap/>
         <w:overflowPunct/>
         <w:bidi w:val="0"/>
-        <w:ind w:left="425" w:hanging="425" w:leftChars="0" w:firstLineChars="0"/>
+        <w:ind w:left="425" w:leftChars="0" w:hanging="425" w:firstLineChars="0"/>
         <w:rPr>
           <w:rFonts w:hint="eastAsia"/>
           <w:lang w:val="en-US" w:eastAsia="zh-CN"/>
@@ -3673,7 +3720,7 @@
     </w:p>
     <w:p>
       <w:pPr>
-        <w:pStyle w:val="1"/>
+        <w:pStyle w:val="28"/>
         <w:keepLines w:val="0"/>
         <w:pageBreakBefore w:val="0"/>
         <w:widowControl w:val="0"/>
@@ -3697,7 +3744,7 @@
     </w:p>
     <w:p>
       <w:pPr>
-        <w:pStyle w:val="a1"/>
+        <w:pStyle w:val="29"/>
         <w:keepLines w:val="0"/>
         <w:pageBreakBefore w:val="0"/>
         <w:widowControl w:val="0"/>
@@ -3719,7 +3766,7 @@
     </w:p>
     <w:p>
       <w:pPr>
-        <w:pStyle w:val="a1"/>
+        <w:pStyle w:val="29"/>
         <w:keepLines w:val="0"/>
         <w:pageBreakBefore w:val="0"/>
         <w:widowControl w:val="0"/>
@@ -3735,7 +3782,7 @@
     </w:p>
     <w:p>
       <w:pPr>
-        <w:pStyle w:val="a1"/>
+        <w:pStyle w:val="29"/>
         <w:keepLines w:val="0"/>
         <w:pageBreakBefore w:val="0"/>
         <w:widowControl w:val="0"/>
@@ -3842,57 +3889,42 @@
     </w:p>
     <w:p>
       <w:pPr>
-        <w:pStyle w:val="a1"/>
-        <w:keepLines w:val="0"/>
-        <w:pageBreakBefore w:val="0"/>
-        <w:widowControl w:val="0"/>
-        <w:wordWrap/>
-        <w:overflowPunct/>
-        <w:bidi w:val="0"/>
-        <w:rPr>
-          <w:rStyle w:val="2Char"/>
+        <w:pStyle w:val="29"/>
+        <w:keepLines w:val="0"/>
+        <w:pageBreakBefore w:val="0"/>
+        <w:widowControl w:val="0"/>
+        <w:wordWrap/>
+        <w:overflowPunct/>
+        <w:bidi w:val="0"/>
+        <w:rPr>
+          <w:rStyle w:val="39"/>
           <w:rFonts w:hint="default"/>
           <w:lang w:val="en-US" w:eastAsia="zh-CN"/>
         </w:rPr>
       </w:pPr>
-      <w:bookmarkStart w:id="9" w:name="_GoBack"/>
       <w:r>
         <w:rPr>
           <w:rFonts w:hint="default"/>
           <w:lang w:val="en-US" w:eastAsia="zh-CN"/>
         </w:rPr>
         <w:object>
-          <v:shapetype id="_x0000_t75" coordsize="21600,21600" o:spt="75" o:preferrelative="t" path="m@4@5l@4@11@9@11@9@5xe" filled="f" stroked="f">
-            <v:stroke joinstyle="miter"/>
-            <v:formulas>
-              <v:f eqn="if lineDrawn pixelLineWidth 0"/>
-              <v:f eqn="sum @0 1 0"/>
-              <v:f eqn="sum 0 0 @1"/>
-              <v:f eqn="prod @2 1 2"/>
-              <v:f eqn="prod @3 21600 pixelWidth"/>
-              <v:f eqn="prod @3 21600 pixelHeight"/>
-              <v:f eqn="sum @0 0 1"/>
-              <v:f eqn="prod @6 1 2"/>
-              <v:f eqn="prod @7 21600 pixelWidth"/>
-              <v:f eqn="sum @8 21600 0"/>
-              <v:f eqn="prod @7 21600 pixelHeight"/>
-              <v:f eqn="sum @10 21600 0"/>
-            </v:formulas>
-            <v:path o:extrusionok="f" gradientshapeok="t" o:connecttype="rect"/>
+          <v:shape id="_x0000_i1025" o:spt="75" type="#_x0000_t75" style="height:320.15pt;width:400.8pt;" o:ole="t" filled="f" o:preferrelative="t" stroked="f" coordsize="21600,21600">
+            <v:path/>
+            <v:fill on="f" focussize="0,0"/>
+            <v:stroke on="f" joinstyle="miter"/>
+            <v:imagedata r:id="rId9" o:title=""/>
             <o:lock v:ext="edit" aspectratio="t"/>
-          </v:shapetype>
-          <v:shape id="_x0000_i1025" type="#_x0000_t75" style="height:320.15pt;width:400.8pt" o:oleicon="f" o:ole="" coordsize="21600,21600" o:preferrelative="t" filled="f" stroked="f">
-            <v:imagedata r:id="rId4" o:title=""/>
-            <o:lock v:ext="edit" aspectratio="t"/>
+            <w10:wrap type="none"/>
             <w10:anchorlock/>
           </v:shape>
-          <o:OLEObject Type="Embed" ProgID="Visio.Drawing.15" ShapeID="_x0000_i1025" DrawAspect="Content" ObjectID="_1468075725" r:id="rId5"/>
+          <o:OLEObject Type="Embed" ProgID="Visio.Drawing.15" ShapeID="_x0000_i1025" DrawAspect="Content" ObjectID="_1468075725" r:id="rId8">
+            <o:LockedField>false</o:LockedField>
+          </o:OLEObject>
         </w:object>
       </w:r>
-      <w:bookmarkEnd w:id="9"/>
-      <w:r>
-        <w:rPr>
-          <w:rStyle w:val="2Char"/>
+      <w:r>
+        <w:rPr>
+          <w:rStyle w:val="39"/>
           <w:rFonts w:hint="eastAsia"/>
           <w:lang w:val="en-US" w:eastAsia="zh-CN"/>
         </w:rPr>
@@ -3901,23 +3933,23 @@
     </w:p>
     <w:p>
       <w:pPr>
-        <w:pStyle w:val="3"/>
-        <w:keepLines w:val="0"/>
-        <w:pageBreakBefore w:val="0"/>
-        <w:widowControl w:val="0"/>
-        <w:wordWrap/>
-        <w:overflowPunct/>
-        <w:bidi w:val="0"/>
-      </w:pPr>
-      <w:bookmarkStart w:id="10" w:name="_Toc3208"/>
+        <w:pStyle w:val="31"/>
+        <w:keepLines w:val="0"/>
+        <w:pageBreakBefore w:val="0"/>
+        <w:widowControl w:val="0"/>
+        <w:wordWrap/>
+        <w:overflowPunct/>
+        <w:bidi w:val="0"/>
+      </w:pPr>
+      <w:bookmarkStart w:id="9" w:name="_Toc3208"/>
       <w:r>
         <w:t>制定发布方案</w:t>
       </w:r>
-      <w:bookmarkEnd w:id="10"/>
-    </w:p>
-    <w:p>
-      <w:pPr>
-        <w:pStyle w:val="a3"/>
+      <w:bookmarkEnd w:id="9"/>
+    </w:p>
+    <w:p>
+      <w:pPr>
+        <w:pStyle w:val="40"/>
         <w:keepLines w:val="0"/>
         <w:pageBreakBefore w:val="0"/>
         <w:widowControl w:val="0"/>
@@ -3928,7 +3960,7 @@
         <w:wordWrap/>
         <w:overflowPunct/>
         <w:bidi w:val="0"/>
-        <w:ind w:left="425" w:hanging="425" w:leftChars="0" w:firstLineChars="0"/>
+        <w:ind w:left="425" w:leftChars="0" w:hanging="425" w:firstLineChars="0"/>
       </w:pPr>
       <w:r>
         <w:rPr>
@@ -3943,7 +3975,7 @@
     </w:p>
     <w:p>
       <w:pPr>
-        <w:pStyle w:val="a3"/>
+        <w:pStyle w:val="40"/>
         <w:keepLines w:val="0"/>
         <w:pageBreakBefore w:val="0"/>
         <w:widowControl w:val="0"/>
@@ -3954,7 +3986,7 @@
         <w:wordWrap/>
         <w:overflowPunct/>
         <w:bidi w:val="0"/>
-        <w:ind w:left="845" w:hanging="425" w:leftChars="0" w:firstLineChars="0"/>
+        <w:ind w:left="845" w:leftChars="0" w:hanging="425" w:firstLineChars="0"/>
       </w:pPr>
       <w:r>
         <w:t>描述发布的目的和背景；</w:t>
@@ -3962,7 +3994,7 @@
     </w:p>
     <w:p>
       <w:pPr>
-        <w:pStyle w:val="a3"/>
+        <w:pStyle w:val="40"/>
         <w:keepLines w:val="0"/>
         <w:pageBreakBefore w:val="0"/>
         <w:widowControl w:val="0"/>
@@ -3973,7 +4005,7 @@
         <w:wordWrap/>
         <w:overflowPunct/>
         <w:bidi w:val="0"/>
-        <w:ind w:left="845" w:hanging="425" w:leftChars="0" w:firstLineChars="0"/>
+        <w:ind w:left="845" w:leftChars="0" w:hanging="425" w:firstLineChars="0"/>
       </w:pPr>
       <w:r>
         <w:t>描述发布影响范围；</w:t>
@@ -3981,7 +4013,7 @@
     </w:p>
     <w:p>
       <w:pPr>
-        <w:pStyle w:val="a3"/>
+        <w:pStyle w:val="40"/>
         <w:keepLines w:val="0"/>
         <w:pageBreakBefore w:val="0"/>
         <w:widowControl w:val="0"/>
@@ -3992,7 +4024,7 @@
         <w:wordWrap/>
         <w:overflowPunct/>
         <w:bidi w:val="0"/>
-        <w:ind w:left="845" w:hanging="425" w:leftChars="0" w:firstLineChars="0"/>
+        <w:ind w:left="845" w:leftChars="0" w:hanging="425" w:firstLineChars="0"/>
       </w:pPr>
       <w:r>
         <w:t>确定参与发布的部门及人员；</w:t>
@@ -4000,7 +4032,7 @@
     </w:p>
     <w:p>
       <w:pPr>
-        <w:pStyle w:val="a3"/>
+        <w:pStyle w:val="40"/>
         <w:keepLines w:val="0"/>
         <w:pageBreakBefore w:val="0"/>
         <w:widowControl w:val="0"/>
@@ -4011,7 +4043,7 @@
         <w:wordWrap/>
         <w:overflowPunct/>
         <w:bidi w:val="0"/>
-        <w:ind w:left="845" w:hanging="425" w:leftChars="0" w:firstLineChars="0"/>
+        <w:ind w:left="845" w:leftChars="0" w:hanging="425" w:firstLineChars="0"/>
       </w:pPr>
       <w:r>
         <w:t>对客户和服务支持人员的交流、准备、备案和培训；</w:t>
@@ -4019,7 +4051,7 @@
     </w:p>
     <w:p>
       <w:pPr>
-        <w:pStyle w:val="a3"/>
+        <w:pStyle w:val="40"/>
         <w:keepLines w:val="0"/>
         <w:pageBreakBefore w:val="0"/>
         <w:widowControl w:val="0"/>
@@ -4030,7 +4062,7 @@
         <w:wordWrap/>
         <w:overflowPunct/>
         <w:bidi w:val="0"/>
-        <w:ind w:left="845" w:hanging="425" w:leftChars="0" w:firstLineChars="0"/>
+        <w:ind w:left="845" w:leftChars="0" w:hanging="425" w:firstLineChars="0"/>
       </w:pPr>
       <w:r>
         <w:t>确定测试、培训、客服支持、现场部署等工作计划，包含上线规划；</w:t>
@@ -4038,7 +4070,7 @@
     </w:p>
     <w:p>
       <w:pPr>
-        <w:pStyle w:val="a3"/>
+        <w:pStyle w:val="40"/>
         <w:keepLines w:val="0"/>
         <w:pageBreakBefore w:val="0"/>
         <w:widowControl w:val="0"/>
@@ -4049,7 +4081,7 @@
         <w:wordWrap/>
         <w:overflowPunct/>
         <w:bidi w:val="0"/>
-        <w:ind w:left="845" w:hanging="425" w:leftChars="0" w:firstLineChars="0"/>
+        <w:ind w:left="845" w:leftChars="0" w:hanging="425" w:firstLineChars="0"/>
       </w:pPr>
       <w:r>
         <w:t>安排部署完成的后续工作计划；</w:t>
@@ -4057,7 +4089,7 @@
     </w:p>
     <w:p>
       <w:pPr>
-        <w:pStyle w:val="a3"/>
+        <w:pStyle w:val="40"/>
         <w:keepLines w:val="0"/>
         <w:pageBreakBefore w:val="0"/>
         <w:widowControl w:val="0"/>
@@ -4068,7 +4100,7 @@
         <w:wordWrap/>
         <w:overflowPunct/>
         <w:bidi w:val="0"/>
-        <w:ind w:left="845" w:hanging="425" w:leftChars="0" w:firstLineChars="0"/>
+        <w:ind w:left="845" w:leftChars="0" w:hanging="425" w:firstLineChars="0"/>
       </w:pPr>
       <w:r>
         <w:t>确定在发布失败情况下的退回方案；</w:t>
@@ -4076,7 +4108,7 @@
     </w:p>
     <w:p>
       <w:pPr>
-        <w:pStyle w:val="a3"/>
+        <w:pStyle w:val="40"/>
         <w:keepLines w:val="0"/>
         <w:pageBreakBefore w:val="0"/>
         <w:widowControl w:val="0"/>
@@ -4087,7 +4119,7 @@
         <w:wordWrap/>
         <w:overflowPunct/>
         <w:bidi w:val="0"/>
-        <w:ind w:left="845" w:hanging="425" w:leftChars="0" w:firstLineChars="0"/>
+        <w:ind w:left="845" w:leftChars="0" w:hanging="425" w:firstLineChars="0"/>
       </w:pPr>
       <w:r>
         <w:t>可预见问题以及相应的解决方法；</w:t>
@@ -4095,7 +4127,7 @@
     </w:p>
     <w:p>
       <w:pPr>
-        <w:pStyle w:val="a3"/>
+        <w:pStyle w:val="40"/>
         <w:keepLines w:val="0"/>
         <w:pageBreakBefore w:val="0"/>
         <w:widowControl w:val="0"/>
@@ -4106,7 +4138,7 @@
         <w:wordWrap/>
         <w:overflowPunct/>
         <w:bidi w:val="0"/>
-        <w:ind w:left="845" w:hanging="425" w:leftChars="0" w:firstLineChars="0"/>
+        <w:ind w:left="845" w:leftChars="0" w:hanging="425" w:firstLineChars="0"/>
       </w:pPr>
       <w:r>
         <w:t>确定与软、硬件有关的配置基线。</w:t>
@@ -4114,25 +4146,25 @@
     </w:p>
     <w:p>
       <w:pPr>
-        <w:pStyle w:val="3"/>
-        <w:keepLines w:val="0"/>
-        <w:pageBreakBefore w:val="0"/>
-        <w:widowControl w:val="0"/>
-        <w:wordWrap/>
-        <w:overflowPunct/>
-        <w:bidi w:val="0"/>
-      </w:pPr>
+        <w:pStyle w:val="31"/>
+        <w:keepLines w:val="0"/>
+        <w:pageBreakBefore w:val="0"/>
+        <w:widowControl w:val="0"/>
+        <w:wordWrap/>
+        <w:overflowPunct/>
+        <w:bidi w:val="0"/>
+      </w:pPr>
+      <w:bookmarkStart w:id="10" w:name="_Toc30796"/>
       <w:bookmarkStart w:id="11" w:name="_Toc21080"/>
-      <w:bookmarkStart w:id="12" w:name="_Toc30796"/>
       <w:r>
         <w:t>发布方案评审</w:t>
       </w:r>
+      <w:bookmarkEnd w:id="10"/>
       <w:bookmarkEnd w:id="11"/>
-      <w:bookmarkEnd w:id="12"/>
-    </w:p>
-    <w:p>
-      <w:pPr>
-        <w:pStyle w:val="a3"/>
+    </w:p>
+    <w:p>
+      <w:pPr>
+        <w:pStyle w:val="40"/>
         <w:keepLines w:val="0"/>
         <w:pageBreakBefore w:val="0"/>
         <w:widowControl w:val="0"/>
@@ -4161,25 +4193,25 @@
     </w:p>
     <w:p>
       <w:pPr>
-        <w:pStyle w:val="3"/>
-        <w:keepLines w:val="0"/>
-        <w:pageBreakBefore w:val="0"/>
-        <w:widowControl w:val="0"/>
-        <w:wordWrap/>
-        <w:overflowPunct/>
-        <w:bidi w:val="0"/>
-      </w:pPr>
-      <w:bookmarkStart w:id="13" w:name="bookmark15"/>
+        <w:pStyle w:val="31"/>
+        <w:keepLines w:val="0"/>
+        <w:pageBreakBefore w:val="0"/>
+        <w:widowControl w:val="0"/>
+        <w:wordWrap/>
+        <w:overflowPunct/>
+        <w:bidi w:val="0"/>
+      </w:pPr>
+      <w:bookmarkStart w:id="12" w:name="bookmark15"/>
+      <w:bookmarkEnd w:id="12"/>
+      <w:bookmarkStart w:id="13" w:name="_Toc26329"/>
+      <w:r>
+        <w:t>构建测试环境、测试和验收</w:t>
+      </w:r>
       <w:bookmarkEnd w:id="13"/>
-      <w:bookmarkStart w:id="14" w:name="_Toc26329"/>
-      <w:r>
-        <w:t>构建测试环境、测试和验收</w:t>
-      </w:r>
-      <w:bookmarkEnd w:id="14"/>
-    </w:p>
-    <w:p>
-      <w:pPr>
-        <w:pStyle w:val="a3"/>
+    </w:p>
+    <w:p>
+      <w:pPr>
+        <w:pStyle w:val="40"/>
         <w:keepLines w:val="0"/>
         <w:pageBreakBefore w:val="0"/>
         <w:widowControl w:val="0"/>
@@ -4190,7 +4222,7 @@
         <w:wordWrap/>
         <w:overflowPunct/>
         <w:bidi w:val="0"/>
-        <w:ind w:left="425" w:hanging="425" w:leftChars="0" w:firstLineChars="0"/>
+        <w:ind w:left="425" w:leftChars="0" w:hanging="425" w:firstLineChars="0"/>
       </w:pPr>
       <w:r>
         <w:t>根据方案，在实施之前如果需要内部测试，需要</w:t>
@@ -4228,25 +4260,25 @@
     </w:p>
     <w:p>
       <w:pPr>
-        <w:pStyle w:val="3"/>
-        <w:keepLines w:val="0"/>
-        <w:pageBreakBefore w:val="0"/>
-        <w:widowControl w:val="0"/>
-        <w:wordWrap/>
-        <w:overflowPunct/>
-        <w:bidi w:val="0"/>
-      </w:pPr>
-      <w:bookmarkStart w:id="15" w:name="bookmark16"/>
+        <w:pStyle w:val="31"/>
+        <w:keepLines w:val="0"/>
+        <w:pageBreakBefore w:val="0"/>
+        <w:widowControl w:val="0"/>
+        <w:wordWrap/>
+        <w:overflowPunct/>
+        <w:bidi w:val="0"/>
+      </w:pPr>
+      <w:bookmarkStart w:id="14" w:name="bookmark16"/>
+      <w:bookmarkEnd w:id="14"/>
+      <w:bookmarkStart w:id="15" w:name="_Toc18009"/>
+      <w:r>
+        <w:t>上线规划</w:t>
+      </w:r>
       <w:bookmarkEnd w:id="15"/>
-      <w:bookmarkStart w:id="16" w:name="_Toc18009"/>
-      <w:r>
-        <w:t>上线规划</w:t>
-      </w:r>
-      <w:bookmarkEnd w:id="16"/>
-    </w:p>
-    <w:p>
-      <w:pPr>
-        <w:pStyle w:val="a3"/>
+    </w:p>
+    <w:p>
+      <w:pPr>
+        <w:pStyle w:val="40"/>
         <w:keepLines w:val="0"/>
         <w:pageBreakBefore w:val="0"/>
         <w:widowControl w:val="0"/>
@@ -4257,7 +4289,7 @@
         <w:wordWrap/>
         <w:overflowPunct/>
         <w:bidi w:val="0"/>
-        <w:ind w:left="425" w:hanging="425" w:leftChars="0" w:firstLineChars="0"/>
+        <w:ind w:left="425" w:leftChars="0" w:hanging="425" w:firstLineChars="0"/>
       </w:pPr>
       <w:r>
         <w:t>通常情况下发布方案包括上线计划，即在发布方案中已经确定了上线计划，个别重大发布可对原有《发布方案》中计划的拓展，其中要说明安装和测试预期结果，并制作详细的上线时间安排、工作安排和详细的上线步骤、回退计划等。</w:t>
@@ -4265,25 +4297,25 @@
     </w:p>
     <w:p>
       <w:pPr>
-        <w:pStyle w:val="3"/>
-        <w:keepLines w:val="0"/>
-        <w:pageBreakBefore w:val="0"/>
-        <w:widowControl w:val="0"/>
-        <w:wordWrap/>
-        <w:overflowPunct/>
-        <w:bidi w:val="0"/>
-      </w:pPr>
-      <w:bookmarkStart w:id="17" w:name="bookmark17"/>
+        <w:pStyle w:val="31"/>
+        <w:keepLines w:val="0"/>
+        <w:pageBreakBefore w:val="0"/>
+        <w:widowControl w:val="0"/>
+        <w:wordWrap/>
+        <w:overflowPunct/>
+        <w:bidi w:val="0"/>
+      </w:pPr>
+      <w:bookmarkStart w:id="16" w:name="bookmark17"/>
+      <w:bookmarkEnd w:id="16"/>
+      <w:bookmarkStart w:id="17" w:name="_Toc9299"/>
+      <w:r>
+        <w:t>上线审批</w:t>
+      </w:r>
       <w:bookmarkEnd w:id="17"/>
-      <w:bookmarkStart w:id="18" w:name="_Toc9299"/>
-      <w:r>
-        <w:t>上线审批</w:t>
-      </w:r>
-      <w:bookmarkEnd w:id="18"/>
-    </w:p>
-    <w:p>
-      <w:pPr>
-        <w:pStyle w:val="a3"/>
+    </w:p>
+    <w:p>
+      <w:pPr>
+        <w:pStyle w:val="40"/>
         <w:keepLines w:val="0"/>
         <w:pageBreakBefore w:val="0"/>
         <w:widowControl w:val="0"/>
@@ -4294,7 +4326,7 @@
         <w:wordWrap/>
         <w:overflowPunct/>
         <w:bidi w:val="0"/>
-        <w:ind w:left="425" w:hanging="425" w:leftChars="0" w:firstLineChars="0"/>
+        <w:ind w:left="425" w:leftChars="0" w:hanging="425" w:firstLineChars="0"/>
       </w:pPr>
       <w:r>
         <w:t>通常情况下《发布方案》包含《上线计划》，因此在方案审批时已对《上线计划》也同时确认。</w:t>
@@ -4302,7 +4334,7 @@
     </w:p>
     <w:p>
       <w:pPr>
-        <w:pStyle w:val="a3"/>
+        <w:pStyle w:val="40"/>
         <w:keepLines w:val="0"/>
         <w:pageBreakBefore w:val="0"/>
         <w:widowControl w:val="0"/>
@@ -4313,7 +4345,7 @@
         <w:wordWrap/>
         <w:overflowPunct/>
         <w:bidi w:val="0"/>
-        <w:ind w:left="425" w:hanging="425" w:leftChars="0" w:firstLineChars="0"/>
+        <w:ind w:left="425" w:leftChars="0" w:hanging="425" w:firstLineChars="0"/>
       </w:pPr>
       <w:r>
         <w:t>若有单独制作《上线计划》的， 由</w:t>
@@ -4341,25 +4373,25 @@
     </w:p>
     <w:p>
       <w:pPr>
-        <w:pStyle w:val="3"/>
-        <w:keepLines w:val="0"/>
-        <w:pageBreakBefore w:val="0"/>
-        <w:widowControl w:val="0"/>
-        <w:wordWrap/>
-        <w:overflowPunct/>
-        <w:bidi w:val="0"/>
-      </w:pPr>
-      <w:bookmarkStart w:id="19" w:name="bookmark18"/>
+        <w:pStyle w:val="31"/>
+        <w:keepLines w:val="0"/>
+        <w:pageBreakBefore w:val="0"/>
+        <w:widowControl w:val="0"/>
+        <w:wordWrap/>
+        <w:overflowPunct/>
+        <w:bidi w:val="0"/>
+      </w:pPr>
+      <w:bookmarkStart w:id="18" w:name="bookmark18"/>
+      <w:bookmarkEnd w:id="18"/>
+      <w:bookmarkStart w:id="19" w:name="_Toc23329"/>
+      <w:r>
+        <w:t>沟通和培训</w:t>
+      </w:r>
       <w:bookmarkEnd w:id="19"/>
-      <w:bookmarkStart w:id="20" w:name="_Toc23329"/>
-      <w:r>
-        <w:t>沟通和培训</w:t>
-      </w:r>
-      <w:bookmarkEnd w:id="20"/>
-    </w:p>
-    <w:p>
-      <w:pPr>
-        <w:pStyle w:val="a3"/>
+    </w:p>
+    <w:p>
+      <w:pPr>
+        <w:pStyle w:val="40"/>
         <w:keepLines w:val="0"/>
         <w:pageBreakBefore w:val="0"/>
         <w:widowControl w:val="0"/>
@@ -4370,7 +4402,7 @@
         <w:wordWrap/>
         <w:overflowPunct/>
         <w:bidi w:val="0"/>
-        <w:ind w:left="425" w:hanging="425" w:leftChars="0" w:firstLineChars="0"/>
+        <w:ind w:left="425" w:leftChars="0" w:hanging="425" w:firstLineChars="0"/>
       </w:pPr>
       <w:r>
         <w:t>系统版本升级部署前，需要对服务支持人员进行沟通、知识更新培训，保障发布后的客服支持工作；需要对企业用户相关人员进行沟通和培训，发布上线通知，使得用户明确软件上线后对其工作有何影响，必要时对用户进行培训。</w:t>
@@ -4378,23 +4410,23 @@
     </w:p>
     <w:p>
       <w:pPr>
-        <w:pStyle w:val="3"/>
-        <w:keepLines w:val="0"/>
-        <w:pageBreakBefore w:val="0"/>
-        <w:widowControl w:val="0"/>
-        <w:wordWrap/>
-        <w:overflowPunct/>
-        <w:bidi w:val="0"/>
-      </w:pPr>
-      <w:bookmarkStart w:id="21" w:name="_Toc12787"/>
+        <w:pStyle w:val="31"/>
+        <w:keepLines w:val="0"/>
+        <w:pageBreakBefore w:val="0"/>
+        <w:widowControl w:val="0"/>
+        <w:wordWrap/>
+        <w:overflowPunct/>
+        <w:bidi w:val="0"/>
+      </w:pPr>
+      <w:bookmarkStart w:id="20" w:name="_Toc12787"/>
       <w:r>
         <w:t>分发和部署</w:t>
       </w:r>
-      <w:bookmarkEnd w:id="21"/>
-    </w:p>
-    <w:p>
-      <w:pPr>
-        <w:pStyle w:val="a3"/>
+      <w:bookmarkEnd w:id="20"/>
+    </w:p>
+    <w:p>
+      <w:pPr>
+        <w:pStyle w:val="40"/>
         <w:keepLines w:val="0"/>
         <w:pageBreakBefore w:val="0"/>
         <w:widowControl w:val="0"/>
@@ -4405,7 +4437,7 @@
         <w:wordWrap/>
         <w:overflowPunct/>
         <w:bidi w:val="0"/>
-        <w:ind w:left="425" w:hanging="425" w:leftChars="0" w:firstLineChars="0"/>
+        <w:ind w:left="425" w:leftChars="0" w:hanging="425" w:firstLineChars="0"/>
       </w:pPr>
       <w:r>
         <w:t>经过环境构建、测试和试运行后，可进行软件的上线部署工作。</w:t>
@@ -4413,7 +4445,7 @@
     </w:p>
     <w:p>
       <w:pPr>
-        <w:pStyle w:val="a3"/>
+        <w:pStyle w:val="40"/>
         <w:keepLines w:val="0"/>
         <w:pageBreakBefore w:val="0"/>
         <w:widowControl w:val="0"/>
@@ -4424,7 +4456,7 @@
         <w:wordWrap/>
         <w:overflowPunct/>
         <w:bidi w:val="0"/>
-        <w:ind w:left="425" w:hanging="425" w:leftChars="0" w:firstLineChars="0"/>
+        <w:ind w:left="425" w:leftChars="0" w:hanging="425" w:firstLineChars="0"/>
       </w:pPr>
       <w:r>
         <w:t>更新配置库</w:t>
@@ -4432,7 +4464,7 @@
     </w:p>
     <w:p>
       <w:pPr>
-        <w:pStyle w:val="a3"/>
+        <w:pStyle w:val="40"/>
         <w:keepLines w:val="0"/>
         <w:pageBreakBefore w:val="0"/>
         <w:widowControl w:val="0"/>
@@ -4443,7 +4475,7 @@
         <w:wordWrap/>
         <w:overflowPunct/>
         <w:bidi w:val="0"/>
-        <w:ind w:left="425" w:hanging="425" w:leftChars="0" w:firstLineChars="0"/>
+        <w:ind w:left="425" w:leftChars="0" w:hanging="425" w:firstLineChars="0"/>
       </w:pPr>
       <w:r>
         <w:t>发布实施完成后，</w:t>
@@ -4461,7 +4493,7 @@
     </w:p>
     <w:p>
       <w:pPr>
-        <w:pStyle w:val="a3"/>
+        <w:pStyle w:val="40"/>
         <w:keepLines w:val="0"/>
         <w:pageBreakBefore w:val="0"/>
         <w:widowControl w:val="0"/>
@@ -4472,7 +4504,7 @@
         <w:wordWrap/>
         <w:overflowPunct/>
         <w:bidi w:val="0"/>
-        <w:ind w:left="425" w:hanging="425" w:leftChars="0" w:firstLineChars="0"/>
+        <w:ind w:left="425" w:leftChars="0" w:hanging="425" w:firstLineChars="0"/>
       </w:pPr>
       <w:r>
         <w:t>参照《配置管理过程》。</w:t>
@@ -4480,10 +4512,10 @@
     </w:p>
     <w:p>
       <w:pPr>
-        <w:pStyle w:val="3"/>
-        <w:bidi w:val="0"/>
-      </w:pPr>
-      <w:bookmarkStart w:id="22" w:name="_Toc13182"/>
+        <w:pStyle w:val="31"/>
+        <w:bidi w:val="0"/>
+      </w:pPr>
+      <w:bookmarkStart w:id="21" w:name="_Toc13182"/>
       <w:r>
         <w:rPr>
           <w:rFonts w:hint="eastAsia"/>
@@ -4491,13 +4523,13 @@
         </w:rPr>
         <w:t>发布回退</w:t>
       </w:r>
-      <w:bookmarkEnd w:id="22"/>
-    </w:p>
-    <w:p>
-      <w:pPr>
-        <w:pStyle w:val="a1"/>
-        <w:rPr>
-          <w:rFonts w:eastAsia="宋体" w:hint="default"/>
+      <w:bookmarkEnd w:id="21"/>
+    </w:p>
+    <w:p>
+      <w:pPr>
+        <w:pStyle w:val="29"/>
+        <w:rPr>
+          <w:rFonts w:hint="default" w:eastAsia="宋体"/>
           <w:lang w:val="en-US" w:eastAsia="zh-CN"/>
         </w:rPr>
       </w:pPr>
@@ -4511,7 +4543,7 @@
     </w:p>
     <w:p>
       <w:pPr>
-        <w:pStyle w:val="a1"/>
+        <w:pStyle w:val="29"/>
         <w:rPr>
           <w:rFonts w:hint="eastAsia"/>
         </w:rPr>
@@ -4525,7 +4557,7 @@
     </w:p>
     <w:p>
       <w:pPr>
-        <w:pStyle w:val="a1"/>
+        <w:pStyle w:val="29"/>
         <w:rPr>
           <w:rFonts w:hint="eastAsia"/>
         </w:rPr>
@@ -4539,7 +4571,7 @@
     </w:p>
     <w:p>
       <w:pPr>
-        <w:pStyle w:val="a1"/>
+        <w:pStyle w:val="29"/>
         <w:rPr>
           <w:rFonts w:hint="eastAsia"/>
         </w:rPr>
@@ -4553,7 +4585,7 @@
     </w:p>
     <w:p>
       <w:pPr>
-        <w:pStyle w:val="a1"/>
+        <w:pStyle w:val="29"/>
         <w:rPr>
           <w:rFonts w:hint="eastAsia"/>
         </w:rPr>
@@ -4567,7 +4599,7 @@
     </w:p>
     <w:p>
       <w:pPr>
-        <w:pStyle w:val="a1"/>
+        <w:pStyle w:val="29"/>
       </w:pPr>
       <w:r>
         <w:rPr>
@@ -4578,25 +4610,25 @@
     </w:p>
     <w:p>
       <w:pPr>
-        <w:pStyle w:val="3"/>
-        <w:keepLines w:val="0"/>
-        <w:pageBreakBefore w:val="0"/>
-        <w:widowControl w:val="0"/>
-        <w:wordWrap/>
-        <w:overflowPunct/>
-        <w:bidi w:val="0"/>
-      </w:pPr>
-      <w:bookmarkStart w:id="23" w:name="bookmark20"/>
+        <w:pStyle w:val="31"/>
+        <w:keepLines w:val="0"/>
+        <w:pageBreakBefore w:val="0"/>
+        <w:widowControl w:val="0"/>
+        <w:wordWrap/>
+        <w:overflowPunct/>
+        <w:bidi w:val="0"/>
+      </w:pPr>
+      <w:bookmarkStart w:id="22" w:name="bookmark20"/>
+      <w:bookmarkEnd w:id="22"/>
+      <w:bookmarkStart w:id="23" w:name="_Toc30153"/>
+      <w:r>
+        <w:t>发布关闭</w:t>
+      </w:r>
       <w:bookmarkEnd w:id="23"/>
-      <w:bookmarkStart w:id="24" w:name="_Toc30153"/>
-      <w:r>
-        <w:t>发布关闭</w:t>
-      </w:r>
-      <w:bookmarkEnd w:id="24"/>
-    </w:p>
-    <w:p>
-      <w:pPr>
-        <w:pStyle w:val="a3"/>
+    </w:p>
+    <w:p>
+      <w:pPr>
+        <w:pStyle w:val="40"/>
         <w:keepLines w:val="0"/>
         <w:pageBreakBefore w:val="0"/>
         <w:widowControl w:val="0"/>
@@ -4607,7 +4639,7 @@
         <w:wordWrap/>
         <w:overflowPunct/>
         <w:bidi w:val="0"/>
-        <w:ind w:left="425" w:hanging="425" w:leftChars="0" w:firstLineChars="0"/>
+        <w:ind w:left="425" w:leftChars="0" w:hanging="425" w:firstLineChars="0"/>
       </w:pPr>
       <w:r>
         <w:rPr>
@@ -4622,25 +4654,25 @@
     </w:p>
     <w:p>
       <w:pPr>
-        <w:pStyle w:val="3"/>
-        <w:keepLines w:val="0"/>
-        <w:pageBreakBefore w:val="0"/>
-        <w:widowControl w:val="0"/>
-        <w:wordWrap/>
-        <w:overflowPunct/>
-        <w:bidi w:val="0"/>
-      </w:pPr>
-      <w:bookmarkStart w:id="25" w:name="bookmark21"/>
+        <w:pStyle w:val="31"/>
+        <w:keepLines w:val="0"/>
+        <w:pageBreakBefore w:val="0"/>
+        <w:widowControl w:val="0"/>
+        <w:wordWrap/>
+        <w:overflowPunct/>
+        <w:bidi w:val="0"/>
+      </w:pPr>
+      <w:bookmarkStart w:id="24" w:name="bookmark21"/>
+      <w:bookmarkEnd w:id="24"/>
+      <w:bookmarkStart w:id="25" w:name="_Toc3925"/>
+      <w:r>
+        <w:t>发布报告</w:t>
+      </w:r>
       <w:bookmarkEnd w:id="25"/>
-      <w:bookmarkStart w:id="26" w:name="_Toc3925"/>
-      <w:r>
-        <w:t>发布报告</w:t>
-      </w:r>
-      <w:bookmarkEnd w:id="26"/>
-    </w:p>
-    <w:p>
-      <w:pPr>
-        <w:pStyle w:val="a3"/>
+    </w:p>
+    <w:p>
+      <w:pPr>
+        <w:pStyle w:val="40"/>
         <w:keepLines w:val="0"/>
         <w:pageBreakBefore w:val="0"/>
         <w:widowControl w:val="0"/>
@@ -4651,7 +4683,7 @@
         <w:wordWrap/>
         <w:overflowPunct/>
         <w:bidi w:val="0"/>
-        <w:ind w:left="425" w:hanging="425" w:leftChars="0" w:firstLineChars="0"/>
+        <w:ind w:left="425" w:leftChars="0" w:hanging="425" w:firstLineChars="0"/>
       </w:pPr>
       <w:r>
         <w:t>发布完成后，每季度对用户提出的因为升级导致的错误或问题，由技术人员收集如下的信息：</w:t>
@@ -4659,7 +4691,7 @@
     </w:p>
     <w:p>
       <w:pPr>
-        <w:pStyle w:val="a3"/>
+        <w:pStyle w:val="40"/>
         <w:keepLines w:val="0"/>
         <w:pageBreakBefore w:val="0"/>
         <w:widowControl w:val="0"/>
@@ -4670,7 +4702,7 @@
         <w:wordWrap/>
         <w:overflowPunct/>
         <w:bidi w:val="0"/>
-        <w:ind w:left="425" w:hanging="425" w:leftChars="0" w:firstLineChars="0"/>
+        <w:ind w:left="425" w:leftChars="0" w:hanging="425" w:firstLineChars="0"/>
       </w:pPr>
       <w:r>
         <w:t>发布引起的事件或问题数量；</w:t>
@@ -4678,7 +4710,7 @@
     </w:p>
     <w:p>
       <w:pPr>
-        <w:pStyle w:val="a3"/>
+        <w:pStyle w:val="40"/>
         <w:keepLines w:val="0"/>
         <w:pageBreakBefore w:val="0"/>
         <w:widowControl w:val="0"/>
@@ -4689,7 +4721,7 @@
         <w:wordWrap/>
         <w:overflowPunct/>
         <w:bidi w:val="0"/>
-        <w:ind w:left="425" w:hanging="425" w:leftChars="0" w:firstLineChars="0"/>
+        <w:ind w:left="425" w:leftChars="0" w:hanging="425" w:firstLineChars="0"/>
       </w:pPr>
       <w:r>
         <w:t>发布成功率</w:t>
@@ -4697,7 +4729,7 @@
     </w:p>
     <w:p>
       <w:pPr>
-        <w:pStyle w:val="a3"/>
+        <w:pStyle w:val="40"/>
         <w:keepLines w:val="0"/>
         <w:pageBreakBefore w:val="0"/>
         <w:widowControl w:val="0"/>
@@ -4708,7 +4740,7 @@
         <w:wordWrap/>
         <w:overflowPunct/>
         <w:bidi w:val="0"/>
-        <w:ind w:left="425" w:hanging="425" w:leftChars="0" w:firstLineChars="0"/>
+        <w:ind w:left="425" w:leftChars="0" w:hanging="425" w:firstLineChars="0"/>
       </w:pPr>
       <w:r>
         <w:t>对发布数据进行分析，找出存在的问题，并提出纠正或预防措施，编写出《发布报告》，成为服务报告的一部分。</w:t>
@@ -4716,35 +4748,36 @@
     </w:p>
     <w:p>
       <w:pPr>
-        <w:pStyle w:val="2"/>
-        <w:keepLines w:val="0"/>
-        <w:pageBreakBefore w:val="0"/>
-        <w:widowControl w:val="0"/>
-        <w:wordWrap/>
-        <w:overflowPunct/>
-        <w:bidi w:val="0"/>
-      </w:pPr>
-      <w:bookmarkStart w:id="27" w:name="_Toc6088"/>
-      <w:bookmarkStart w:id="28" w:name="_Toc16857"/>
+        <w:pStyle w:val="30"/>
+        <w:keepLines w:val="0"/>
+        <w:pageBreakBefore w:val="0"/>
+        <w:widowControl w:val="0"/>
+        <w:wordWrap/>
+        <w:overflowPunct/>
+        <w:bidi w:val="0"/>
+      </w:pPr>
+      <w:bookmarkStart w:id="26" w:name="_Toc6088"/>
+      <w:bookmarkStart w:id="27" w:name="_Toc16857"/>
       <w:r>
         <w:t>考核指标</w:t>
       </w:r>
+      <w:bookmarkEnd w:id="26"/>
       <w:bookmarkEnd w:id="27"/>
-      <w:bookmarkEnd w:id="28"/>
     </w:p>
     <w:tbl>
       <w:tblPr>
-        <w:tblStyle w:val="TableGrid"/>
+        <w:tblStyle w:val="21"/>
         <w:tblW w:w="0" w:type="auto"/>
         <w:tblInd w:w="0" w:type="dxa"/>
         <w:tblBorders>
-          <w:top w:val="single" w:sz="4" w:space="0" w:color="auto"/>
-          <w:left w:val="single" w:sz="4" w:space="0" w:color="auto"/>
-          <w:bottom w:val="single" w:sz="4" w:space="0" w:color="auto"/>
-          <w:right w:val="single" w:sz="4" w:space="0" w:color="auto"/>
-          <w:insideH w:val="single" w:sz="4" w:space="0" w:color="auto"/>
-          <w:insideV w:val="single" w:sz="4" w:space="0" w:color="auto"/>
+          <w:top w:val="single" w:color="auto" w:sz="4" w:space="0"/>
+          <w:left w:val="single" w:color="auto" w:sz="4" w:space="0"/>
+          <w:bottom w:val="single" w:color="auto" w:sz="4" w:space="0"/>
+          <w:right w:val="single" w:color="auto" w:sz="4" w:space="0"/>
+          <w:insideH w:val="single" w:color="auto" w:sz="4" w:space="0"/>
+          <w:insideV w:val="single" w:color="auto" w:sz="4" w:space="0"/>
         </w:tblBorders>
+        <w:tblLayout w:type="autofit"/>
         <w:tblCellMar>
           <w:top w:w="0" w:type="dxa"/>
           <w:left w:w="108" w:type="dxa"/>
@@ -4760,15 +4793,13 @@
       </w:tblGrid>
       <w:tr>
         <w:tblPrEx>
-          <w:tblW w:w="0" w:type="auto"/>
-          <w:tblInd w:w="0" w:type="dxa"/>
           <w:tblBorders>
-            <w:top w:val="single" w:sz="4" w:space="0" w:color="auto"/>
-            <w:left w:val="single" w:sz="4" w:space="0" w:color="auto"/>
-            <w:bottom w:val="single" w:sz="4" w:space="0" w:color="auto"/>
-            <w:right w:val="single" w:sz="4" w:space="0" w:color="auto"/>
-            <w:insideH w:val="single" w:sz="4" w:space="0" w:color="auto"/>
-            <w:insideV w:val="single" w:sz="4" w:space="0" w:color="auto"/>
+            <w:top w:val="single" w:color="auto" w:sz="4" w:space="0"/>
+            <w:left w:val="single" w:color="auto" w:sz="4" w:space="0"/>
+            <w:bottom w:val="single" w:color="auto" w:sz="4" w:space="0"/>
+            <w:right w:val="single" w:color="auto" w:sz="4" w:space="0"/>
+            <w:insideH w:val="single" w:color="auto" w:sz="4" w:space="0"/>
+            <w:insideV w:val="single" w:color="auto" w:sz="4" w:space="0"/>
           </w:tblBorders>
           <w:tblCellMar>
             <w:top w:w="0" w:type="dxa"/>
@@ -4783,17 +4814,17 @@
           </w:tcPr>
           <w:p>
             <w:pPr>
-              <w:pStyle w:val="a1"/>
+              <w:pStyle w:val="29"/>
               <w:keepLines w:val="0"/>
               <w:pageBreakBefore w:val="0"/>
               <w:widowControl w:val="0"/>
               <w:wordWrap/>
               <w:overflowPunct/>
               <w:bidi w:val="0"/>
-              <w:ind w:left="0" w:firstLine="0" w:leftChars="0" w:firstLineChars="0"/>
+              <w:ind w:left="0" w:leftChars="0" w:firstLine="0" w:firstLineChars="0"/>
               <w:jc w:val="both"/>
               <w:rPr>
-                <w:rFonts w:ascii="宋体" w:eastAsia="宋体" w:hAnsi="宋体" w:cs="宋体" w:hint="default"/>
+                <w:rFonts w:hint="default" w:ascii="宋体" w:hAnsi="宋体" w:eastAsia="宋体" w:cs="宋体"/>
                 <w:sz w:val="18"/>
                 <w:szCs w:val="18"/>
                 <w:lang w:val="en-US" w:eastAsia="zh-CN"/>
@@ -4801,7 +4832,7 @@
             </w:pPr>
             <w:r>
               <w:rPr>
-                <w:rFonts w:ascii="宋体" w:eastAsia="宋体" w:hAnsi="宋体" w:cs="宋体" w:hint="eastAsia"/>
+                <w:rFonts w:hint="eastAsia" w:ascii="宋体" w:hAnsi="宋体" w:eastAsia="宋体" w:cs="宋体"/>
                 <w:sz w:val="18"/>
                 <w:szCs w:val="18"/>
                 <w:lang w:val="en-US" w:eastAsia="zh-CN"/>
@@ -4816,17 +4847,17 @@
           </w:tcPr>
           <w:p>
             <w:pPr>
-              <w:pStyle w:val="a1"/>
+              <w:pStyle w:val="29"/>
               <w:keepLines w:val="0"/>
               <w:pageBreakBefore w:val="0"/>
               <w:widowControl w:val="0"/>
               <w:wordWrap/>
               <w:overflowPunct/>
               <w:bidi w:val="0"/>
-              <w:ind w:left="0" w:firstLine="0" w:leftChars="0" w:firstLineChars="0"/>
+              <w:ind w:left="0" w:leftChars="0" w:firstLine="0" w:firstLineChars="0"/>
               <w:jc w:val="both"/>
               <w:rPr>
-                <w:rFonts w:ascii="宋体" w:eastAsia="宋体" w:hAnsi="宋体" w:cs="宋体" w:hint="default"/>
+                <w:rFonts w:hint="default" w:ascii="宋体" w:hAnsi="宋体" w:eastAsia="宋体" w:cs="宋体"/>
                 <w:sz w:val="18"/>
                 <w:szCs w:val="18"/>
                 <w:lang w:val="en-US" w:eastAsia="zh-CN"/>
@@ -4834,7 +4865,7 @@
             </w:pPr>
             <w:r>
               <w:rPr>
-                <w:rFonts w:ascii="宋体" w:eastAsia="宋体" w:hAnsi="宋体" w:cs="宋体" w:hint="eastAsia"/>
+                <w:rFonts w:hint="eastAsia" w:ascii="宋体" w:hAnsi="宋体" w:eastAsia="宋体" w:cs="宋体"/>
                 <w:sz w:val="18"/>
                 <w:szCs w:val="18"/>
                 <w:lang w:val="en-US" w:eastAsia="zh-CN"/>
@@ -4849,17 +4880,17 @@
           </w:tcPr>
           <w:p>
             <w:pPr>
-              <w:pStyle w:val="a1"/>
+              <w:pStyle w:val="29"/>
               <w:keepLines w:val="0"/>
               <w:pageBreakBefore w:val="0"/>
               <w:widowControl w:val="0"/>
               <w:wordWrap/>
               <w:overflowPunct/>
               <w:bidi w:val="0"/>
-              <w:ind w:left="0" w:firstLine="0" w:leftChars="0" w:firstLineChars="0"/>
+              <w:ind w:left="0" w:leftChars="0" w:firstLine="0" w:firstLineChars="0"/>
               <w:jc w:val="both"/>
               <w:rPr>
-                <w:rFonts w:ascii="宋体" w:eastAsia="宋体" w:hAnsi="宋体" w:cs="宋体" w:hint="default"/>
+                <w:rFonts w:hint="default" w:ascii="宋体" w:hAnsi="宋体" w:eastAsia="宋体" w:cs="宋体"/>
                 <w:sz w:val="18"/>
                 <w:szCs w:val="18"/>
                 <w:lang w:val="en-US" w:eastAsia="zh-CN"/>
@@ -4867,7 +4898,7 @@
             </w:pPr>
             <w:r>
               <w:rPr>
-                <w:rFonts w:ascii="宋体" w:eastAsia="宋体" w:hAnsi="宋体" w:cs="宋体" w:hint="eastAsia"/>
+                <w:rFonts w:hint="eastAsia" w:ascii="宋体" w:hAnsi="宋体" w:eastAsia="宋体" w:cs="宋体"/>
                 <w:sz w:val="18"/>
                 <w:szCs w:val="18"/>
                 <w:lang w:val="en-US" w:eastAsia="zh-CN"/>
@@ -4882,17 +4913,17 @@
           </w:tcPr>
           <w:p>
             <w:pPr>
-              <w:pStyle w:val="a1"/>
+              <w:pStyle w:val="29"/>
               <w:keepLines w:val="0"/>
               <w:pageBreakBefore w:val="0"/>
               <w:widowControl w:val="0"/>
               <w:wordWrap/>
               <w:overflowPunct/>
               <w:bidi w:val="0"/>
-              <w:ind w:left="0" w:firstLine="0" w:leftChars="0" w:firstLineChars="0"/>
+              <w:ind w:left="0" w:leftChars="0" w:firstLine="0" w:firstLineChars="0"/>
               <w:jc w:val="both"/>
               <w:rPr>
-                <w:rFonts w:ascii="宋体" w:eastAsia="宋体" w:hAnsi="宋体" w:cs="宋体" w:hint="default"/>
+                <w:rFonts w:hint="default" w:ascii="宋体" w:hAnsi="宋体" w:eastAsia="宋体" w:cs="宋体"/>
                 <w:sz w:val="18"/>
                 <w:szCs w:val="18"/>
                 <w:lang w:val="en-US" w:eastAsia="zh-CN"/>
@@ -4900,7 +4931,7 @@
             </w:pPr>
             <w:r>
               <w:rPr>
-                <w:rFonts w:ascii="宋体" w:eastAsia="宋体" w:hAnsi="宋体" w:cs="宋体" w:hint="eastAsia"/>
+                <w:rFonts w:hint="eastAsia" w:ascii="宋体" w:hAnsi="宋体" w:eastAsia="宋体" w:cs="宋体"/>
                 <w:sz w:val="18"/>
                 <w:szCs w:val="18"/>
                 <w:lang w:val="en-US" w:eastAsia="zh-CN"/>
@@ -4912,8 +4943,14 @@
       </w:tr>
       <w:tr>
         <w:tblPrEx>
-          <w:tblW w:w="0" w:type="auto"/>
-          <w:tblInd w:w="0" w:type="dxa"/>
+          <w:tblBorders>
+            <w:top w:val="single" w:color="auto" w:sz="4" w:space="0"/>
+            <w:left w:val="single" w:color="auto" w:sz="4" w:space="0"/>
+            <w:bottom w:val="single" w:color="auto" w:sz="4" w:space="0"/>
+            <w:right w:val="single" w:color="auto" w:sz="4" w:space="0"/>
+            <w:insideH w:val="single" w:color="auto" w:sz="4" w:space="0"/>
+            <w:insideV w:val="single" w:color="auto" w:sz="4" w:space="0"/>
+          </w:tblBorders>
           <w:tblCellMar>
             <w:top w:w="0" w:type="dxa"/>
             <w:left w:w="108" w:type="dxa"/>
@@ -4922,7 +4959,7 @@
           </w:tblCellMar>
         </w:tblPrEx>
         <w:trPr>
-          <w:trHeight w:val="327"/>
+          <w:trHeight w:val="327" w:hRule="atLeast"/>
         </w:trPr>
         <w:tc>
           <w:tcPr>
@@ -4930,14 +4967,14 @@
           </w:tcPr>
           <w:p>
             <w:pPr>
-              <w:pStyle w:val="a1"/>
+              <w:pStyle w:val="29"/>
               <w:keepLines w:val="0"/>
               <w:pageBreakBefore w:val="0"/>
               <w:widowControl w:val="0"/>
               <w:wordWrap/>
               <w:overflowPunct/>
               <w:bidi w:val="0"/>
-              <w:ind w:left="0" w:firstLine="0" w:leftChars="0" w:firstLineChars="0"/>
+              <w:ind w:left="0" w:leftChars="0" w:firstLine="0" w:firstLineChars="0"/>
               <w:jc w:val="both"/>
               <w:rPr>
                 <w:rFonts w:hint="default"/>
@@ -4947,7 +4984,7 @@
             </w:pPr>
             <w:r>
               <w:rPr>
-                <w:rFonts w:ascii="宋体" w:eastAsia="宋体" w:hAnsi="宋体" w:cs="宋体" w:hint="eastAsia"/>
+                <w:rFonts w:hint="eastAsia" w:ascii="宋体" w:hAnsi="宋体" w:eastAsia="宋体" w:cs="宋体"/>
                 <w:sz w:val="18"/>
                 <w:szCs w:val="18"/>
               </w:rPr>
@@ -4961,14 +4998,14 @@
           </w:tcPr>
           <w:p>
             <w:pPr>
-              <w:pStyle w:val="a1"/>
+              <w:pStyle w:val="29"/>
               <w:keepLines w:val="0"/>
               <w:pageBreakBefore w:val="0"/>
               <w:widowControl w:val="0"/>
               <w:wordWrap/>
               <w:overflowPunct/>
               <w:bidi w:val="0"/>
-              <w:ind w:left="0" w:firstLine="0" w:leftChars="0" w:firstLineChars="0"/>
+              <w:ind w:left="0" w:leftChars="0" w:firstLine="0" w:firstLineChars="0"/>
               <w:jc w:val="both"/>
               <w:rPr>
                 <w:rFonts w:hint="default"/>
@@ -4978,7 +5015,7 @@
             </w:pPr>
             <w:r>
               <w:rPr>
-                <w:rFonts w:ascii="宋体" w:eastAsia="宋体" w:hAnsi="宋体" w:cs="宋体" w:hint="eastAsia"/>
+                <w:rFonts w:hint="eastAsia" w:ascii="宋体" w:hAnsi="宋体" w:eastAsia="宋体" w:cs="宋体"/>
                 <w:sz w:val="18"/>
                 <w:szCs w:val="18"/>
               </w:rPr>
@@ -4986,7 +5023,7 @@
             </w:r>
             <w:r>
               <w:rPr>
-                <w:rFonts w:ascii="宋体" w:eastAsia="宋体" w:hAnsi="宋体" w:cs="宋体" w:hint="eastAsia"/>
+                <w:rFonts w:hint="eastAsia" w:ascii="宋体" w:hAnsi="宋体" w:eastAsia="宋体" w:cs="宋体"/>
                 <w:sz w:val="18"/>
                 <w:szCs w:val="18"/>
                 <w:lang w:eastAsia="zh-CN"/>
@@ -4995,7 +5032,7 @@
             </w:r>
             <w:r>
               <w:rPr>
-                <w:rFonts w:ascii="宋体" w:eastAsia="宋体" w:hAnsi="宋体" w:cs="宋体" w:hint="eastAsia"/>
+                <w:rFonts w:hint="eastAsia" w:ascii="宋体" w:hAnsi="宋体" w:eastAsia="宋体" w:cs="宋体"/>
                 <w:sz w:val="18"/>
                 <w:szCs w:val="18"/>
               </w:rPr>
@@ -5009,14 +5046,14 @@
           </w:tcPr>
           <w:p>
             <w:pPr>
-              <w:pStyle w:val="a1"/>
+              <w:pStyle w:val="29"/>
               <w:keepLines w:val="0"/>
               <w:pageBreakBefore w:val="0"/>
               <w:widowControl w:val="0"/>
               <w:wordWrap/>
               <w:overflowPunct/>
               <w:bidi w:val="0"/>
-              <w:ind w:left="0" w:firstLine="0" w:leftChars="0" w:firstLineChars="0"/>
+              <w:ind w:left="0" w:leftChars="0" w:firstLine="0" w:firstLineChars="0"/>
               <w:rPr>
                 <w:rFonts w:hint="default"/>
                 <w:vertAlign w:val="baseline"/>
@@ -5025,7 +5062,7 @@
             </w:pPr>
             <w:r>
               <w:rPr>
-                <w:rFonts w:ascii="宋体" w:eastAsia="宋体" w:hAnsi="宋体" w:cs="宋体" w:hint="eastAsia"/>
+                <w:rFonts w:hint="eastAsia" w:ascii="宋体" w:hAnsi="宋体" w:eastAsia="宋体" w:cs="宋体"/>
                 <w:sz w:val="18"/>
                 <w:szCs w:val="18"/>
               </w:rPr>
@@ -5039,7 +5076,7 @@
           </w:tcPr>
           <w:p>
             <w:pPr>
-              <w:pStyle w:val="a1"/>
+              <w:pStyle w:val="29"/>
               <w:keepLines w:val="0"/>
               <w:pageBreakBefore w:val="0"/>
               <w:widowControl w:val="0"/>
@@ -5054,7 +5091,7 @@
             </w:pPr>
             <w:r>
               <w:rPr>
-                <w:rFonts w:ascii="宋体" w:eastAsia="宋体" w:hAnsi="宋体" w:cs="宋体" w:hint="eastAsia"/>
+                <w:rFonts w:hint="eastAsia" w:ascii="宋体" w:hAnsi="宋体" w:eastAsia="宋体" w:cs="宋体"/>
                 <w:sz w:val="18"/>
                 <w:szCs w:val="18"/>
               </w:rPr>
@@ -5066,33 +5103,33 @@
     </w:tbl>
     <w:p>
       <w:pPr>
-        <w:pStyle w:val="1"/>
-        <w:keepLines w:val="0"/>
-        <w:pageBreakBefore w:val="0"/>
-        <w:widowControl w:val="0"/>
-        <w:wordWrap/>
-        <w:overflowPunct/>
-        <w:bidi w:val="0"/>
-        <w:rPr>
-          <w:rStyle w:val="1Char"/>
-          <w:rFonts w:eastAsia="宋体" w:hint="default"/>
+        <w:pStyle w:val="28"/>
+        <w:keepLines w:val="0"/>
+        <w:pageBreakBefore w:val="0"/>
+        <w:widowControl w:val="0"/>
+        <w:wordWrap/>
+        <w:overflowPunct/>
+        <w:bidi w:val="0"/>
+        <w:rPr>
+          <w:rStyle w:val="38"/>
+          <w:rFonts w:hint="default" w:eastAsia="宋体"/>
           <w:lang w:val="en-US" w:eastAsia="zh-CN"/>
         </w:rPr>
       </w:pPr>
-      <w:bookmarkStart w:id="29" w:name="bookmark3"/>
+      <w:bookmarkStart w:id="28" w:name="bookmark3"/>
+      <w:bookmarkEnd w:id="28"/>
+      <w:bookmarkStart w:id="29" w:name="_Toc2949"/>
+      <w:bookmarkStart w:id="30" w:name="_Toc17424"/>
+      <w:r>
+        <w:rPr>
+          <w:rStyle w:val="38"/>
+          <w:rFonts w:hint="eastAsia" w:eastAsia="宋体"/>
+          <w:lang w:val="en-US" w:eastAsia="zh-CN"/>
+        </w:rPr>
+        <w:t>附则</w:t>
+      </w:r>
       <w:bookmarkEnd w:id="29"/>
-      <w:bookmarkStart w:id="30" w:name="_Toc17424"/>
-      <w:bookmarkStart w:id="31" w:name="_Toc2949"/>
-      <w:r>
-        <w:rPr>
-          <w:rStyle w:val="1Char"/>
-          <w:rFonts w:eastAsia="宋体" w:hint="eastAsia"/>
-          <w:lang w:val="en-US" w:eastAsia="zh-CN"/>
-        </w:rPr>
-        <w:t>附则</w:t>
-      </w:r>
       <w:bookmarkEnd w:id="30"/>
-      <w:bookmarkEnd w:id="31"/>
     </w:p>
     <w:p>
       <w:pPr>
@@ -5114,17 +5151,17 @@
         <w:adjustRightInd w:val="0"/>
         <w:snapToGrid w:val="0"/>
         <w:spacing w:line="360" w:lineRule="auto"/>
-        <w:ind w:left="425" w:hanging="425" w:leftChars="0" w:firstLineChars="0"/>
+        <w:ind w:left="425" w:leftChars="0" w:hanging="425" w:firstLineChars="0"/>
         <w:textAlignment w:val="baseline"/>
         <w:rPr>
-          <w:rFonts w:ascii="宋体" w:eastAsia="宋体" w:hAnsi="宋体" w:cs="宋体"/>
+          <w:rFonts w:ascii="宋体" w:hAnsi="宋体" w:eastAsia="宋体" w:cs="宋体"/>
           <w:sz w:val="24"/>
           <w:szCs w:val="24"/>
         </w:rPr>
       </w:pPr>
       <w:r>
         <w:rPr>
-          <w:rFonts w:ascii="宋体" w:eastAsia="宋体" w:hAnsi="宋体" w:cs="宋体"/>
+          <w:rFonts w:ascii="宋体" w:hAnsi="宋体" w:eastAsia="宋体" w:cs="宋体"/>
           <w:spacing w:val="-1"/>
           <w:sz w:val="24"/>
           <w:szCs w:val="24"/>
@@ -5133,7 +5170,7 @@
       </w:r>
       <w:r>
         <w:rPr>
-          <w:rFonts w:ascii="宋体" w:eastAsia="宋体" w:hAnsi="宋体" w:cs="宋体" w:hint="eastAsia"/>
+          <w:rFonts w:hint="eastAsia" w:ascii="宋体" w:hAnsi="宋体" w:eastAsia="宋体" w:cs="宋体"/>
           <w:spacing w:val="-1"/>
           <w:sz w:val="24"/>
           <w:szCs w:val="24"/>
@@ -5143,7 +5180,7 @@
       </w:r>
       <w:r>
         <w:rPr>
-          <w:rFonts w:ascii="宋体" w:eastAsia="宋体" w:hAnsi="宋体" w:cs="宋体"/>
+          <w:rFonts w:ascii="宋体" w:hAnsi="宋体" w:eastAsia="宋体" w:cs="宋体"/>
           <w:spacing w:val="-1"/>
           <w:sz w:val="24"/>
           <w:szCs w:val="24"/>
@@ -5171,7 +5208,7 @@
         <w:adjustRightInd w:val="0"/>
         <w:snapToGrid w:val="0"/>
         <w:spacing w:line="360" w:lineRule="auto"/>
-        <w:ind w:left="425" w:hanging="425" w:leftChars="0" w:firstLineChars="0"/>
+        <w:ind w:left="425" w:leftChars="0" w:hanging="425" w:firstLineChars="0"/>
         <w:textAlignment w:val="baseline"/>
         <w:rPr>
           <w:rFonts w:hint="default"/>
@@ -5180,7 +5217,7 @@
       </w:pPr>
       <w:r>
         <w:rPr>
-          <w:rFonts w:ascii="宋体" w:eastAsia="宋体" w:hAnsi="宋体" w:cs="宋体"/>
+          <w:rFonts w:ascii="宋体" w:hAnsi="宋体" w:eastAsia="宋体" w:cs="宋体"/>
           <w:spacing w:val="-2"/>
           <w:sz w:val="24"/>
           <w:szCs w:val="24"/>
@@ -5190,7 +5227,7 @@
     </w:p>
     <w:p>
       <w:pPr>
-        <w:pStyle w:val="1"/>
+        <w:pStyle w:val="28"/>
         <w:keepLines w:val="0"/>
         <w:pageBreakBefore w:val="0"/>
         <w:widowControl w:val="0"/>
@@ -5202,10 +5239,10 @@
           <w:lang w:val="en-US" w:eastAsia="zh-CN"/>
         </w:rPr>
       </w:pPr>
-      <w:bookmarkStart w:id="32" w:name="bookmark14"/>
-      <w:bookmarkEnd w:id="32"/>
-      <w:bookmarkStart w:id="33" w:name="_Toc3099"/>
-      <w:bookmarkStart w:id="34" w:name="_Toc11976"/>
+      <w:bookmarkStart w:id="31" w:name="bookmark14"/>
+      <w:bookmarkEnd w:id="31"/>
+      <w:bookmarkStart w:id="32" w:name="_Toc3099"/>
+      <w:bookmarkStart w:id="33" w:name="_Toc11976"/>
       <w:r>
         <w:rPr>
           <w:rFonts w:hint="eastAsia"/>
@@ -5213,12 +5250,12 @@
         </w:rPr>
         <w:t>附件</w:t>
       </w:r>
+      <w:bookmarkEnd w:id="32"/>
       <w:bookmarkEnd w:id="33"/>
-      <w:bookmarkEnd w:id="34"/>
-    </w:p>
-    <w:p>
-      <w:pPr>
-        <w:pStyle w:val="a3"/>
+    </w:p>
+    <w:p>
+      <w:pPr>
+        <w:pStyle w:val="40"/>
         <w:keepLines w:val="0"/>
         <w:pageBreakBefore w:val="0"/>
         <w:widowControl w:val="0"/>
@@ -5242,7 +5279,7 @@
     </w:p>
     <w:p>
       <w:pPr>
-        <w:pStyle w:val="a3"/>
+        <w:pStyle w:val="40"/>
         <w:keepLines w:val="0"/>
         <w:pageBreakBefore w:val="0"/>
         <w:widowControl w:val="0"/>
@@ -5266,7 +5303,7 @@
     </w:p>
     <w:p>
       <w:pPr>
-        <w:pStyle w:val="1"/>
+        <w:pStyle w:val="28"/>
         <w:keepLines w:val="0"/>
         <w:pageBreakBefore w:val="0"/>
         <w:widowControl w:val="0"/>
@@ -5278,7 +5315,7 @@
           <w:lang w:val="en-US" w:eastAsia="zh-CN"/>
         </w:rPr>
       </w:pPr>
-      <w:bookmarkStart w:id="35" w:name="_Toc6232"/>
+      <w:bookmarkStart w:id="34" w:name="_Toc6232"/>
       <w:r>
         <w:rPr>
           <w:rFonts w:hint="eastAsia"/>
@@ -5286,11 +5323,11 @@
         </w:rPr>
         <w:t>记录</w:t>
       </w:r>
-      <w:bookmarkEnd w:id="35"/>
-    </w:p>
-    <w:p>
-      <w:pPr>
-        <w:pStyle w:val="a3"/>
+      <w:bookmarkEnd w:id="34"/>
+    </w:p>
+    <w:p>
+      <w:pPr>
+        <w:pStyle w:val="40"/>
         <w:keepLines w:val="0"/>
         <w:pageBreakBefore w:val="0"/>
         <w:widowControl w:val="0"/>
@@ -5304,7 +5341,7 @@
     </w:p>
     <w:p>
       <w:pPr>
-        <w:pStyle w:val="a3"/>
+        <w:pStyle w:val="40"/>
         <w:keepLines w:val="0"/>
         <w:pageBreakBefore w:val="0"/>
         <w:widowControl w:val="0"/>
@@ -5318,7 +5355,7 @@
     </w:p>
     <w:p>
       <w:pPr>
-        <w:pStyle w:val="a3"/>
+        <w:pStyle w:val="40"/>
         <w:keepLines w:val="0"/>
         <w:pageBreakBefore w:val="0"/>
         <w:widowControl w:val="0"/>
@@ -5335,44 +5372,94 @@
       </w:r>
     </w:p>
     <w:sectPr>
-      <w:headerReference w:type="default" r:id="rId6"/>
-      <w:footerReference w:type="default" r:id="rId7"/>
+      <w:headerReference r:id="rId5" w:type="default"/>
+      <w:footerReference r:id="rId6" w:type="default"/>
       <w:pgSz w:w="11906" w:h="16838"/>
       <w:pgMar w:top="1417" w:right="1800" w:bottom="1440" w:left="1800" w:header="1140" w:footer="992" w:gutter="0"/>
-      <w:cols w:num="1" w:space="425"/>
+      <w:cols w:space="425" w:num="1"/>
       <w:docGrid w:type="lines" w:linePitch="312" w:charSpace="0"/>
     </w:sectPr>
   </w:body>
 </w:document>
 </file>
 
+<file path=word/endnotes.xml><?xml version="1.0" encoding="utf-8"?>
+<w:endnotes xmlns:wpc="http://schemas.microsoft.com/office/word/2010/wordprocessingCanvas" xmlns:mc="http://schemas.openxmlformats.org/markup-compatibility/2006" xmlns:o="urn:schemas-microsoft-com:office:office" xmlns:r="http://schemas.openxmlformats.org/officeDocument/2006/relationships" xmlns:m="http://schemas.openxmlformats.org/officeDocument/2006/math" xmlns:v="urn:schemas-microsoft-com:vml" xmlns:wp14="http://schemas.microsoft.com/office/word/2010/wordprocessingDrawing" xmlns:wp="http://schemas.openxmlformats.org/drawingml/2006/wordprocessingDrawing" xmlns:w="http://schemas.openxmlformats.org/wordprocessingml/2006/main" xmlns:w14="http://schemas.microsoft.com/office/word/2010/wordml" xmlns:w15="http://schemas.microsoft.com/office/word/2012/wordml" xmlns:w10="urn:schemas-microsoft-com:office:word" xmlns:wpg="http://schemas.microsoft.com/office/word/2010/wordprocessingGroup" xmlns:wpi="http://schemas.microsoft.com/office/word/2010/wordprocessingInk" xmlns:wne="http://schemas.microsoft.com/office/word/2006/wordml" xmlns:wps="http://schemas.microsoft.com/office/word/2010/wordprocessingShape" xmlns:wpsCustomData="http://www.wps.cn/officeDocument/2013/wpsCustomData" mc:Ignorable="w14 w15 wp14">
+  <w:endnote w:type="separator" w:id="0">
+    <w:p>
+      <w:pPr>
+        <w:spacing w:line="240" w:lineRule="auto"/>
+      </w:pPr>
+      <w:r>
+        <w:separator/>
+      </w:r>
+    </w:p>
+  </w:endnote>
+  <w:endnote w:type="continuationSeparator" w:id="1">
+    <w:p>
+      <w:pPr>
+        <w:spacing w:line="240" w:lineRule="auto"/>
+      </w:pPr>
+      <w:r>
+        <w:continuationSeparator/>
+      </w:r>
+    </w:p>
+  </w:endnote>
+</w:endnotes>
+</file>
+
 <file path=word/footer1.xml><?xml version="1.0" encoding="utf-8"?>
-<w:ftr xmlns:wpc="http://schemas.microsoft.com/office/word/2010/wordprocessingCanvas" xmlns:mc="http://schemas.openxmlformats.org/markup-compatibility/2006" xmlns:o="urn:schemas-microsoft-com:office:office" xmlns:r="http://schemas.openxmlformats.org/officeDocument/2006/relationships" xmlns:m="http://schemas.openxmlformats.org/officeDocument/2006/math" xmlns:v="urn:schemas-microsoft-com:vml" xmlns:wp14="http://schemas.microsoft.com/office/word/2010/wordprocessingDrawing" xmlns:wp="http://schemas.openxmlformats.org/drawingml/2006/wordprocessingDrawing" xmlns:w10="urn:schemas-microsoft-com:office:word" xmlns:w="http://schemas.openxmlformats.org/wordprocessingml/2006/main" xmlns:w14="http://schemas.microsoft.com/office/word/2010/wordml" xmlns:w15="http://schemas.microsoft.com/office/word/2012/wordml" xmlns:wne="http://schemas.microsoft.com/office/word/2006/wordml" xmlns:wpg="http://schemas.microsoft.com/office/word/2010/wordprocessingGroup" xmlns:wpi="http://schemas.microsoft.com/office/word/2010/wordprocessingInk" xmlns:wps="http://schemas.microsoft.com/office/word/2010/wordprocessingShape" mc:Ignorable="w14 w15 wp14">
+<w:ftr xmlns:wpc="http://schemas.microsoft.com/office/word/2010/wordprocessingCanvas" xmlns:mc="http://schemas.openxmlformats.org/markup-compatibility/2006" xmlns:o="urn:schemas-microsoft-com:office:office" xmlns:r="http://schemas.openxmlformats.org/officeDocument/2006/relationships" xmlns:m="http://schemas.openxmlformats.org/officeDocument/2006/math" xmlns:v="urn:schemas-microsoft-com:vml" xmlns:wp14="http://schemas.microsoft.com/office/word/2010/wordprocessingDrawing" xmlns:wp="http://schemas.openxmlformats.org/drawingml/2006/wordprocessingDrawing" xmlns:w10="urn:schemas-microsoft-com:office:word" xmlns:w="http://schemas.openxmlformats.org/wordprocessingml/2006/main" xmlns:w14="http://schemas.microsoft.com/office/word/2010/wordml" xmlns:w15="http://schemas.microsoft.com/office/word/2012/wordml" xmlns:wpg="http://schemas.microsoft.com/office/word/2010/wordprocessingGroup" xmlns:wpi="http://schemas.microsoft.com/office/word/2010/wordprocessingInk" xmlns:wne="http://schemas.microsoft.com/office/word/2006/wordml" xmlns:wps="http://schemas.microsoft.com/office/word/2010/wordprocessingShape" xmlns:wpsCustomData="http://www.wps.cn/officeDocument/2013/wpsCustomData" mc:Ignorable="w14 w15 wp14">
   <w:p>
     <w:pPr>
-      <w:pStyle w:val="Footer"/>
+      <w:pStyle w:val="14"/>
     </w:pPr>
   </w:p>
 </w:ftr>
 </file>
 
+<file path=word/footnotes.xml><?xml version="1.0" encoding="utf-8"?>
+<w:footnotes xmlns:wpc="http://schemas.microsoft.com/office/word/2010/wordprocessingCanvas" xmlns:mc="http://schemas.openxmlformats.org/markup-compatibility/2006" xmlns:o="urn:schemas-microsoft-com:office:office" xmlns:r="http://schemas.openxmlformats.org/officeDocument/2006/relationships" xmlns:m="http://schemas.openxmlformats.org/officeDocument/2006/math" xmlns:v="urn:schemas-microsoft-com:vml" xmlns:wp14="http://schemas.microsoft.com/office/word/2010/wordprocessingDrawing" xmlns:wp="http://schemas.openxmlformats.org/drawingml/2006/wordprocessingDrawing" xmlns:w="http://schemas.openxmlformats.org/wordprocessingml/2006/main" xmlns:w14="http://schemas.microsoft.com/office/word/2010/wordml" xmlns:w15="http://schemas.microsoft.com/office/word/2012/wordml" xmlns:w10="urn:schemas-microsoft-com:office:word" xmlns:wpg="http://schemas.microsoft.com/office/word/2010/wordprocessingGroup" xmlns:wpi="http://schemas.microsoft.com/office/word/2010/wordprocessingInk" xmlns:wne="http://schemas.microsoft.com/office/word/2006/wordml" xmlns:wps="http://schemas.microsoft.com/office/word/2010/wordprocessingShape" xmlns:wpsCustomData="http://www.wps.cn/officeDocument/2013/wpsCustomData" mc:Ignorable="w14 w15 wp14">
+  <w:footnote w:type="separator" w:id="0">
+    <w:p>
+      <w:pPr>
+        <w:spacing w:line="360" w:lineRule="auto"/>
+      </w:pPr>
+      <w:r>
+        <w:separator/>
+      </w:r>
+    </w:p>
+  </w:footnote>
+  <w:footnote w:type="continuationSeparator" w:id="1">
+    <w:p>
+      <w:pPr>
+        <w:spacing w:line="360" w:lineRule="auto"/>
+      </w:pPr>
+      <w:r>
+        <w:continuationSeparator/>
+      </w:r>
+    </w:p>
+  </w:footnote>
+</w:footnotes>
+</file>
+
 <file path=word/header1.xml><?xml version="1.0" encoding="utf-8"?>
-<w:hdr xmlns:wpc="http://schemas.microsoft.com/office/word/2010/wordprocessingCanvas" xmlns:mc="http://schemas.openxmlformats.org/markup-compatibility/2006" xmlns:o="urn:schemas-microsoft-com:office:office" xmlns:r="http://schemas.openxmlformats.org/officeDocument/2006/relationships" xmlns:m="http://schemas.openxmlformats.org/officeDocument/2006/math" xmlns:v="urn:schemas-microsoft-com:vml" xmlns:wp14="http://schemas.microsoft.com/office/word/2010/wordprocessingDrawing" xmlns:wp="http://schemas.openxmlformats.org/drawingml/2006/wordprocessingDrawing" xmlns:w10="urn:schemas-microsoft-com:office:word" xmlns:w="http://schemas.openxmlformats.org/wordprocessingml/2006/main" xmlns:w14="http://schemas.microsoft.com/office/word/2010/wordml" xmlns:w15="http://schemas.microsoft.com/office/word/2012/wordml" xmlns:wne="http://schemas.microsoft.com/office/word/2006/wordml" xmlns:wpg="http://schemas.microsoft.com/office/word/2010/wordprocessingGroup" xmlns:wpi="http://schemas.microsoft.com/office/word/2010/wordprocessingInk" xmlns:wps="http://schemas.microsoft.com/office/word/2010/wordprocessingShape" mc:Ignorable="w14 w15 wp14">
+<w:hdr xmlns:wpc="http://schemas.microsoft.com/office/word/2010/wordprocessingCanvas" xmlns:mc="http://schemas.openxmlformats.org/markup-compatibility/2006" xmlns:o="urn:schemas-microsoft-com:office:office" xmlns:r="http://schemas.openxmlformats.org/officeDocument/2006/relationships" xmlns:m="http://schemas.openxmlformats.org/officeDocument/2006/math" xmlns:v="urn:schemas-microsoft-com:vml" xmlns:wp14="http://schemas.microsoft.com/office/word/2010/wordprocessingDrawing" xmlns:wp="http://schemas.openxmlformats.org/drawingml/2006/wordprocessingDrawing" xmlns:w10="urn:schemas-microsoft-com:office:word" xmlns:w="http://schemas.openxmlformats.org/wordprocessingml/2006/main" xmlns:w14="http://schemas.microsoft.com/office/word/2010/wordml" xmlns:w15="http://schemas.microsoft.com/office/word/2012/wordml" xmlns:wpg="http://schemas.microsoft.com/office/word/2010/wordprocessingGroup" xmlns:wpi="http://schemas.microsoft.com/office/word/2010/wordprocessingInk" xmlns:wne="http://schemas.microsoft.com/office/word/2006/wordml" xmlns:wps="http://schemas.microsoft.com/office/word/2010/wordprocessingShape" xmlns:wpsCustomData="http://www.wps.cn/officeDocument/2013/wpsCustomData" mc:Ignorable="w14 w15 wp14">
   <w:p>
     <w:pPr>
-      <w:pStyle w:val="Header"/>
+      <w:pStyle w:val="15"/>
       <w:pBdr>
-        <w:bottom w:val="single" w:sz="4" w:space="1" w:color="auto"/>
+        <w:bottom w:val="single" w:color="auto" w:sz="4" w:space="1"/>
       </w:pBdr>
       <w:jc w:val="right"/>
       <w:rPr>
-        <w:rFonts w:eastAsiaTheme="minorEastAsia" w:hint="eastAsia"/>
+        <w:rFonts w:hint="eastAsia" w:eastAsiaTheme="minorEastAsia"/>
         <w:lang w:eastAsia="zh-CN"/>
       </w:rPr>
     </w:pPr>
     <w:r>
       <w:rPr>
-        <w:rFonts w:eastAsiaTheme="minorEastAsia" w:hint="eastAsia"/>
+        <w:rFonts w:hint="eastAsia" w:eastAsiaTheme="minorEastAsia"/>
         <w:lang w:eastAsia="zh-CN"/>
       </w:rPr>
       <w:t>天津通海信息技术有限公司</w:t>
@@ -5382,15 +5469,15 @@
 </file>
 
 <file path=word/numbering.xml><?xml version="1.0" encoding="utf-8"?>
-<w:numbering xmlns:wpc="http://schemas.microsoft.com/office/word/2010/wordprocessingCanvas" xmlns:mc="http://schemas.openxmlformats.org/markup-compatibility/2006" xmlns:o="urn:schemas-microsoft-com:office:office" xmlns:r="http://schemas.openxmlformats.org/officeDocument/2006/relationships" xmlns:m="http://schemas.openxmlformats.org/officeDocument/2006/math" xmlns:v="urn:schemas-microsoft-com:vml" xmlns:wp14="http://schemas.microsoft.com/office/word/2010/wordprocessingDrawing" xmlns:wp="http://schemas.openxmlformats.org/drawingml/2006/wordprocessingDrawing" xmlns:w10="urn:schemas-microsoft-com:office:word" xmlns:w="http://schemas.openxmlformats.org/wordprocessingml/2006/main" xmlns:w14="http://schemas.microsoft.com/office/word/2010/wordml" xmlns:w15="http://schemas.microsoft.com/office/word/2012/wordml" xmlns:wne="http://schemas.microsoft.com/office/word/2006/wordml" xmlns:wpg="http://schemas.microsoft.com/office/word/2010/wordprocessingGroup" xmlns:wpi="http://schemas.microsoft.com/office/word/2010/wordprocessingInk" xmlns:wps="http://schemas.microsoft.com/office/word/2010/wordprocessingShape" mc:Ignorable="w14 w15 wp14">
+<w:numbering xmlns:wpc="http://schemas.microsoft.com/office/word/2010/wordprocessingCanvas" xmlns:mc="http://schemas.openxmlformats.org/markup-compatibility/2006" xmlns:o="urn:schemas-microsoft-com:office:office" xmlns:r="http://schemas.openxmlformats.org/officeDocument/2006/relationships" xmlns:m="http://schemas.openxmlformats.org/officeDocument/2006/math" xmlns:v="urn:schemas-microsoft-com:vml" xmlns:wp14="http://schemas.microsoft.com/office/word/2010/wordprocessingDrawing" xmlns:wp="http://schemas.openxmlformats.org/drawingml/2006/wordprocessingDrawing" xmlns:w10="urn:schemas-microsoft-com:office:word" xmlns:w="http://schemas.openxmlformats.org/wordprocessingml/2006/main" xmlns:w14="http://schemas.microsoft.com/office/word/2010/wordml" xmlns:wpg="http://schemas.microsoft.com/office/word/2010/wordprocessingGroup" xmlns:wpi="http://schemas.microsoft.com/office/word/2010/wordprocessingInk" xmlns:wne="http://schemas.microsoft.com/office/word/2006/wordml" xmlns:wps="http://schemas.microsoft.com/office/word/2010/wordprocessingShape" xmlns:wpsCustomData="http://www.wps.cn/officeDocument/2013/wpsCustomData" mc:Ignorable="w14 wp14">
   <w:abstractNum w:abstractNumId="0">
     <w:nsid w:val="8E964DCE"/>
     <w:multiLevelType w:val="multilevel"/>
     <w:tmpl w:val="8E964DCE"/>
-    <w:lvl w:ilvl="0">
+    <w:lvl w:ilvl="0" w:tentative="0">
       <w:start w:val="1"/>
       <w:numFmt w:val="decimal"/>
-      <w:pStyle w:val="Heading1"/>
+      <w:pStyle w:val="2"/>
       <w:lvlText w:val="%1."/>
       <w:lvlJc w:val="left"/>
       <w:pPr>
@@ -5400,10 +5487,10 @@
         <w:rFonts w:hint="default"/>
       </w:rPr>
     </w:lvl>
-    <w:lvl w:ilvl="1">
+    <w:lvl w:ilvl="1" w:tentative="0">
       <w:start w:val="1"/>
       <w:numFmt w:val="decimal"/>
-      <w:pStyle w:val="Heading2"/>
+      <w:pStyle w:val="3"/>
       <w:lvlText w:val="%1.%2."/>
       <w:lvlJc w:val="left"/>
       <w:pPr>
@@ -5413,10 +5500,10 @@
         <w:rFonts w:hint="default"/>
       </w:rPr>
     </w:lvl>
-    <w:lvl w:ilvl="2">
+    <w:lvl w:ilvl="2" w:tentative="0">
       <w:start w:val="1"/>
       <w:numFmt w:val="decimal"/>
-      <w:pStyle w:val="Heading3"/>
+      <w:pStyle w:val="4"/>
       <w:lvlText w:val="%1.%2.%3."/>
       <w:lvlJc w:val="left"/>
       <w:pPr>
@@ -5426,10 +5513,10 @@
         <w:rFonts w:hint="default"/>
       </w:rPr>
     </w:lvl>
-    <w:lvl w:ilvl="3">
+    <w:lvl w:ilvl="3" w:tentative="0">
       <w:start w:val="1"/>
       <w:numFmt w:val="decimal"/>
-      <w:pStyle w:val="Heading4"/>
+      <w:pStyle w:val="5"/>
       <w:lvlText w:val="%1.%2.%3.%4."/>
       <w:lvlJc w:val="left"/>
       <w:pPr>
@@ -5439,10 +5526,10 @@
         <w:rFonts w:hint="default"/>
       </w:rPr>
     </w:lvl>
-    <w:lvl w:ilvl="4">
+    <w:lvl w:ilvl="4" w:tentative="0">
       <w:start w:val="1"/>
       <w:numFmt w:val="decimal"/>
-      <w:pStyle w:val="Heading5"/>
+      <w:pStyle w:val="6"/>
       <w:lvlText w:val="%1.%2.%3.%4.%5."/>
       <w:lvlJc w:val="left"/>
       <w:pPr>
@@ -5452,10 +5539,10 @@
         <w:rFonts w:hint="default"/>
       </w:rPr>
     </w:lvl>
-    <w:lvl w:ilvl="5">
+    <w:lvl w:ilvl="5" w:tentative="0">
       <w:start w:val="1"/>
       <w:numFmt w:val="decimal"/>
-      <w:pStyle w:val="Heading6"/>
+      <w:pStyle w:val="7"/>
       <w:lvlText w:val="%1.%2.%3.%4.%5.%6."/>
       <w:lvlJc w:val="left"/>
       <w:pPr>
@@ -5465,10 +5552,10 @@
         <w:rFonts w:hint="default"/>
       </w:rPr>
     </w:lvl>
-    <w:lvl w:ilvl="6">
+    <w:lvl w:ilvl="6" w:tentative="0">
       <w:start w:val="1"/>
       <w:numFmt w:val="decimal"/>
-      <w:pStyle w:val="Heading7"/>
+      <w:pStyle w:val="8"/>
       <w:lvlText w:val="%1.%2.%3.%4.%5.%6.%7."/>
       <w:lvlJc w:val="left"/>
       <w:pPr>
@@ -5478,10 +5565,10 @@
         <w:rFonts w:hint="default"/>
       </w:rPr>
     </w:lvl>
-    <w:lvl w:ilvl="7">
+    <w:lvl w:ilvl="7" w:tentative="0">
       <w:start w:val="1"/>
       <w:numFmt w:val="decimal"/>
-      <w:pStyle w:val="Heading8"/>
+      <w:pStyle w:val="9"/>
       <w:lvlText w:val="%1.%2.%3.%4.%5.%6.%7.%8."/>
       <w:lvlJc w:val="left"/>
       <w:pPr>
@@ -5491,10 +5578,10 @@
         <w:rFonts w:hint="default"/>
       </w:rPr>
     </w:lvl>
-    <w:lvl w:ilvl="8">
+    <w:lvl w:ilvl="8" w:tentative="0">
       <w:start w:val="1"/>
       <w:numFmt w:val="decimal"/>
-      <w:pStyle w:val="Heading9"/>
+      <w:pStyle w:val="10"/>
       <w:lvlText w:val="%1.%2.%3.%4.%5.%6.%7.%8.%9."/>
       <w:lvlJc w:val="left"/>
       <w:pPr>
@@ -5509,7 +5596,7 @@
     <w:nsid w:val="A1AE75FF"/>
     <w:multiLevelType w:val="singleLevel"/>
     <w:tmpl w:val="A1AE75FF"/>
-    <w:lvl w:ilvl="0">
+    <w:lvl w:ilvl="0" w:tentative="0">
       <w:start w:val="1"/>
       <w:numFmt w:val="decimal"/>
       <w:lvlText w:val="%1."/>
@@ -5526,7 +5613,7 @@
     <w:nsid w:val="A50D46BF"/>
     <w:multiLevelType w:val="singleLevel"/>
     <w:tmpl w:val="A50D46BF"/>
-    <w:lvl w:ilvl="0">
+    <w:lvl w:ilvl="0" w:tentative="0">
       <w:start w:val="1"/>
       <w:numFmt w:val="decimal"/>
       <w:lvlText w:val="%1."/>
@@ -5543,7 +5630,7 @@
     <w:nsid w:val="AC449EA3"/>
     <w:multiLevelType w:val="singleLevel"/>
     <w:tmpl w:val="AC449EA3"/>
-    <w:lvl w:ilvl="0">
+    <w:lvl w:ilvl="0" w:tentative="0">
       <w:start w:val="1"/>
       <w:numFmt w:val="decimal"/>
       <w:lvlText w:val="%1."/>
@@ -5560,7 +5647,7 @@
     <w:nsid w:val="B978E7DE"/>
     <w:multiLevelType w:val="singleLevel"/>
     <w:tmpl w:val="B978E7DE"/>
-    <w:lvl w:ilvl="0">
+    <w:lvl w:ilvl="0" w:tentative="0">
       <w:start w:val="1"/>
       <w:numFmt w:val="decimal"/>
       <w:lvlText w:val="%1."/>
@@ -5577,7 +5664,7 @@
     <w:nsid w:val="D167C790"/>
     <w:multiLevelType w:val="singleLevel"/>
     <w:tmpl w:val="D167C790"/>
-    <w:lvl w:ilvl="0">
+    <w:lvl w:ilvl="0" w:tentative="0">
       <w:start w:val="1"/>
       <w:numFmt w:val="decimal"/>
       <w:lvlText w:val="%1."/>
@@ -5594,7 +5681,7 @@
     <w:nsid w:val="F9539CF3"/>
     <w:multiLevelType w:val="singleLevel"/>
     <w:tmpl w:val="F9539CF3"/>
-    <w:lvl w:ilvl="0">
+    <w:lvl w:ilvl="0" w:tentative="0">
       <w:start w:val="1"/>
       <w:numFmt w:val="decimal"/>
       <w:lvlText w:val="%1."/>
@@ -5611,7 +5698,7 @@
     <w:nsid w:val="164392B3"/>
     <w:multiLevelType w:val="singleLevel"/>
     <w:tmpl w:val="164392B3"/>
-    <w:lvl w:ilvl="0">
+    <w:lvl w:ilvl="0" w:tentative="0">
       <w:start w:val="1"/>
       <w:numFmt w:val="decimal"/>
       <w:lvlText w:val="(%1)"/>
@@ -5631,7 +5718,7 @@
     <w:nsid w:val="26EE4F22"/>
     <w:multiLevelType w:val="singleLevel"/>
     <w:tmpl w:val="26EE4F22"/>
-    <w:lvl w:ilvl="0">
+    <w:lvl w:ilvl="0" w:tentative="0">
       <w:start w:val="1"/>
       <w:numFmt w:val="decimal"/>
       <w:lvlText w:val="%1."/>
@@ -5648,7 +5735,7 @@
     <w:nsid w:val="52688B41"/>
     <w:multiLevelType w:val="singleLevel"/>
     <w:tmpl w:val="52688B41"/>
-    <w:lvl w:ilvl="0">
+    <w:lvl w:ilvl="0" w:tentative="0">
       <w:start w:val="1"/>
       <w:numFmt w:val="decimal"/>
       <w:lvlText w:val="%1."/>
@@ -5665,7 +5752,7 @@
     <w:nsid w:val="64EE5127"/>
     <w:multiLevelType w:val="singleLevel"/>
     <w:tmpl w:val="64EE5127"/>
-    <w:lvl w:ilvl="0">
+    <w:lvl w:ilvl="0" w:tentative="0">
       <w:start w:val="1"/>
       <w:numFmt w:val="decimal"/>
       <w:lvlText w:val="%1."/>
@@ -5682,7 +5769,7 @@
     <w:nsid w:val="6985D86A"/>
     <w:multiLevelType w:val="singleLevel"/>
     <w:tmpl w:val="6985D86A"/>
-    <w:lvl w:ilvl="0">
+    <w:lvl w:ilvl="0" w:tentative="0">
       <w:start w:val="1"/>
       <w:numFmt w:val="decimal"/>
       <w:lvlText w:val="%1."/>
@@ -5735,267 +5822,269 @@
 </file>
 
 <file path=word/styles.xml><?xml version="1.0" encoding="utf-8"?>
-<w:styles xmlns:mc="http://schemas.openxmlformats.org/markup-compatibility/2006" xmlns:r="http://schemas.openxmlformats.org/officeDocument/2006/relationships" xmlns:w="http://schemas.openxmlformats.org/wordprocessingml/2006/main" xmlns:w14="http://schemas.microsoft.com/office/word/2010/wordml" xmlns:w15="http://schemas.microsoft.com/office/word/2012/wordml" mc:Ignorable="w14 w15">
+<w:styles xmlns:mc="http://schemas.openxmlformats.org/markup-compatibility/2006" xmlns:o="urn:schemas-microsoft-com:office:office" xmlns:r="http://schemas.openxmlformats.org/officeDocument/2006/relationships" xmlns:m="http://schemas.openxmlformats.org/officeDocument/2006/math" xmlns:v="urn:schemas-microsoft-com:vml" xmlns:w="http://schemas.openxmlformats.org/wordprocessingml/2006/main" xmlns:w14="http://schemas.microsoft.com/office/word/2010/wordml" xmlns:w10="urn:schemas-microsoft-com:office:word" xmlns:sl="http://schemas.openxmlformats.org/schemaLibrary/2006/main" xmlns:wpsCustomData="http://www.wps.cn/officeDocument/2013/wpsCustomData" mc:Ignorable="w14">
   <w:docDefaults>
     <w:rPrDefault>
       <w:rPr>
-        <w:rFonts w:ascii="Times New Roman" w:eastAsia="宋体" w:hAnsi="Times New Roman" w:cs="Times New Roman"/>
+        <w:rFonts w:ascii="Times New Roman" w:hAnsi="Times New Roman" w:eastAsia="宋体" w:cs="Times New Roman"/>
       </w:rPr>
     </w:rPrDefault>
     <w:pPrDefault/>
   </w:docDefaults>
-  <w:latentStyles w:defLockedState="0" w:defUIPriority="99" w:defSemiHidden="1" w:defUnhideWhenUsed="1" w:defQFormat="0" w:count="260">
-    <w:lsdException w:name="Normal" w:semiHidden="0" w:uiPriority="0" w:unhideWhenUsed="0" w:qFormat="1"/>
-    <w:lsdException w:name="heading 1" w:semiHidden="0" w:uiPriority="0" w:unhideWhenUsed="0" w:qFormat="1"/>
-    <w:lsdException w:name="heading 2" w:semiHidden="0" w:uiPriority="0" w:qFormat="1"/>
-    <w:lsdException w:name="heading 3" w:uiPriority="0" w:qFormat="1"/>
-    <w:lsdException w:name="heading 4" w:semiHidden="0" w:uiPriority="0" w:qFormat="1"/>
-    <w:lsdException w:name="heading 5" w:uiPriority="0" w:qFormat="1"/>
-    <w:lsdException w:name="heading 6" w:uiPriority="0" w:qFormat="1"/>
-    <w:lsdException w:name="heading 7" w:uiPriority="0" w:qFormat="1"/>
-    <w:lsdException w:name="heading 8" w:uiPriority="0" w:qFormat="1"/>
-    <w:lsdException w:name="heading 9" w:uiPriority="0" w:qFormat="1"/>
-    <w:lsdException w:name="index 1" w:semiHidden="0" w:uiPriority="0" w:unhideWhenUsed="0"/>
-    <w:lsdException w:name="index 2" w:semiHidden="0" w:uiPriority="0" w:unhideWhenUsed="0"/>
-    <w:lsdException w:name="index 3" w:semiHidden="0" w:uiPriority="0" w:unhideWhenUsed="0"/>
-    <w:lsdException w:name="index 4" w:semiHidden="0" w:uiPriority="0" w:unhideWhenUsed="0"/>
-    <w:lsdException w:name="index 5" w:semiHidden="0" w:uiPriority="0" w:unhideWhenUsed="0"/>
-    <w:lsdException w:name="index 6" w:semiHidden="0" w:uiPriority="0" w:unhideWhenUsed="0"/>
-    <w:lsdException w:name="index 7" w:semiHidden="0" w:uiPriority="0" w:unhideWhenUsed="0"/>
-    <w:lsdException w:name="index 8" w:semiHidden="0" w:uiPriority="0" w:unhideWhenUsed="0"/>
-    <w:lsdException w:name="index 9" w:semiHidden="0" w:uiPriority="0" w:unhideWhenUsed="0"/>
-    <w:lsdException w:name="toc 1" w:semiHidden="0" w:uiPriority="0" w:unhideWhenUsed="0" w:qFormat="1"/>
-    <w:lsdException w:name="toc 2" w:semiHidden="0" w:uiPriority="0" w:unhideWhenUsed="0" w:qFormat="1"/>
-    <w:lsdException w:name="toc 3" w:semiHidden="0" w:uiPriority="0" w:unhideWhenUsed="0" w:qFormat="1"/>
-    <w:lsdException w:name="toc 4" w:semiHidden="0" w:uiPriority="0" w:unhideWhenUsed="0"/>
-    <w:lsdException w:name="toc 5" w:semiHidden="0" w:uiPriority="0" w:unhideWhenUsed="0"/>
-    <w:lsdException w:name="toc 6" w:semiHidden="0" w:uiPriority="0" w:unhideWhenUsed="0"/>
-    <w:lsdException w:name="toc 7" w:semiHidden="0" w:uiPriority="0" w:unhideWhenUsed="0"/>
-    <w:lsdException w:name="toc 8" w:semiHidden="0" w:uiPriority="0" w:unhideWhenUsed="0"/>
-    <w:lsdException w:name="toc 9" w:semiHidden="0" w:uiPriority="0" w:unhideWhenUsed="0"/>
-    <w:lsdException w:name="Normal Indent" w:semiHidden="0" w:uiPriority="0" w:unhideWhenUsed="0"/>
-    <w:lsdException w:name="footnote text" w:semiHidden="0" w:uiPriority="0" w:unhideWhenUsed="0"/>
-    <w:lsdException w:name="annotation text" w:semiHidden="0" w:uiPriority="0" w:unhideWhenUsed="0" w:qFormat="1"/>
-    <w:lsdException w:name="header" w:semiHidden="0" w:uiPriority="0" w:unhideWhenUsed="0" w:qFormat="1"/>
-    <w:lsdException w:name="footer" w:semiHidden="0" w:uiPriority="0" w:unhideWhenUsed="0" w:qFormat="1"/>
-    <w:lsdException w:name="index heading" w:semiHidden="0" w:uiPriority="0" w:unhideWhenUsed="0"/>
-    <w:lsdException w:name="caption" w:uiPriority="0" w:qFormat="1"/>
-    <w:lsdException w:name="table of figures" w:semiHidden="0" w:uiPriority="0" w:unhideWhenUsed="0"/>
-    <w:lsdException w:name="envelope address" w:semiHidden="0" w:uiPriority="0" w:unhideWhenUsed="0"/>
-    <w:lsdException w:name="envelope return" w:semiHidden="0" w:uiPriority="0" w:unhideWhenUsed="0"/>
-    <w:lsdException w:name="footnote reference" w:semiHidden="0" w:uiPriority="0" w:unhideWhenUsed="0"/>
-    <w:lsdException w:name="annotation reference" w:semiHidden="0" w:uiPriority="0" w:unhideWhenUsed="0"/>
-    <w:lsdException w:name="line number" w:semiHidden="0" w:uiPriority="0" w:unhideWhenUsed="0"/>
-    <w:lsdException w:name="page number" w:semiHidden="0" w:uiPriority="0" w:unhideWhenUsed="0"/>
-    <w:lsdException w:name="endnote reference" w:semiHidden="0" w:uiPriority="0" w:unhideWhenUsed="0"/>
-    <w:lsdException w:name="endnote text" w:semiHidden="0" w:uiPriority="0" w:unhideWhenUsed="0"/>
-    <w:lsdException w:name="table of authorities" w:semiHidden="0" w:uiPriority="0" w:unhideWhenUsed="0"/>
-    <w:lsdException w:name="macro" w:semiHidden="0" w:uiPriority="0" w:unhideWhenUsed="0"/>
-    <w:lsdException w:name="toa heading" w:semiHidden="0" w:uiPriority="0" w:unhideWhenUsed="0"/>
-    <w:lsdException w:name="List" w:semiHidden="0" w:uiPriority="0" w:unhideWhenUsed="0"/>
-    <w:lsdException w:name="List Bullet" w:semiHidden="0" w:uiPriority="0" w:unhideWhenUsed="0"/>
-    <w:lsdException w:name="List Number" w:semiHidden="0" w:uiPriority="0" w:unhideWhenUsed="0"/>
-    <w:lsdException w:name="List 2" w:semiHidden="0" w:uiPriority="0" w:unhideWhenUsed="0"/>
-    <w:lsdException w:name="List 3" w:semiHidden="0" w:uiPriority="0" w:unhideWhenUsed="0"/>
-    <w:lsdException w:name="List 4" w:semiHidden="0" w:uiPriority="0" w:unhideWhenUsed="0"/>
-    <w:lsdException w:name="List 5" w:semiHidden="0" w:uiPriority="0" w:unhideWhenUsed="0"/>
-    <w:lsdException w:name="List Bullet 2" w:semiHidden="0" w:uiPriority="0" w:unhideWhenUsed="0"/>
-    <w:lsdException w:name="List Bullet 3" w:semiHidden="0" w:uiPriority="0" w:unhideWhenUsed="0"/>
-    <w:lsdException w:name="List Bullet 4" w:semiHidden="0" w:uiPriority="0" w:unhideWhenUsed="0"/>
-    <w:lsdException w:name="List Bullet 5" w:semiHidden="0" w:uiPriority="0" w:unhideWhenUsed="0"/>
-    <w:lsdException w:name="List Number 2" w:semiHidden="0" w:uiPriority="0" w:unhideWhenUsed="0"/>
-    <w:lsdException w:name="List Number 3" w:semiHidden="0" w:uiPriority="0" w:unhideWhenUsed="0"/>
-    <w:lsdException w:name="List Number 4" w:semiHidden="0" w:uiPriority="0" w:unhideWhenUsed="0"/>
-    <w:lsdException w:name="List Number 5" w:semiHidden="0" w:uiPriority="0" w:unhideWhenUsed="0"/>
-    <w:lsdException w:name="Title" w:semiHidden="0" w:uiPriority="0" w:unhideWhenUsed="0" w:qFormat="1"/>
-    <w:lsdException w:name="Closing" w:semiHidden="0" w:uiPriority="0" w:unhideWhenUsed="0"/>
-    <w:lsdException w:name="Signature" w:semiHidden="0" w:uiPriority="0" w:unhideWhenUsed="0"/>
-    <w:lsdException w:name="Default Paragraph Font" w:uiPriority="0" w:unhideWhenUsed="0" w:qFormat="1"/>
-    <w:lsdException w:name="Body Text" w:uiPriority="0" w:unhideWhenUsed="0" w:qFormat="1"/>
-    <w:lsdException w:name="Body Text Indent" w:semiHidden="0" w:uiPriority="0" w:unhideWhenUsed="0"/>
-    <w:lsdException w:name="List Continue" w:semiHidden="0" w:uiPriority="0" w:unhideWhenUsed="0"/>
-    <w:lsdException w:name="List Continue 2" w:semiHidden="0" w:uiPriority="0" w:unhideWhenUsed="0"/>
-    <w:lsdException w:name="List Continue 3" w:semiHidden="0" w:uiPriority="0" w:unhideWhenUsed="0"/>
-    <w:lsdException w:name="List Continue 4" w:semiHidden="0" w:uiPriority="0" w:unhideWhenUsed="0"/>
-    <w:lsdException w:name="List Continue 5" w:semiHidden="0" w:uiPriority="0" w:unhideWhenUsed="0"/>
-    <w:lsdException w:name="Message Header" w:semiHidden="0" w:uiPriority="0" w:unhideWhenUsed="0"/>
-    <w:lsdException w:name="Subtitle" w:semiHidden="0" w:uiPriority="0" w:unhideWhenUsed="0" w:qFormat="1"/>
-    <w:lsdException w:name="Salutation" w:semiHidden="0" w:uiPriority="0" w:unhideWhenUsed="0"/>
-    <w:lsdException w:name="Date" w:semiHidden="0" w:uiPriority="0" w:unhideWhenUsed="0"/>
-    <w:lsdException w:name="Body Text First Indent" w:semiHidden="0" w:uiPriority="0" w:unhideWhenUsed="0"/>
-    <w:lsdException w:name="Body Text First Indent 2" w:semiHidden="0" w:uiPriority="0" w:unhideWhenUsed="0"/>
-    <w:lsdException w:name="Body Text 2" w:semiHidden="0" w:uiPriority="0" w:unhideWhenUsed="0"/>
-    <w:lsdException w:name="Body Text 3" w:semiHidden="0" w:uiPriority="0" w:unhideWhenUsed="0"/>
-    <w:lsdException w:name="Body Text Indent 2" w:semiHidden="0" w:uiPriority="0" w:unhideWhenUsed="0"/>
-    <w:lsdException w:name="Body Text Indent 3" w:semiHidden="0" w:uiPriority="0" w:unhideWhenUsed="0"/>
-    <w:lsdException w:name="Block Text" w:semiHidden="0" w:uiPriority="0" w:unhideWhenUsed="0"/>
-    <w:lsdException w:name="Hyperlink" w:semiHidden="0" w:uiPriority="0" w:unhideWhenUsed="0"/>
-    <w:lsdException w:name="FollowedHyperlink" w:semiHidden="0" w:uiPriority="0" w:unhideWhenUsed="0"/>
-    <w:lsdException w:name="Strong" w:semiHidden="0" w:uiPriority="0" w:unhideWhenUsed="0" w:qFormat="1"/>
-    <w:lsdException w:name="Emphasis" w:semiHidden="0" w:uiPriority="0" w:unhideWhenUsed="0" w:qFormat="1"/>
-    <w:lsdException w:name="Document Map" w:semiHidden="0" w:uiPriority="0" w:unhideWhenUsed="0"/>
-    <w:lsdException w:name="Plain Text" w:semiHidden="0" w:uiPriority="0" w:unhideWhenUsed="0"/>
-    <w:lsdException w:name="E-mail Signature" w:semiHidden="0" w:uiPriority="0" w:unhideWhenUsed="0"/>
-    <w:lsdException w:name="Normal (Web)" w:semiHidden="0" w:uiPriority="0" w:unhideWhenUsed="0" w:qFormat="1"/>
-    <w:lsdException w:name="HTML Acronym" w:semiHidden="0" w:uiPriority="0" w:unhideWhenUsed="0"/>
-    <w:lsdException w:name="HTML Address" w:semiHidden="0" w:uiPriority="0" w:unhideWhenUsed="0"/>
-    <w:lsdException w:name="HTML Cite" w:semiHidden="0" w:uiPriority="0" w:unhideWhenUsed="0"/>
-    <w:lsdException w:name="HTML Code" w:semiHidden="0" w:uiPriority="0" w:unhideWhenUsed="0"/>
-    <w:lsdException w:name="HTML Definition" w:semiHidden="0" w:uiPriority="0" w:unhideWhenUsed="0"/>
-    <w:lsdException w:name="HTML Keyboard" w:semiHidden="0" w:uiPriority="0" w:unhideWhenUsed="0"/>
-    <w:lsdException w:name="HTML Preformatted" w:semiHidden="0" w:uiPriority="0" w:unhideWhenUsed="0"/>
-    <w:lsdException w:name="HTML Sample" w:semiHidden="0" w:uiPriority="0" w:unhideWhenUsed="0"/>
-    <w:lsdException w:name="HTML Typewriter" w:semiHidden="0" w:uiPriority="0" w:unhideWhenUsed="0"/>
-    <w:lsdException w:name="HTML Variable" w:semiHidden="0" w:uiPriority="0" w:unhideWhenUsed="0"/>
-    <w:lsdException w:name="Normal Table" w:uiPriority="0" w:unhideWhenUsed="0" w:qFormat="1"/>
-    <w:lsdException w:name="annotation subject" w:semiHidden="0" w:uiPriority="0" w:unhideWhenUsed="0"/>
-    <w:lsdException w:name="Table Simple 1" w:semiHidden="0" w:uiPriority="0" w:unhideWhenUsed="0"/>
-    <w:lsdException w:name="Table Simple 2" w:semiHidden="0" w:uiPriority="0" w:unhideWhenUsed="0"/>
-    <w:lsdException w:name="Table Simple 3" w:semiHidden="0" w:uiPriority="0" w:unhideWhenUsed="0"/>
-    <w:lsdException w:name="Table Classic 1" w:semiHidden="0" w:uiPriority="0" w:unhideWhenUsed="0"/>
-    <w:lsdException w:name="Table Classic 2" w:semiHidden="0" w:uiPriority="0" w:unhideWhenUsed="0"/>
-    <w:lsdException w:name="Table Classic 3" w:semiHidden="0" w:uiPriority="0" w:unhideWhenUsed="0"/>
-    <w:lsdException w:name="Table Classic 4" w:semiHidden="0" w:uiPriority="0" w:unhideWhenUsed="0"/>
-    <w:lsdException w:name="Table Colorful 1" w:semiHidden="0" w:uiPriority="0" w:unhideWhenUsed="0"/>
-    <w:lsdException w:name="Table Colorful 2" w:semiHidden="0" w:uiPriority="0" w:unhideWhenUsed="0"/>
-    <w:lsdException w:name="Table Colorful 3" w:semiHidden="0" w:uiPriority="0" w:unhideWhenUsed="0"/>
-    <w:lsdException w:name="Table Columns 1" w:semiHidden="0" w:uiPriority="0" w:unhideWhenUsed="0"/>
-    <w:lsdException w:name="Table Columns 2" w:semiHidden="0" w:uiPriority="0" w:unhideWhenUsed="0"/>
-    <w:lsdException w:name="Table Columns 3" w:semiHidden="0" w:uiPriority="0" w:unhideWhenUsed="0"/>
-    <w:lsdException w:name="Table Columns 4" w:semiHidden="0" w:uiPriority="0" w:unhideWhenUsed="0"/>
-    <w:lsdException w:name="Table Columns 5" w:semiHidden="0" w:uiPriority="0" w:unhideWhenUsed="0"/>
-    <w:lsdException w:name="Table Grid 1" w:semiHidden="0" w:uiPriority="0" w:unhideWhenUsed="0"/>
-    <w:lsdException w:name="Table Grid 2" w:semiHidden="0" w:uiPriority="0" w:unhideWhenUsed="0"/>
-    <w:lsdException w:name="Table Grid 3" w:semiHidden="0" w:uiPriority="0" w:unhideWhenUsed="0"/>
-    <w:lsdException w:name="Table Grid 4" w:semiHidden="0" w:uiPriority="0" w:unhideWhenUsed="0"/>
-    <w:lsdException w:name="Table Grid 5" w:semiHidden="0" w:uiPriority="0" w:unhideWhenUsed="0"/>
-    <w:lsdException w:name="Table Grid 6" w:semiHidden="0" w:uiPriority="0" w:unhideWhenUsed="0"/>
-    <w:lsdException w:name="Table Grid 7" w:semiHidden="0" w:uiPriority="0" w:unhideWhenUsed="0"/>
-    <w:lsdException w:name="Table Grid 8" w:semiHidden="0" w:uiPriority="0" w:unhideWhenUsed="0"/>
-    <w:lsdException w:name="Table List 1" w:semiHidden="0" w:uiPriority="0" w:unhideWhenUsed="0"/>
-    <w:lsdException w:name="Table List 2" w:semiHidden="0" w:uiPriority="0" w:unhideWhenUsed="0"/>
-    <w:lsdException w:name="Table List 3" w:semiHidden="0" w:uiPriority="0" w:unhideWhenUsed="0"/>
-    <w:lsdException w:name="Table List 4" w:semiHidden="0" w:uiPriority="0" w:unhideWhenUsed="0"/>
-    <w:lsdException w:name="Table List 5" w:semiHidden="0" w:uiPriority="0" w:unhideWhenUsed="0"/>
-    <w:lsdException w:name="Table List 6" w:semiHidden="0" w:uiPriority="0" w:unhideWhenUsed="0"/>
-    <w:lsdException w:name="Table List 7" w:semiHidden="0" w:uiPriority="0" w:unhideWhenUsed="0"/>
-    <w:lsdException w:name="Table List 8" w:semiHidden="0" w:uiPriority="0" w:unhideWhenUsed="0"/>
-    <w:lsdException w:name="Table 3D effects 1" w:semiHidden="0" w:uiPriority="0" w:unhideWhenUsed="0"/>
-    <w:lsdException w:name="Table 3D effects 2" w:semiHidden="0" w:uiPriority="0" w:unhideWhenUsed="0"/>
-    <w:lsdException w:name="Table 3D effects 3" w:semiHidden="0" w:uiPriority="0" w:unhideWhenUsed="0"/>
-    <w:lsdException w:name="Table Contemporary" w:semiHidden="0" w:uiPriority="0" w:unhideWhenUsed="0"/>
-    <w:lsdException w:name="Table Elegant" w:semiHidden="0" w:uiPriority="0" w:unhideWhenUsed="0"/>
-    <w:lsdException w:name="Table Professional" w:semiHidden="0" w:uiPriority="0" w:unhideWhenUsed="0"/>
-    <w:lsdException w:name="Table Subtle 1" w:semiHidden="0" w:uiPriority="0" w:unhideWhenUsed="0"/>
-    <w:lsdException w:name="Table Subtle 2" w:semiHidden="0" w:uiPriority="0" w:unhideWhenUsed="0"/>
-    <w:lsdException w:name="Table Web 1" w:semiHidden="0" w:uiPriority="0" w:unhideWhenUsed="0"/>
-    <w:lsdException w:name="Table Web 2" w:semiHidden="0" w:uiPriority="0" w:unhideWhenUsed="0"/>
-    <w:lsdException w:name="Table Web 3" w:semiHidden="0" w:uiPriority="0" w:unhideWhenUsed="0"/>
-    <w:lsdException w:name="Balloon Text" w:semiHidden="0" w:uiPriority="0" w:unhideWhenUsed="0"/>
-    <w:lsdException w:name="Table Grid" w:semiHidden="0" w:uiPriority="0" w:unhideWhenUsed="0" w:qFormat="1"/>
-    <w:lsdException w:name="Table Theme" w:semiHidden="0" w:uiPriority="0" w:unhideWhenUsed="0"/>
-    <w:lsdException w:name="Light Shading" w:semiHidden="0" w:uiPriority="60" w:unhideWhenUsed="0"/>
-    <w:lsdException w:name="Light List" w:semiHidden="0" w:uiPriority="61" w:unhideWhenUsed="0"/>
-    <w:lsdException w:name="Light Grid" w:semiHidden="0" w:uiPriority="62" w:unhideWhenUsed="0"/>
-    <w:lsdException w:name="Medium Shading 1" w:semiHidden="0" w:uiPriority="63" w:unhideWhenUsed="0"/>
-    <w:lsdException w:name="Medium Shading 2" w:semiHidden="0" w:uiPriority="64" w:unhideWhenUsed="0"/>
-    <w:lsdException w:name="Medium List 1" w:semiHidden="0" w:uiPriority="65" w:unhideWhenUsed="0"/>
-    <w:lsdException w:name="Medium List 2" w:semiHidden="0" w:uiPriority="66" w:unhideWhenUsed="0"/>
-    <w:lsdException w:name="Medium Grid 1" w:semiHidden="0" w:uiPriority="67" w:unhideWhenUsed="0"/>
-    <w:lsdException w:name="Medium Grid 2" w:semiHidden="0" w:uiPriority="68" w:unhideWhenUsed="0"/>
-    <w:lsdException w:name="Medium Grid 3" w:semiHidden="0" w:uiPriority="69" w:unhideWhenUsed="0"/>
-    <w:lsdException w:name="Dark List" w:semiHidden="0" w:uiPriority="70" w:unhideWhenUsed="0"/>
-    <w:lsdException w:name="Colorful Shading" w:semiHidden="0" w:uiPriority="71" w:unhideWhenUsed="0"/>
-    <w:lsdException w:name="Colorful List" w:semiHidden="0" w:uiPriority="72" w:unhideWhenUsed="0"/>
-    <w:lsdException w:name="Colorful Grid" w:semiHidden="0" w:uiPriority="73" w:unhideWhenUsed="0"/>
-    <w:lsdException w:name="Light Shading Accent 1" w:semiHidden="0" w:uiPriority="60" w:unhideWhenUsed="0"/>
-    <w:lsdException w:name="Light List Accent 1" w:semiHidden="0" w:uiPriority="61" w:unhideWhenUsed="0"/>
-    <w:lsdException w:name="Light Grid Accent 1" w:semiHidden="0" w:uiPriority="62" w:unhideWhenUsed="0"/>
-    <w:lsdException w:name="Medium Shading 1 Accent 1" w:semiHidden="0" w:uiPriority="63" w:unhideWhenUsed="0"/>
-    <w:lsdException w:name="Medium Shading 2 Accent 1" w:semiHidden="0" w:uiPriority="64" w:unhideWhenUsed="0"/>
-    <w:lsdException w:name="Medium List 1 Accent 1" w:semiHidden="0" w:uiPriority="65" w:unhideWhenUsed="0"/>
-    <w:lsdException w:name="Medium List 2 Accent 1" w:semiHidden="0" w:uiPriority="66" w:unhideWhenUsed="0"/>
-    <w:lsdException w:name="Medium Grid 1 Accent 1" w:semiHidden="0" w:uiPriority="67" w:unhideWhenUsed="0"/>
-    <w:lsdException w:name="Medium Grid 2 Accent 1" w:semiHidden="0" w:uiPriority="68" w:unhideWhenUsed="0"/>
-    <w:lsdException w:name="Medium Grid 3 Accent 1" w:semiHidden="0" w:uiPriority="69" w:unhideWhenUsed="0"/>
-    <w:lsdException w:name="Dark List Accent 1" w:semiHidden="0" w:uiPriority="70" w:unhideWhenUsed="0"/>
-    <w:lsdException w:name="Colorful Shading Accent 1" w:semiHidden="0" w:uiPriority="71" w:unhideWhenUsed="0"/>
-    <w:lsdException w:name="Colorful List Accent 1" w:semiHidden="0" w:uiPriority="72" w:unhideWhenUsed="0"/>
-    <w:lsdException w:name="Colorful Grid Accent 1" w:semiHidden="0" w:uiPriority="73" w:unhideWhenUsed="0"/>
-    <w:lsdException w:name="Light Shading Accent 2" w:semiHidden="0" w:uiPriority="60" w:unhideWhenUsed="0"/>
-    <w:lsdException w:name="Light List Accent 2" w:semiHidden="0" w:uiPriority="61" w:unhideWhenUsed="0"/>
-    <w:lsdException w:name="Light Grid Accent 2" w:semiHidden="0" w:uiPriority="62" w:unhideWhenUsed="0"/>
-    <w:lsdException w:name="Medium Shading 1 Accent 2" w:semiHidden="0" w:uiPriority="63" w:unhideWhenUsed="0"/>
-    <w:lsdException w:name="Medium Shading 2 Accent 2" w:semiHidden="0" w:uiPriority="64" w:unhideWhenUsed="0"/>
-    <w:lsdException w:name="Medium List 1 Accent 2" w:semiHidden="0" w:uiPriority="65" w:unhideWhenUsed="0"/>
-    <w:lsdException w:name="Medium List 2 Accent 2" w:semiHidden="0" w:uiPriority="66" w:unhideWhenUsed="0"/>
-    <w:lsdException w:name="Medium Grid 1 Accent 2" w:semiHidden="0" w:uiPriority="67" w:unhideWhenUsed="0"/>
-    <w:lsdException w:name="Medium Grid 2 Accent 2" w:semiHidden="0" w:uiPriority="68" w:unhideWhenUsed="0"/>
-    <w:lsdException w:name="Medium Grid 3 Accent 2" w:semiHidden="0" w:uiPriority="69" w:unhideWhenUsed="0"/>
-    <w:lsdException w:name="Dark List Accent 2" w:semiHidden="0" w:uiPriority="70" w:unhideWhenUsed="0"/>
-    <w:lsdException w:name="Colorful Shading Accent 2" w:semiHidden="0" w:uiPriority="71" w:unhideWhenUsed="0"/>
-    <w:lsdException w:name="Colorful List Accent 2" w:semiHidden="0" w:uiPriority="72" w:unhideWhenUsed="0"/>
-    <w:lsdException w:name="Colorful Grid Accent 2" w:semiHidden="0" w:uiPriority="73" w:unhideWhenUsed="0"/>
-    <w:lsdException w:name="Light Shading Accent 3" w:semiHidden="0" w:uiPriority="60" w:unhideWhenUsed="0"/>
-    <w:lsdException w:name="Light List Accent 3" w:semiHidden="0" w:uiPriority="61" w:unhideWhenUsed="0"/>
-    <w:lsdException w:name="Light Grid Accent 3" w:semiHidden="0" w:uiPriority="62" w:unhideWhenUsed="0"/>
-    <w:lsdException w:name="Medium Shading 1 Accent 3" w:semiHidden="0" w:uiPriority="63" w:unhideWhenUsed="0"/>
-    <w:lsdException w:name="Medium Shading 2 Accent 3" w:semiHidden="0" w:uiPriority="64" w:unhideWhenUsed="0"/>
-    <w:lsdException w:name="Medium List 1 Accent 3" w:semiHidden="0" w:uiPriority="65" w:unhideWhenUsed="0"/>
-    <w:lsdException w:name="Medium List 2 Accent 3" w:semiHidden="0" w:uiPriority="66" w:unhideWhenUsed="0"/>
-    <w:lsdException w:name="Medium Grid 1 Accent 3" w:semiHidden="0" w:uiPriority="67" w:unhideWhenUsed="0"/>
-    <w:lsdException w:name="Medium Grid 2 Accent 3" w:semiHidden="0" w:uiPriority="68" w:unhideWhenUsed="0"/>
-    <w:lsdException w:name="Medium Grid 3 Accent 3" w:semiHidden="0" w:uiPriority="69" w:unhideWhenUsed="0"/>
-    <w:lsdException w:name="Dark List Accent 3" w:semiHidden="0" w:uiPriority="70" w:unhideWhenUsed="0"/>
-    <w:lsdException w:name="Colorful Shading Accent 3" w:semiHidden="0" w:uiPriority="71" w:unhideWhenUsed="0"/>
-    <w:lsdException w:name="Colorful List Accent 3" w:semiHidden="0" w:uiPriority="72" w:unhideWhenUsed="0"/>
-    <w:lsdException w:name="Colorful Grid Accent 3" w:semiHidden="0" w:uiPriority="73" w:unhideWhenUsed="0"/>
-    <w:lsdException w:name="Light Shading Accent 4" w:semiHidden="0" w:uiPriority="60" w:unhideWhenUsed="0"/>
-    <w:lsdException w:name="Light List Accent 4" w:semiHidden="0" w:uiPriority="61" w:unhideWhenUsed="0"/>
-    <w:lsdException w:name="Light Grid Accent 4" w:semiHidden="0" w:uiPriority="62" w:unhideWhenUsed="0"/>
-    <w:lsdException w:name="Medium Shading 1 Accent 4" w:semiHidden="0" w:uiPriority="63" w:unhideWhenUsed="0"/>
-    <w:lsdException w:name="Medium Shading 2 Accent 4" w:semiHidden="0" w:uiPriority="64" w:unhideWhenUsed="0"/>
-    <w:lsdException w:name="Medium List 1 Accent 4" w:semiHidden="0" w:uiPriority="65" w:unhideWhenUsed="0"/>
-    <w:lsdException w:name="Medium List 2 Accent 4" w:semiHidden="0" w:uiPriority="66" w:unhideWhenUsed="0"/>
-    <w:lsdException w:name="Medium Grid 1 Accent 4" w:semiHidden="0" w:uiPriority="67" w:unhideWhenUsed="0"/>
-    <w:lsdException w:name="Medium Grid 2 Accent 4" w:semiHidden="0" w:uiPriority="68" w:unhideWhenUsed="0"/>
-    <w:lsdException w:name="Medium Grid 3 Accent 4" w:semiHidden="0" w:uiPriority="69" w:unhideWhenUsed="0"/>
-    <w:lsdException w:name="Dark List Accent 4" w:semiHidden="0" w:uiPriority="70" w:unhideWhenUsed="0"/>
-    <w:lsdException w:name="Colorful Shading Accent 4" w:semiHidden="0" w:uiPriority="71" w:unhideWhenUsed="0"/>
-    <w:lsdException w:name="Colorful List Accent 4" w:semiHidden="0" w:uiPriority="72" w:unhideWhenUsed="0"/>
-    <w:lsdException w:name="Colorful Grid Accent 4" w:semiHidden="0" w:uiPriority="73" w:unhideWhenUsed="0"/>
-    <w:lsdException w:name="Light Shading Accent 5" w:semiHidden="0" w:uiPriority="60" w:unhideWhenUsed="0"/>
-    <w:lsdException w:name="Light List Accent 5" w:semiHidden="0" w:uiPriority="61" w:unhideWhenUsed="0"/>
-    <w:lsdException w:name="Light Grid Accent 5" w:semiHidden="0" w:uiPriority="62" w:unhideWhenUsed="0"/>
-    <w:lsdException w:name="Medium Shading 1 Accent 5" w:semiHidden="0" w:uiPriority="63" w:unhideWhenUsed="0"/>
-    <w:lsdException w:name="Medium Shading 2 Accent 5" w:semiHidden="0" w:uiPriority="64" w:unhideWhenUsed="0"/>
-    <w:lsdException w:name="Medium List 1 Accent 5" w:semiHidden="0" w:uiPriority="65" w:unhideWhenUsed="0"/>
-    <w:lsdException w:name="Medium List 2 Accent 5" w:semiHidden="0" w:uiPriority="66" w:unhideWhenUsed="0"/>
-    <w:lsdException w:name="Medium Grid 1 Accent 5" w:semiHidden="0" w:uiPriority="67" w:unhideWhenUsed="0"/>
-    <w:lsdException w:name="Medium Grid 2 Accent 5" w:semiHidden="0" w:uiPriority="68" w:unhideWhenUsed="0"/>
-    <w:lsdException w:name="Medium Grid 3 Accent 5" w:semiHidden="0" w:uiPriority="69" w:unhideWhenUsed="0"/>
-    <w:lsdException w:name="Dark List Accent 5" w:semiHidden="0" w:uiPriority="70" w:unhideWhenUsed="0"/>
-    <w:lsdException w:name="Colorful Shading Accent 5" w:semiHidden="0" w:uiPriority="71" w:unhideWhenUsed="0"/>
-    <w:lsdException w:name="Colorful List Accent 5" w:semiHidden="0" w:uiPriority="72" w:unhideWhenUsed="0"/>
-    <w:lsdException w:name="Colorful Grid Accent 5" w:semiHidden="0" w:uiPriority="73" w:unhideWhenUsed="0"/>
-    <w:lsdException w:name="Light Shading Accent 6" w:semiHidden="0" w:uiPriority="60" w:unhideWhenUsed="0"/>
-    <w:lsdException w:name="Light List Accent 6" w:semiHidden="0" w:uiPriority="61" w:unhideWhenUsed="0"/>
-    <w:lsdException w:name="Light Grid Accent 6" w:semiHidden="0" w:uiPriority="62" w:unhideWhenUsed="0"/>
-    <w:lsdException w:name="Medium Shading 1 Accent 6" w:semiHidden="0" w:uiPriority="63" w:unhideWhenUsed="0"/>
-    <w:lsdException w:name="Medium Shading 2 Accent 6" w:semiHidden="0" w:uiPriority="64" w:unhideWhenUsed="0"/>
-    <w:lsdException w:name="Medium List 1 Accent 6" w:semiHidden="0" w:uiPriority="65" w:unhideWhenUsed="0"/>
-    <w:lsdException w:name="Medium List 2 Accent 6" w:semiHidden="0" w:uiPriority="66" w:unhideWhenUsed="0"/>
-    <w:lsdException w:name="Medium Grid 1 Accent 6" w:semiHidden="0" w:uiPriority="67" w:unhideWhenUsed="0"/>
-    <w:lsdException w:name="Medium Grid 2 Accent 6" w:semiHidden="0" w:uiPriority="68" w:unhideWhenUsed="0"/>
-    <w:lsdException w:name="Medium Grid 3 Accent 6" w:semiHidden="0" w:uiPriority="69" w:unhideWhenUsed="0"/>
-    <w:lsdException w:name="Dark List Accent 6" w:semiHidden="0" w:uiPriority="70" w:unhideWhenUsed="0"/>
-    <w:lsdException w:name="Colorful Shading Accent 6" w:semiHidden="0" w:uiPriority="71" w:unhideWhenUsed="0"/>
-    <w:lsdException w:name="Colorful List Accent 6" w:semiHidden="0" w:uiPriority="72" w:unhideWhenUsed="0"/>
-    <w:lsdException w:name="Colorful Grid Accent 6" w:semiHidden="0" w:uiPriority="73" w:unhideWhenUsed="0"/>
+  <w:latentStyles w:count="260" w:defQFormat="0" w:defUnhideWhenUsed="1" w:defSemiHidden="1" w:defUIPriority="99" w:defLockedState="0">
+    <w:lsdException w:qFormat="1" w:unhideWhenUsed="0" w:uiPriority="0" w:semiHidden="0" w:name="Normal"/>
+    <w:lsdException w:qFormat="1" w:unhideWhenUsed="0" w:uiPriority="0" w:semiHidden="0" w:name="heading 1"/>
+    <w:lsdException w:qFormat="1" w:uiPriority="0" w:semiHidden="0" w:name="heading 2"/>
+    <w:lsdException w:qFormat="1" w:uiPriority="0" w:name="heading 3"/>
+    <w:lsdException w:qFormat="1" w:uiPriority="0" w:semiHidden="0" w:name="heading 4"/>
+    <w:lsdException w:qFormat="1" w:uiPriority="0" w:name="heading 5"/>
+    <w:lsdException w:qFormat="1" w:uiPriority="0" w:name="heading 6"/>
+    <w:lsdException w:qFormat="1" w:uiPriority="0" w:name="heading 7"/>
+    <w:lsdException w:qFormat="1" w:uiPriority="0" w:name="heading 8"/>
+    <w:lsdException w:qFormat="1" w:uiPriority="0" w:name="heading 9"/>
+    <w:lsdException w:unhideWhenUsed="0" w:uiPriority="0" w:semiHidden="0" w:name="index 1"/>
+    <w:lsdException w:unhideWhenUsed="0" w:uiPriority="0" w:semiHidden="0" w:name="index 2"/>
+    <w:lsdException w:unhideWhenUsed="0" w:uiPriority="0" w:semiHidden="0" w:name="index 3"/>
+    <w:lsdException w:unhideWhenUsed="0" w:uiPriority="0" w:semiHidden="0" w:name="index 4"/>
+    <w:lsdException w:unhideWhenUsed="0" w:uiPriority="0" w:semiHidden="0" w:name="index 5"/>
+    <w:lsdException w:unhideWhenUsed="0" w:uiPriority="0" w:semiHidden="0" w:name="index 6"/>
+    <w:lsdException w:unhideWhenUsed="0" w:uiPriority="0" w:semiHidden="0" w:name="index 7"/>
+    <w:lsdException w:unhideWhenUsed="0" w:uiPriority="0" w:semiHidden="0" w:name="index 8"/>
+    <w:lsdException w:unhideWhenUsed="0" w:uiPriority="0" w:semiHidden="0" w:name="index 9"/>
+    <w:lsdException w:qFormat="1" w:unhideWhenUsed="0" w:uiPriority="0" w:semiHidden="0" w:name="toc 1"/>
+    <w:lsdException w:qFormat="1" w:unhideWhenUsed="0" w:uiPriority="0" w:semiHidden="0" w:name="toc 2"/>
+    <w:lsdException w:qFormat="1" w:unhideWhenUsed="0" w:uiPriority="0" w:semiHidden="0" w:name="toc 3"/>
+    <w:lsdException w:unhideWhenUsed="0" w:uiPriority="0" w:semiHidden="0" w:name="toc 4"/>
+    <w:lsdException w:unhideWhenUsed="0" w:uiPriority="0" w:semiHidden="0" w:name="toc 5"/>
+    <w:lsdException w:unhideWhenUsed="0" w:uiPriority="0" w:semiHidden="0" w:name="toc 6"/>
+    <w:lsdException w:unhideWhenUsed="0" w:uiPriority="0" w:semiHidden="0" w:name="toc 7"/>
+    <w:lsdException w:unhideWhenUsed="0" w:uiPriority="0" w:semiHidden="0" w:name="toc 8"/>
+    <w:lsdException w:unhideWhenUsed="0" w:uiPriority="0" w:semiHidden="0" w:name="toc 9"/>
+    <w:lsdException w:unhideWhenUsed="0" w:uiPriority="0" w:semiHidden="0" w:name="Normal Indent"/>
+    <w:lsdException w:unhideWhenUsed="0" w:uiPriority="0" w:semiHidden="0" w:name="footnote text"/>
+    <w:lsdException w:qFormat="1" w:unhideWhenUsed="0" w:uiPriority="0" w:semiHidden="0" w:name="annotation text"/>
+    <w:lsdException w:qFormat="1" w:unhideWhenUsed="0" w:uiPriority="0" w:semiHidden="0" w:name="header"/>
+    <w:lsdException w:qFormat="1" w:unhideWhenUsed="0" w:uiPriority="0" w:semiHidden="0" w:name="footer"/>
+    <w:lsdException w:unhideWhenUsed="0" w:uiPriority="0" w:semiHidden="0" w:name="index heading"/>
+    <w:lsdException w:qFormat="1" w:uiPriority="0" w:name="caption"/>
+    <w:lsdException w:unhideWhenUsed="0" w:uiPriority="0" w:semiHidden="0" w:name="table of figures"/>
+    <w:lsdException w:unhideWhenUsed="0" w:uiPriority="0" w:semiHidden="0" w:name="envelope address"/>
+    <w:lsdException w:unhideWhenUsed="0" w:uiPriority="0" w:semiHidden="0" w:name="envelope return"/>
+    <w:lsdException w:unhideWhenUsed="0" w:uiPriority="0" w:semiHidden="0" w:name="footnote reference"/>
+    <w:lsdException w:unhideWhenUsed="0" w:uiPriority="0" w:semiHidden="0" w:name="annotation reference"/>
+    <w:lsdException w:unhideWhenUsed="0" w:uiPriority="0" w:semiHidden="0" w:name="line number"/>
+    <w:lsdException w:unhideWhenUsed="0" w:uiPriority="0" w:semiHidden="0" w:name="page number"/>
+    <w:lsdException w:unhideWhenUsed="0" w:uiPriority="0" w:semiHidden="0" w:name="endnote reference"/>
+    <w:lsdException w:unhideWhenUsed="0" w:uiPriority="0" w:semiHidden="0" w:name="endnote text"/>
+    <w:lsdException w:unhideWhenUsed="0" w:uiPriority="0" w:semiHidden="0" w:name="table of authorities"/>
+    <w:lsdException w:unhideWhenUsed="0" w:uiPriority="0" w:semiHidden="0" w:name="macro"/>
+    <w:lsdException w:unhideWhenUsed="0" w:uiPriority="0" w:semiHidden="0" w:name="toa heading"/>
+    <w:lsdException w:unhideWhenUsed="0" w:uiPriority="0" w:semiHidden="0" w:name="List"/>
+    <w:lsdException w:unhideWhenUsed="0" w:uiPriority="0" w:semiHidden="0" w:name="List Bullet"/>
+    <w:lsdException w:unhideWhenUsed="0" w:uiPriority="0" w:semiHidden="0" w:name="List Number"/>
+    <w:lsdException w:unhideWhenUsed="0" w:uiPriority="0" w:semiHidden="0" w:name="List 2"/>
+    <w:lsdException w:unhideWhenUsed="0" w:uiPriority="0" w:semiHidden="0" w:name="List 3"/>
+    <w:lsdException w:unhideWhenUsed="0" w:uiPriority="0" w:semiHidden="0" w:name="List 4"/>
+    <w:lsdException w:unhideWhenUsed="0" w:uiPriority="0" w:semiHidden="0" w:name="List 5"/>
+    <w:lsdException w:unhideWhenUsed="0" w:uiPriority="0" w:semiHidden="0" w:name="List Bullet 2"/>
+    <w:lsdException w:unhideWhenUsed="0" w:uiPriority="0" w:semiHidden="0" w:name="List Bullet 3"/>
+    <w:lsdException w:unhideWhenUsed="0" w:uiPriority="0" w:semiHidden="0" w:name="List Bullet 4"/>
+    <w:lsdException w:unhideWhenUsed="0" w:uiPriority="0" w:semiHidden="0" w:name="List Bullet 5"/>
+    <w:lsdException w:unhideWhenUsed="0" w:uiPriority="0" w:semiHidden="0" w:name="List Number 2"/>
+    <w:lsdException w:unhideWhenUsed="0" w:uiPriority="0" w:semiHidden="0" w:name="List Number 3"/>
+    <w:lsdException w:unhideWhenUsed="0" w:uiPriority="0" w:semiHidden="0" w:name="List Number 4"/>
+    <w:lsdException w:unhideWhenUsed="0" w:uiPriority="0" w:semiHidden="0" w:name="List Number 5"/>
+    <w:lsdException w:qFormat="1" w:unhideWhenUsed="0" w:uiPriority="0" w:semiHidden="0" w:name="Title"/>
+    <w:lsdException w:unhideWhenUsed="0" w:uiPriority="0" w:semiHidden="0" w:name="Closing"/>
+    <w:lsdException w:unhideWhenUsed="0" w:uiPriority="0" w:semiHidden="0" w:name="Signature"/>
+    <w:lsdException w:qFormat="1" w:unhideWhenUsed="0" w:uiPriority="0" w:name="Default Paragraph Font"/>
+    <w:lsdException w:qFormat="1" w:unhideWhenUsed="0" w:uiPriority="0" w:name="Body Text"/>
+    <w:lsdException w:unhideWhenUsed="0" w:uiPriority="0" w:semiHidden="0" w:name="Body Text Indent"/>
+    <w:lsdException w:unhideWhenUsed="0" w:uiPriority="0" w:semiHidden="0" w:name="List Continue"/>
+    <w:lsdException w:unhideWhenUsed="0" w:uiPriority="0" w:semiHidden="0" w:name="List Continue 2"/>
+    <w:lsdException w:unhideWhenUsed="0" w:uiPriority="0" w:semiHidden="0" w:name="List Continue 3"/>
+    <w:lsdException w:unhideWhenUsed="0" w:uiPriority="0" w:semiHidden="0" w:name="List Continue 4"/>
+    <w:lsdException w:unhideWhenUsed="0" w:uiPriority="0" w:semiHidden="0" w:name="List Continue 5"/>
+    <w:lsdException w:unhideWhenUsed="0" w:uiPriority="0" w:semiHidden="0" w:name="Message Header"/>
+    <w:lsdException w:qFormat="1" w:unhideWhenUsed="0" w:uiPriority="0" w:semiHidden="0" w:name="Subtitle"/>
+    <w:lsdException w:unhideWhenUsed="0" w:uiPriority="0" w:semiHidden="0" w:name="Salutation"/>
+    <w:lsdException w:unhideWhenUsed="0" w:uiPriority="0" w:semiHidden="0" w:name="Date"/>
+    <w:lsdException w:unhideWhenUsed="0" w:uiPriority="0" w:semiHidden="0" w:name="Body Text First Indent"/>
+    <w:lsdException w:unhideWhenUsed="0" w:uiPriority="0" w:semiHidden="0" w:name="Body Text First Indent 2"/>
+    <w:lsdException w:uiPriority="99" w:name="Note Heading"/>
+    <w:lsdException w:unhideWhenUsed="0" w:uiPriority="0" w:semiHidden="0" w:name="Body Text 2"/>
+    <w:lsdException w:unhideWhenUsed="0" w:uiPriority="0" w:semiHidden="0" w:name="Body Text 3"/>
+    <w:lsdException w:unhideWhenUsed="0" w:uiPriority="0" w:semiHidden="0" w:name="Body Text Indent 2"/>
+    <w:lsdException w:unhideWhenUsed="0" w:uiPriority="0" w:semiHidden="0" w:name="Body Text Indent 3"/>
+    <w:lsdException w:unhideWhenUsed="0" w:uiPriority="0" w:semiHidden="0" w:name="Block Text"/>
+    <w:lsdException w:unhideWhenUsed="0" w:uiPriority="0" w:semiHidden="0" w:name="Hyperlink"/>
+    <w:lsdException w:unhideWhenUsed="0" w:uiPriority="0" w:semiHidden="0" w:name="FollowedHyperlink"/>
+    <w:lsdException w:qFormat="1" w:unhideWhenUsed="0" w:uiPriority="0" w:semiHidden="0" w:name="Strong"/>
+    <w:lsdException w:qFormat="1" w:unhideWhenUsed="0" w:uiPriority="0" w:semiHidden="0" w:name="Emphasis"/>
+    <w:lsdException w:unhideWhenUsed="0" w:uiPriority="0" w:semiHidden="0" w:name="Document Map"/>
+    <w:lsdException w:unhideWhenUsed="0" w:uiPriority="0" w:semiHidden="0" w:name="Plain Text"/>
+    <w:lsdException w:unhideWhenUsed="0" w:uiPriority="0" w:semiHidden="0" w:name="E-mail Signature"/>
+    <w:lsdException w:qFormat="1" w:unhideWhenUsed="0" w:uiPriority="0" w:semiHidden="0" w:name="Normal (Web)"/>
+    <w:lsdException w:unhideWhenUsed="0" w:uiPriority="0" w:semiHidden="0" w:name="HTML Acronym"/>
+    <w:lsdException w:unhideWhenUsed="0" w:uiPriority="0" w:semiHidden="0" w:name="HTML Address"/>
+    <w:lsdException w:unhideWhenUsed="0" w:uiPriority="0" w:semiHidden="0" w:name="HTML Cite"/>
+    <w:lsdException w:unhideWhenUsed="0" w:uiPriority="0" w:semiHidden="0" w:name="HTML Code"/>
+    <w:lsdException w:unhideWhenUsed="0" w:uiPriority="0" w:semiHidden="0" w:name="HTML Definition"/>
+    <w:lsdException w:unhideWhenUsed="0" w:uiPriority="0" w:semiHidden="0" w:name="HTML Keyboard"/>
+    <w:lsdException w:unhideWhenUsed="0" w:uiPriority="0" w:semiHidden="0" w:name="HTML Preformatted"/>
+    <w:lsdException w:unhideWhenUsed="0" w:uiPriority="0" w:semiHidden="0" w:name="HTML Sample"/>
+    <w:lsdException w:unhideWhenUsed="0" w:uiPriority="0" w:semiHidden="0" w:name="HTML Typewriter"/>
+    <w:lsdException w:unhideWhenUsed="0" w:uiPriority="0" w:semiHidden="0" w:name="HTML Variable"/>
+    <w:lsdException w:qFormat="1" w:unhideWhenUsed="0" w:uiPriority="0" w:name="Normal Table"/>
+    <w:lsdException w:unhideWhenUsed="0" w:uiPriority="0" w:semiHidden="0" w:name="annotation subject"/>
+    <w:lsdException w:unhideWhenUsed="0" w:uiPriority="0" w:semiHidden="0" w:name="Table Simple 1"/>
+    <w:lsdException w:unhideWhenUsed="0" w:uiPriority="0" w:semiHidden="0" w:name="Table Simple 2"/>
+    <w:lsdException w:unhideWhenUsed="0" w:uiPriority="0" w:semiHidden="0" w:name="Table Simple 3"/>
+    <w:lsdException w:unhideWhenUsed="0" w:uiPriority="0" w:semiHidden="0" w:name="Table Classic 1"/>
+    <w:lsdException w:unhideWhenUsed="0" w:uiPriority="0" w:semiHidden="0" w:name="Table Classic 2"/>
+    <w:lsdException w:unhideWhenUsed="0" w:uiPriority="0" w:semiHidden="0" w:name="Table Classic 3"/>
+    <w:lsdException w:unhideWhenUsed="0" w:uiPriority="0" w:semiHidden="0" w:name="Table Classic 4"/>
+    <w:lsdException w:unhideWhenUsed="0" w:uiPriority="0" w:semiHidden="0" w:name="Table Colorful 1"/>
+    <w:lsdException w:unhideWhenUsed="0" w:uiPriority="0" w:semiHidden="0" w:name="Table Colorful 2"/>
+    <w:lsdException w:unhideWhenUsed="0" w:uiPriority="0" w:semiHidden="0" w:name="Table Colorful 3"/>
+    <w:lsdException w:unhideWhenUsed="0" w:uiPriority="0" w:semiHidden="0" w:name="Table Columns 1"/>
+    <w:lsdException w:unhideWhenUsed="0" w:uiPriority="0" w:semiHidden="0" w:name="Table Columns 2"/>
+    <w:lsdException w:unhideWhenUsed="0" w:uiPriority="0" w:semiHidden="0" w:name="Table Columns 3"/>
+    <w:lsdException w:unhideWhenUsed="0" w:uiPriority="0" w:semiHidden="0" w:name="Table Columns 4"/>
+    <w:lsdException w:unhideWhenUsed="0" w:uiPriority="0" w:semiHidden="0" w:name="Table Columns 5"/>
+    <w:lsdException w:unhideWhenUsed="0" w:uiPriority="0" w:semiHidden="0" w:name="Table Grid 1"/>
+    <w:lsdException w:unhideWhenUsed="0" w:uiPriority="0" w:semiHidden="0" w:name="Table Grid 2"/>
+    <w:lsdException w:unhideWhenUsed="0" w:uiPriority="0" w:semiHidden="0" w:name="Table Grid 3"/>
+    <w:lsdException w:unhideWhenUsed="0" w:uiPriority="0" w:semiHidden="0" w:name="Table Grid 4"/>
+    <w:lsdException w:unhideWhenUsed="0" w:uiPriority="0" w:semiHidden="0" w:name="Table Grid 5"/>
+    <w:lsdException w:unhideWhenUsed="0" w:uiPriority="0" w:semiHidden="0" w:name="Table Grid 6"/>
+    <w:lsdException w:unhideWhenUsed="0" w:uiPriority="0" w:semiHidden="0" w:name="Table Grid 7"/>
+    <w:lsdException w:unhideWhenUsed="0" w:uiPriority="0" w:semiHidden="0" w:name="Table Grid 8"/>
+    <w:lsdException w:unhideWhenUsed="0" w:uiPriority="0" w:semiHidden="0" w:name="Table List 1"/>
+    <w:lsdException w:unhideWhenUsed="0" w:uiPriority="0" w:semiHidden="0" w:name="Table List 2"/>
+    <w:lsdException w:unhideWhenUsed="0" w:uiPriority="0" w:semiHidden="0" w:name="Table List 3"/>
+    <w:lsdException w:unhideWhenUsed="0" w:uiPriority="0" w:semiHidden="0" w:name="Table List 4"/>
+    <w:lsdException w:unhideWhenUsed="0" w:uiPriority="0" w:semiHidden="0" w:name="Table List 5"/>
+    <w:lsdException w:unhideWhenUsed="0" w:uiPriority="0" w:semiHidden="0" w:name="Table List 6"/>
+    <w:lsdException w:unhideWhenUsed="0" w:uiPriority="0" w:semiHidden="0" w:name="Table List 7"/>
+    <w:lsdException w:unhideWhenUsed="0" w:uiPriority="0" w:semiHidden="0" w:name="Table List 8"/>
+    <w:lsdException w:unhideWhenUsed="0" w:uiPriority="0" w:semiHidden="0" w:name="Table 3D effects 1"/>
+    <w:lsdException w:unhideWhenUsed="0" w:uiPriority="0" w:semiHidden="0" w:name="Table 3D effects 2"/>
+    <w:lsdException w:unhideWhenUsed="0" w:uiPriority="0" w:semiHidden="0" w:name="Table 3D effects 3"/>
+    <w:lsdException w:unhideWhenUsed="0" w:uiPriority="0" w:semiHidden="0" w:name="Table Contemporary"/>
+    <w:lsdException w:unhideWhenUsed="0" w:uiPriority="0" w:semiHidden="0" w:name="Table Elegant"/>
+    <w:lsdException w:unhideWhenUsed="0" w:uiPriority="0" w:semiHidden="0" w:name="Table Professional"/>
+    <w:lsdException w:unhideWhenUsed="0" w:uiPriority="0" w:semiHidden="0" w:name="Table Subtle 1"/>
+    <w:lsdException w:unhideWhenUsed="0" w:uiPriority="0" w:semiHidden="0" w:name="Table Subtle 2"/>
+    <w:lsdException w:unhideWhenUsed="0" w:uiPriority="0" w:semiHidden="0" w:name="Table Web 1"/>
+    <w:lsdException w:unhideWhenUsed="0" w:uiPriority="0" w:semiHidden="0" w:name="Table Web 2"/>
+    <w:lsdException w:unhideWhenUsed="0" w:uiPriority="0" w:semiHidden="0" w:name="Table Web 3"/>
+    <w:lsdException w:unhideWhenUsed="0" w:uiPriority="0" w:semiHidden="0" w:name="Balloon Text"/>
+    <w:lsdException w:qFormat="1" w:unhideWhenUsed="0" w:uiPriority="0" w:semiHidden="0" w:name="Table Grid"/>
+    <w:lsdException w:unhideWhenUsed="0" w:uiPriority="0" w:semiHidden="0" w:name="Table Theme"/>
+    <w:lsdException w:unhideWhenUsed="0" w:uiPriority="60" w:semiHidden="0" w:name="Light Shading"/>
+    <w:lsdException w:unhideWhenUsed="0" w:uiPriority="61" w:semiHidden="0" w:name="Light List"/>
+    <w:lsdException w:unhideWhenUsed="0" w:uiPriority="62" w:semiHidden="0" w:name="Light Grid"/>
+    <w:lsdException w:unhideWhenUsed="0" w:uiPriority="63" w:semiHidden="0" w:name="Medium Shading 1"/>
+    <w:lsdException w:unhideWhenUsed="0" w:uiPriority="64" w:semiHidden="0" w:name="Medium Shading 2"/>
+    <w:lsdException w:unhideWhenUsed="0" w:uiPriority="65" w:semiHidden="0" w:name="Medium List 1"/>
+    <w:lsdException w:unhideWhenUsed="0" w:uiPriority="66" w:semiHidden="0" w:name="Medium List 2"/>
+    <w:lsdException w:unhideWhenUsed="0" w:uiPriority="67" w:semiHidden="0" w:name="Medium Grid 1"/>
+    <w:lsdException w:unhideWhenUsed="0" w:uiPriority="68" w:semiHidden="0" w:name="Medium Grid 2"/>
+    <w:lsdException w:unhideWhenUsed="0" w:uiPriority="69" w:semiHidden="0" w:name="Medium Grid 3"/>
+    <w:lsdException w:unhideWhenUsed="0" w:uiPriority="70" w:semiHidden="0" w:name="Dark List"/>
+    <w:lsdException w:unhideWhenUsed="0" w:uiPriority="71" w:semiHidden="0" w:name="Colorful Shading"/>
+    <w:lsdException w:unhideWhenUsed="0" w:uiPriority="72" w:semiHidden="0" w:name="Colorful List"/>
+    <w:lsdException w:unhideWhenUsed="0" w:uiPriority="73" w:semiHidden="0" w:name="Colorful Grid"/>
+    <w:lsdException w:unhideWhenUsed="0" w:uiPriority="60" w:semiHidden="0" w:name="Light Shading Accent 1"/>
+    <w:lsdException w:unhideWhenUsed="0" w:uiPriority="61" w:semiHidden="0" w:name="Light List Accent 1"/>
+    <w:lsdException w:unhideWhenUsed="0" w:uiPriority="62" w:semiHidden="0" w:name="Light Grid Accent 1"/>
+    <w:lsdException w:unhideWhenUsed="0" w:uiPriority="63" w:semiHidden="0" w:name="Medium Shading 1 Accent 1"/>
+    <w:lsdException w:unhideWhenUsed="0" w:uiPriority="64" w:semiHidden="0" w:name="Medium Shading 2 Accent 1"/>
+    <w:lsdException w:unhideWhenUsed="0" w:uiPriority="65" w:semiHidden="0" w:name="Medium List 1 Accent 1"/>
+    <w:lsdException w:unhideWhenUsed="0" w:uiPriority="66" w:semiHidden="0" w:name="Medium List 2 Accent 1"/>
+    <w:lsdException w:unhideWhenUsed="0" w:uiPriority="67" w:semiHidden="0" w:name="Medium Grid 1 Accent 1"/>
+    <w:lsdException w:unhideWhenUsed="0" w:uiPriority="68" w:semiHidden="0" w:name="Medium Grid 2 Accent 1"/>
+    <w:lsdException w:unhideWhenUsed="0" w:uiPriority="69" w:semiHidden="0" w:name="Medium Grid 3 Accent 1"/>
+    <w:lsdException w:unhideWhenUsed="0" w:uiPriority="70" w:semiHidden="0" w:name="Dark List Accent 1"/>
+    <w:lsdException w:unhideWhenUsed="0" w:uiPriority="71" w:semiHidden="0" w:name="Colorful Shading Accent 1"/>
+    <w:lsdException w:unhideWhenUsed="0" w:uiPriority="72" w:semiHidden="0" w:name="Colorful List Accent 1"/>
+    <w:lsdException w:unhideWhenUsed="0" w:uiPriority="73" w:semiHidden="0" w:name="Colorful Grid Accent 1"/>
+    <w:lsdException w:unhideWhenUsed="0" w:uiPriority="60" w:semiHidden="0" w:name="Light Shading Accent 2"/>
+    <w:lsdException w:unhideWhenUsed="0" w:uiPriority="61" w:semiHidden="0" w:name="Light List Accent 2"/>
+    <w:lsdException w:unhideWhenUsed="0" w:uiPriority="62" w:semiHidden="0" w:name="Light Grid Accent 2"/>
+    <w:lsdException w:unhideWhenUsed="0" w:uiPriority="63" w:semiHidden="0" w:name="Medium Shading 1 Accent 2"/>
+    <w:lsdException w:unhideWhenUsed="0" w:uiPriority="64" w:semiHidden="0" w:name="Medium Shading 2 Accent 2"/>
+    <w:lsdException w:unhideWhenUsed="0" w:uiPriority="65" w:semiHidden="0" w:name="Medium List 1 Accent 2"/>
+    <w:lsdException w:unhideWhenUsed="0" w:uiPriority="66" w:semiHidden="0" w:name="Medium List 2 Accent 2"/>
+    <w:lsdException w:unhideWhenUsed="0" w:uiPriority="67" w:semiHidden="0" w:name="Medium Grid 1 Accent 2"/>
+    <w:lsdException w:unhideWhenUsed="0" w:uiPriority="68" w:semiHidden="0" w:name="Medium Grid 2 Accent 2"/>
+    <w:lsdException w:unhideWhenUsed="0" w:uiPriority="69" w:semiHidden="0" w:name="Medium Grid 3 Accent 2"/>
+    <w:lsdException w:unhideWhenUsed="0" w:uiPriority="70" w:semiHidden="0" w:name="Dark List Accent 2"/>
+    <w:lsdException w:unhideWhenUsed="0" w:uiPriority="71" w:semiHidden="0" w:name="Colorful Shading Accent 2"/>
+    <w:lsdException w:unhideWhenUsed="0" w:uiPriority="72" w:semiHidden="0" w:name="Colorful List Accent 2"/>
+    <w:lsdException w:unhideWhenUsed="0" w:uiPriority="73" w:semiHidden="0" w:name="Colorful Grid Accent 2"/>
+    <w:lsdException w:unhideWhenUsed="0" w:uiPriority="60" w:semiHidden="0" w:name="Light Shading Accent 3"/>
+    <w:lsdException w:unhideWhenUsed="0" w:uiPriority="61" w:semiHidden="0" w:name="Light List Accent 3"/>
+    <w:lsdException w:unhideWhenUsed="0" w:uiPriority="62" w:semiHidden="0" w:name="Light Grid Accent 3"/>
+    <w:lsdException w:unhideWhenUsed="0" w:uiPriority="63" w:semiHidden="0" w:name="Medium Shading 1 Accent 3"/>
+    <w:lsdException w:unhideWhenUsed="0" w:uiPriority="64" w:semiHidden="0" w:name="Medium Shading 2 Accent 3"/>
+    <w:lsdException w:unhideWhenUsed="0" w:uiPriority="65" w:semiHidden="0" w:name="Medium List 1 Accent 3"/>
+    <w:lsdException w:unhideWhenUsed="0" w:uiPriority="66" w:semiHidden="0" w:name="Medium List 2 Accent 3"/>
+    <w:lsdException w:unhideWhenUsed="0" w:uiPriority="67" w:semiHidden="0" w:name="Medium Grid 1 Accent 3"/>
+    <w:lsdException w:unhideWhenUsed="0" w:uiPriority="68" w:semiHidden="0" w:name="Medium Grid 2 Accent 3"/>
+    <w:lsdException w:unhideWhenUsed="0" w:uiPriority="69" w:semiHidden="0" w:name="Medium Grid 3 Accent 3"/>
+    <w:lsdException w:unhideWhenUsed="0" w:uiPriority="70" w:semiHidden="0" w:name="Dark List Accent 3"/>
+    <w:lsdException w:unhideWhenUsed="0" w:uiPriority="71" w:semiHidden="0" w:name="Colorful Shading Accent 3"/>
+    <w:lsdException w:unhideWhenUsed="0" w:uiPriority="72" w:semiHidden="0" w:name="Colorful List Accent 3"/>
+    <w:lsdException w:unhideWhenUsed="0" w:uiPriority="73" w:semiHidden="0" w:name="Colorful Grid Accent 3"/>
+    <w:lsdException w:unhideWhenUsed="0" w:uiPriority="60" w:semiHidden="0" w:name="Light Shading Accent 4"/>
+    <w:lsdException w:unhideWhenUsed="0" w:uiPriority="61" w:semiHidden="0" w:name="Light List Accent 4"/>
+    <w:lsdException w:unhideWhenUsed="0" w:uiPriority="62" w:semiHidden="0" w:name="Light Grid Accent 4"/>
+    <w:lsdException w:unhideWhenUsed="0" w:uiPriority="63" w:semiHidden="0" w:name="Medium Shading 1 Accent 4"/>
+    <w:lsdException w:unhideWhenUsed="0" w:uiPriority="64" w:semiHidden="0" w:name="Medium Shading 2 Accent 4"/>
+    <w:lsdException w:unhideWhenUsed="0" w:uiPriority="65" w:semiHidden="0" w:name="Medium List 1 Accent 4"/>
+    <w:lsdException w:unhideWhenUsed="0" w:uiPriority="66" w:semiHidden="0" w:name="Medium List 2 Accent 4"/>
+    <w:lsdException w:unhideWhenUsed="0" w:uiPriority="67" w:semiHidden="0" w:name="Medium Grid 1 Accent 4"/>
+    <w:lsdException w:unhideWhenUsed="0" w:uiPriority="68" w:semiHidden="0" w:name="Medium Grid 2 Accent 4"/>
+    <w:lsdException w:unhideWhenUsed="0" w:uiPriority="69" w:semiHidden="0" w:name="Medium Grid 3 Accent 4"/>
+    <w:lsdException w:unhideWhenUsed="0" w:uiPriority="70" w:semiHidden="0" w:name="Dark List Accent 4"/>
+    <w:lsdException w:unhideWhenUsed="0" w:uiPriority="71" w:semiHidden="0" w:name="Colorful Shading Accent 4"/>
+    <w:lsdException w:unhideWhenUsed="0" w:uiPriority="72" w:semiHidden="0" w:name="Colorful List Accent 4"/>
+    <w:lsdException w:unhideWhenUsed="0" w:uiPriority="73" w:semiHidden="0" w:name="Colorful Grid Accent 4"/>
+    <w:lsdException w:unhideWhenUsed="0" w:uiPriority="60" w:semiHidden="0" w:name="Light Shading Accent 5"/>
+    <w:lsdException w:unhideWhenUsed="0" w:uiPriority="61" w:semiHidden="0" w:name="Light List Accent 5"/>
+    <w:lsdException w:unhideWhenUsed="0" w:uiPriority="62" w:semiHidden="0" w:name="Light Grid Accent 5"/>
+    <w:lsdException w:unhideWhenUsed="0" w:uiPriority="63" w:semiHidden="0" w:name="Medium Shading 1 Accent 5"/>
+    <w:lsdException w:unhideWhenUsed="0" w:uiPriority="64" w:semiHidden="0" w:name="Medium Shading 2 Accent 5"/>
+    <w:lsdException w:unhideWhenUsed="0" w:uiPriority="65" w:semiHidden="0" w:name="Medium List 1 Accent 5"/>
+    <w:lsdException w:unhideWhenUsed="0" w:uiPriority="66" w:semiHidden="0" w:name="Medium List 2 Accent 5"/>
+    <w:lsdException w:unhideWhenUsed="0" w:uiPriority="67" w:semiHidden="0" w:name="Medium Grid 1 Accent 5"/>
+    <w:lsdException w:unhideWhenUsed="0" w:uiPriority="68" w:semiHidden="0" w:name="Medium Grid 2 Accent 5"/>
+    <w:lsdException w:unhideWhenUsed="0" w:uiPriority="69" w:semiHidden="0" w:name="Medium Grid 3 Accent 5"/>
+    <w:lsdException w:unhideWhenUsed="0" w:uiPriority="70" w:semiHidden="0" w:name="Dark List Accent 5"/>
+    <w:lsdException w:unhideWhenUsed="0" w:uiPriority="71" w:semiHidden="0" w:name="Colorful Shading Accent 5"/>
+    <w:lsdException w:unhideWhenUsed="0" w:uiPriority="72" w:semiHidden="0" w:name="Colorful List Accent 5"/>
+    <w:lsdException w:unhideWhenUsed="0" w:uiPriority="73" w:semiHidden="0" w:name="Colorful Grid Accent 5"/>
+    <w:lsdException w:unhideWhenUsed="0" w:uiPriority="60" w:semiHidden="0" w:name="Light Shading Accent 6"/>
+    <w:lsdException w:unhideWhenUsed="0" w:uiPriority="61" w:semiHidden="0" w:name="Light List Accent 6"/>
+    <w:lsdException w:unhideWhenUsed="0" w:uiPriority="62" w:semiHidden="0" w:name="Light Grid Accent 6"/>
+    <w:lsdException w:unhideWhenUsed="0" w:uiPriority="63" w:semiHidden="0" w:name="Medium Shading 1 Accent 6"/>
+    <w:lsdException w:unhideWhenUsed="0" w:uiPriority="64" w:semiHidden="0" w:name="Medium Shading 2 Accent 6"/>
+    <w:lsdException w:unhideWhenUsed="0" w:uiPriority="65" w:semiHidden="0" w:name="Medium List 1 Accent 6"/>
+    <w:lsdException w:unhideWhenUsed="0" w:uiPriority="66" w:semiHidden="0" w:name="Medium List 2 Accent 6"/>
+    <w:lsdException w:unhideWhenUsed="0" w:uiPriority="67" w:semiHidden="0" w:name="Medium Grid 1 Accent 6"/>
+    <w:lsdException w:unhideWhenUsed="0" w:uiPriority="68" w:semiHidden="0" w:name="Medium Grid 2 Accent 6"/>
+    <w:lsdException w:unhideWhenUsed="0" w:uiPriority="69" w:semiHidden="0" w:name="Medium Grid 3 Accent 6"/>
+    <w:lsdException w:unhideWhenUsed="0" w:uiPriority="70" w:semiHidden="0" w:name="Dark List Accent 6"/>
+    <w:lsdException w:unhideWhenUsed="0" w:uiPriority="71" w:semiHidden="0" w:name="Colorful Shading Accent 6"/>
+    <w:lsdException w:unhideWhenUsed="0" w:uiPriority="72" w:semiHidden="0" w:name="Colorful List Accent 6"/>
+    <w:lsdException w:unhideWhenUsed="0" w:uiPriority="73" w:semiHidden="0" w:name="Colorful Grid Accent 6"/>
   </w:latentStyles>
-  <w:style w:type="paragraph" w:default="1" w:styleId="Normal">
+  <w:style w:type="paragraph" w:default="1" w:styleId="1">
     <w:name w:val="Normal"/>
     <w:qFormat/>
+    <w:uiPriority w:val="0"/>
     <w:pPr>
       <w:kinsoku w:val="0"/>
       <w:autoSpaceDE w:val="0"/>
@@ -6007,7 +6096,7 @@
       <w:textAlignment w:val="baseline"/>
     </w:pPr>
     <w:rPr>
-      <w:rFonts w:ascii="Arial" w:eastAsia="宋体" w:hAnsi="Arial" w:cs="Arial"/>
+      <w:rFonts w:ascii="Arial" w:hAnsi="Arial" w:eastAsia="宋体" w:cs="Arial"/>
       <w:snapToGrid w:val="0"/>
       <w:color w:val="000000"/>
       <w:kern w:val="0"/>
@@ -6016,11 +6105,12 @@
       <w:lang w:val="en-US" w:eastAsia="en-US" w:bidi="ar-SA"/>
     </w:rPr>
   </w:style>
-  <w:style w:type="paragraph" w:styleId="Heading1">
+  <w:style w:type="paragraph" w:styleId="2">
     <w:name w:val="heading 1"/>
-    <w:basedOn w:val="Normal"/>
-    <w:next w:val="Normal"/>
+    <w:basedOn w:val="1"/>
+    <w:next w:val="1"/>
     <w:qFormat/>
+    <w:uiPriority w:val="0"/>
     <w:pPr>
       <w:keepNext/>
       <w:keepLines/>
@@ -6038,12 +6128,13 @@
       <w:sz w:val="44"/>
     </w:rPr>
   </w:style>
-  <w:style w:type="paragraph" w:styleId="Heading2">
+  <w:style w:type="paragraph" w:styleId="3">
     <w:name w:val="heading 2"/>
-    <w:basedOn w:val="Normal"/>
-    <w:next w:val="Normal"/>
+    <w:basedOn w:val="1"/>
+    <w:next w:val="1"/>
     <w:unhideWhenUsed/>
     <w:qFormat/>
+    <w:uiPriority w:val="0"/>
     <w:pPr>
       <w:keepNext/>
       <w:keepLines/>
@@ -6056,18 +6147,19 @@
       <w:outlineLvl w:val="1"/>
     </w:pPr>
     <w:rPr>
-      <w:rFonts w:ascii="Arial" w:eastAsia="黑体" w:hAnsi="Arial"/>
+      <w:rFonts w:ascii="Arial" w:hAnsi="Arial" w:eastAsia="黑体"/>
       <w:b/>
       <w:sz w:val="32"/>
     </w:rPr>
   </w:style>
-  <w:style w:type="paragraph" w:styleId="Heading3">
+  <w:style w:type="paragraph" w:styleId="4">
     <w:name w:val="heading 3"/>
-    <w:basedOn w:val="Normal"/>
-    <w:next w:val="Normal"/>
+    <w:basedOn w:val="1"/>
+    <w:next w:val="1"/>
     <w:semiHidden/>
     <w:unhideWhenUsed/>
     <w:qFormat/>
+    <w:uiPriority w:val="0"/>
     <w:pPr>
       <w:keepNext/>
       <w:keepLines/>
@@ -6084,12 +6176,13 @@
       <w:sz w:val="32"/>
     </w:rPr>
   </w:style>
-  <w:style w:type="paragraph" w:styleId="Heading4">
+  <w:style w:type="paragraph" w:styleId="5">
     <w:name w:val="heading 4"/>
-    <w:basedOn w:val="Normal"/>
-    <w:next w:val="Normal"/>
+    <w:basedOn w:val="1"/>
+    <w:next w:val="1"/>
     <w:unhideWhenUsed/>
     <w:qFormat/>
+    <w:uiPriority w:val="0"/>
     <w:pPr>
       <w:keepNext/>
       <w:keepLines/>
@@ -6102,18 +6195,19 @@
       <w:outlineLvl w:val="3"/>
     </w:pPr>
     <w:rPr>
-      <w:rFonts w:ascii="Arial" w:eastAsia="黑体" w:hAnsi="Arial"/>
+      <w:rFonts w:ascii="Arial" w:hAnsi="Arial" w:eastAsia="黑体"/>
       <w:b/>
       <w:sz w:val="28"/>
     </w:rPr>
   </w:style>
-  <w:style w:type="paragraph" w:styleId="Heading5">
+  <w:style w:type="paragraph" w:styleId="6">
     <w:name w:val="heading 5"/>
-    <w:basedOn w:val="Normal"/>
-    <w:next w:val="Normal"/>
+    <w:basedOn w:val="1"/>
+    <w:next w:val="1"/>
     <w:semiHidden/>
     <w:unhideWhenUsed/>
     <w:qFormat/>
+    <w:uiPriority w:val="0"/>
     <w:pPr>
       <w:keepNext/>
       <w:keepLines/>
@@ -6130,13 +6224,14 @@
       <w:sz w:val="28"/>
     </w:rPr>
   </w:style>
-  <w:style w:type="paragraph" w:styleId="Heading6">
+  <w:style w:type="paragraph" w:styleId="7">
     <w:name w:val="heading 6"/>
-    <w:basedOn w:val="Normal"/>
-    <w:next w:val="Normal"/>
+    <w:basedOn w:val="1"/>
+    <w:next w:val="1"/>
     <w:semiHidden/>
     <w:unhideWhenUsed/>
     <w:qFormat/>
+    <w:uiPriority w:val="0"/>
     <w:pPr>
       <w:keepNext/>
       <w:keepLines/>
@@ -6149,18 +6244,19 @@
       <w:outlineLvl w:val="5"/>
     </w:pPr>
     <w:rPr>
-      <w:rFonts w:ascii="Arial" w:eastAsia="黑体" w:hAnsi="Arial"/>
+      <w:rFonts w:ascii="Arial" w:hAnsi="Arial" w:eastAsia="黑体"/>
       <w:b/>
       <w:sz w:val="24"/>
     </w:rPr>
   </w:style>
-  <w:style w:type="paragraph" w:styleId="Heading7">
+  <w:style w:type="paragraph" w:styleId="8">
     <w:name w:val="heading 7"/>
-    <w:basedOn w:val="Normal"/>
-    <w:next w:val="Normal"/>
+    <w:basedOn w:val="1"/>
+    <w:next w:val="1"/>
     <w:semiHidden/>
     <w:unhideWhenUsed/>
     <w:qFormat/>
+    <w:uiPriority w:val="0"/>
     <w:pPr>
       <w:keepNext/>
       <w:keepLines/>
@@ -6177,13 +6273,14 @@
       <w:sz w:val="24"/>
     </w:rPr>
   </w:style>
-  <w:style w:type="paragraph" w:styleId="Heading8">
+  <w:style w:type="paragraph" w:styleId="9">
     <w:name w:val="heading 8"/>
-    <w:basedOn w:val="Normal"/>
-    <w:next w:val="Normal"/>
+    <w:basedOn w:val="1"/>
+    <w:next w:val="1"/>
     <w:semiHidden/>
     <w:unhideWhenUsed/>
     <w:qFormat/>
+    <w:uiPriority w:val="0"/>
     <w:pPr>
       <w:keepNext/>
       <w:keepLines/>
@@ -6196,17 +6293,18 @@
       <w:outlineLvl w:val="7"/>
     </w:pPr>
     <w:rPr>
-      <w:rFonts w:ascii="Arial" w:eastAsia="黑体" w:hAnsi="Arial"/>
+      <w:rFonts w:ascii="Arial" w:hAnsi="Arial" w:eastAsia="黑体"/>
       <w:sz w:val="24"/>
     </w:rPr>
   </w:style>
-  <w:style w:type="paragraph" w:styleId="Heading9">
+  <w:style w:type="paragraph" w:styleId="10">
     <w:name w:val="heading 9"/>
-    <w:basedOn w:val="Normal"/>
-    <w:next w:val="Normal"/>
+    <w:basedOn w:val="1"/>
+    <w:next w:val="1"/>
     <w:semiHidden/>
     <w:unhideWhenUsed/>
     <w:qFormat/>
+    <w:uiPriority w:val="0"/>
     <w:pPr>
       <w:keepNext/>
       <w:keepLines/>
@@ -6219,19 +6317,21 @@
       <w:outlineLvl w:val="8"/>
     </w:pPr>
     <w:rPr>
-      <w:rFonts w:ascii="Arial" w:eastAsia="黑体" w:hAnsi="Arial"/>
+      <w:rFonts w:ascii="Arial" w:hAnsi="Arial" w:eastAsia="黑体"/>
       <w:sz w:val="21"/>
     </w:rPr>
   </w:style>
-  <w:style w:type="character" w:default="1" w:styleId="DefaultParagraphFont">
+  <w:style w:type="character" w:default="1" w:styleId="22">
     <w:name w:val="Default Paragraph Font"/>
     <w:semiHidden/>
     <w:qFormat/>
+    <w:uiPriority w:val="0"/>
   </w:style>
-  <w:style w:type="table" w:default="1" w:styleId="TableNormal">
+  <w:style w:type="table" w:default="1" w:styleId="20">
     <w:name w:val="Normal Table"/>
     <w:semiHidden/>
     <w:qFormat/>
+    <w:uiPriority w:val="0"/>
     <w:tblPr>
       <w:tblCellMar>
         <w:top w:w="0" w:type="dxa"/>
@@ -6241,39 +6341,43 @@
       </w:tblCellMar>
     </w:tblPr>
   </w:style>
-  <w:style w:type="paragraph" w:styleId="CommentText">
+  <w:style w:type="paragraph" w:styleId="11">
     <w:name w:val="annotation text"/>
-    <w:basedOn w:val="Normal"/>
+    <w:basedOn w:val="1"/>
     <w:qFormat/>
+    <w:uiPriority w:val="0"/>
     <w:pPr>
       <w:jc w:val="left"/>
     </w:pPr>
   </w:style>
-  <w:style w:type="paragraph" w:styleId="BodyText">
+  <w:style w:type="paragraph" w:styleId="12">
     <w:name w:val="Body Text"/>
-    <w:basedOn w:val="Normal"/>
+    <w:basedOn w:val="1"/>
     <w:semiHidden/>
     <w:qFormat/>
+    <w:uiPriority w:val="0"/>
     <w:rPr>
-      <w:rFonts w:ascii="Arial" w:eastAsia="Arial" w:hAnsi="Arial" w:cs="Arial"/>
+      <w:rFonts w:ascii="Arial" w:hAnsi="Arial" w:eastAsia="Arial" w:cs="Arial"/>
       <w:sz w:val="21"/>
       <w:szCs w:val="21"/>
       <w:lang w:val="en-US" w:eastAsia="en-US" w:bidi="ar-SA"/>
     </w:rPr>
   </w:style>
-  <w:style w:type="paragraph" w:styleId="TOC3">
+  <w:style w:type="paragraph" w:styleId="13">
     <w:name w:val="toc 3"/>
-    <w:basedOn w:val="Normal"/>
-    <w:next w:val="Normal"/>
+    <w:basedOn w:val="1"/>
+    <w:next w:val="1"/>
     <w:qFormat/>
+    <w:uiPriority w:val="0"/>
     <w:pPr>
       <w:ind w:left="840" w:leftChars="400"/>
     </w:pPr>
   </w:style>
-  <w:style w:type="paragraph" w:styleId="Footer">
+  <w:style w:type="paragraph" w:styleId="14">
     <w:name w:val="footer"/>
-    <w:basedOn w:val="Normal"/>
+    <w:basedOn w:val="1"/>
     <w:qFormat/>
+    <w:uiPriority w:val="0"/>
     <w:pPr>
       <w:tabs>
         <w:tab w:val="center" w:pos="4153"/>
@@ -6286,16 +6390,17 @@
       <w:sz w:val="18"/>
     </w:rPr>
   </w:style>
-  <w:style w:type="paragraph" w:styleId="Header">
+  <w:style w:type="paragraph" w:styleId="15">
     <w:name w:val="header"/>
-    <w:basedOn w:val="Normal"/>
+    <w:basedOn w:val="1"/>
     <w:qFormat/>
+    <w:uiPriority w:val="0"/>
     <w:pPr>
       <w:pBdr>
-        <w:top w:val="nil"/>
-        <w:left w:val="nil"/>
-        <w:bottom w:val="nil"/>
-        <w:right w:val="nil"/>
+        <w:top w:val="none" w:color="auto" w:sz="0" w:space="0"/>
+        <w:left w:val="none" w:color="auto" w:sz="0" w:space="0"/>
+        <w:bottom w:val="none" w:color="auto" w:sz="0" w:space="0"/>
+        <w:right w:val="none" w:color="auto" w:sz="0" w:space="0"/>
       </w:pBdr>
       <w:tabs>
         <w:tab w:val="center" w:pos="4153"/>
@@ -6310,37 +6415,41 @@
       <w:sz w:val="18"/>
     </w:rPr>
   </w:style>
-  <w:style w:type="paragraph" w:styleId="TOC1">
+  <w:style w:type="paragraph" w:styleId="16">
     <w:name w:val="toc 1"/>
-    <w:basedOn w:val="Normal"/>
-    <w:next w:val="Normal"/>
+    <w:basedOn w:val="1"/>
+    <w:next w:val="1"/>
     <w:qFormat/>
+    <w:uiPriority w:val="0"/>
     <w:rPr>
-      <w:rFonts w:ascii="Arial" w:eastAsia="Microsoft JhengHei" w:hAnsi="Arial"/>
+      <w:rFonts w:ascii="Arial" w:hAnsi="Arial" w:eastAsia="Microsoft JhengHei"/>
       <w:sz w:val="24"/>
     </w:rPr>
   </w:style>
-  <w:style w:type="paragraph" w:styleId="TOC2">
+  <w:style w:type="paragraph" w:styleId="17">
     <w:name w:val="toc 2"/>
-    <w:basedOn w:val="Normal"/>
-    <w:next w:val="Normal"/>
+    <w:basedOn w:val="1"/>
+    <w:next w:val="1"/>
     <w:qFormat/>
+    <w:uiPriority w:val="0"/>
     <w:pPr>
       <w:ind w:left="420" w:leftChars="200"/>
     </w:pPr>
   </w:style>
-  <w:style w:type="paragraph" w:styleId="NormalWeb">
+  <w:style w:type="paragraph" w:styleId="18">
     <w:name w:val="Normal (Web)"/>
-    <w:basedOn w:val="Normal"/>
+    <w:basedOn w:val="1"/>
     <w:qFormat/>
+    <w:uiPriority w:val="0"/>
     <w:rPr>
       <w:sz w:val="24"/>
     </w:rPr>
   </w:style>
-  <w:style w:type="paragraph" w:styleId="Title">
+  <w:style w:type="paragraph" w:styleId="19">
     <w:name w:val="Title"/>
-    <w:basedOn w:val="Normal"/>
+    <w:basedOn w:val="1"/>
     <w:qFormat/>
+    <w:uiPriority w:val="0"/>
     <w:pPr>
       <w:spacing w:before="240" w:beforeLines="0" w:beforeAutospacing="0" w:after="60" w:afterLines="0" w:afterAutospacing="0"/>
       <w:jc w:val="center"/>
@@ -6352,68 +6461,73 @@
       <w:sz w:val="32"/>
     </w:rPr>
   </w:style>
-  <w:style w:type="table" w:styleId="TableGrid">
+  <w:style w:type="table" w:styleId="21">
     <w:name w:val="Table Grid"/>
-    <w:basedOn w:val="TableNormal"/>
+    <w:basedOn w:val="20"/>
     <w:qFormat/>
+    <w:uiPriority w:val="0"/>
     <w:pPr>
       <w:widowControl w:val="0"/>
       <w:jc w:val="both"/>
     </w:pPr>
     <w:tblPr>
       <w:tblBorders>
-        <w:top w:val="single" w:sz="4" w:space="0" w:color="auto"/>
-        <w:left w:val="single" w:sz="4" w:space="0" w:color="auto"/>
-        <w:bottom w:val="single" w:sz="4" w:space="0" w:color="auto"/>
-        <w:right w:val="single" w:sz="4" w:space="0" w:color="auto"/>
-        <w:insideH w:val="single" w:sz="4" w:space="0" w:color="auto"/>
-        <w:insideV w:val="single" w:sz="4" w:space="0" w:color="auto"/>
+        <w:top w:val="single" w:color="auto" w:sz="4" w:space="0"/>
+        <w:left w:val="single" w:color="auto" w:sz="4" w:space="0"/>
+        <w:bottom w:val="single" w:color="auto" w:sz="4" w:space="0"/>
+        <w:right w:val="single" w:color="auto" w:sz="4" w:space="0"/>
+        <w:insideH w:val="single" w:color="auto" w:sz="4" w:space="0"/>
+        <w:insideV w:val="single" w:color="auto" w:sz="4" w:space="0"/>
       </w:tblBorders>
     </w:tblPr>
   </w:style>
-  <w:style w:type="character" w:styleId="Strong">
+  <w:style w:type="character" w:styleId="23">
     <w:name w:val="Strong"/>
-    <w:basedOn w:val="DefaultParagraphFont"/>
+    <w:basedOn w:val="22"/>
     <w:qFormat/>
+    <w:uiPriority w:val="0"/>
     <w:rPr>
       <w:b/>
     </w:rPr>
   </w:style>
-  <w:style w:type="paragraph" w:customStyle="1" w:styleId="a">
+  <w:style w:type="paragraph" w:customStyle="1" w:styleId="24">
     <w:name w:val="柴_公司名"/>
-    <w:basedOn w:val="Title"/>
+    <w:basedOn w:val="19"/>
     <w:qFormat/>
+    <w:uiPriority w:val="0"/>
     <w:pPr>
       <w:spacing w:after="600" w:afterLines="600"/>
     </w:pPr>
     <w:rPr>
-      <w:rFonts w:ascii="宋体" w:eastAsia="宋体" w:hAnsi="宋体" w:cs="宋体" w:hint="eastAsia"/>
+      <w:rFonts w:hint="eastAsia" w:ascii="宋体" w:hAnsi="宋体" w:eastAsia="宋体" w:cs="宋体"/>
       <w:bCs/>
       <w:spacing w:val="-6"/>
       <w:sz w:val="52"/>
       <w:szCs w:val="52"/>
     </w:rPr>
   </w:style>
-  <w:style w:type="paragraph" w:customStyle="1" w:styleId="a0">
+  <w:style w:type="paragraph" w:customStyle="1" w:styleId="25">
     <w:name w:val="柴_文档名"/>
-    <w:basedOn w:val="Title"/>
+    <w:basedOn w:val="19"/>
     <w:qFormat/>
+    <w:uiPriority w:val="0"/>
     <w:pPr>
       <w:spacing w:after="900" w:afterLines="900"/>
     </w:pPr>
     <w:rPr>
-      <w:rFonts w:ascii="黑体" w:eastAsia="黑体" w:hAnsi="黑体" w:cs="黑体"/>
+      <w:rFonts w:ascii="黑体" w:hAnsi="黑体" w:eastAsia="黑体" w:cs="黑体"/>
       <w:bCs/>
       <w:spacing w:val="-7"/>
       <w:sz w:val="52"/>
       <w:szCs w:val="52"/>
     </w:rPr>
   </w:style>
-  <w:style w:type="table" w:customStyle="1" w:styleId="TableNormal0">
+  <w:style w:type="table" w:customStyle="1" w:styleId="26">
     <w:name w:val="Table Normal_0"/>
     <w:semiHidden/>
     <w:unhideWhenUsed/>
     <w:qFormat/>
+    <w:uiPriority w:val="0"/>
     <w:tblPr>
       <w:tblCellMar>
         <w:top w:w="0" w:type="dxa"/>
@@ -6423,82 +6537,88 @@
       </w:tblCellMar>
     </w:tblPr>
   </w:style>
-  <w:style w:type="paragraph" w:customStyle="1" w:styleId="TableText">
+  <w:style w:type="paragraph" w:customStyle="1" w:styleId="27">
     <w:name w:val="Table Text"/>
-    <w:basedOn w:val="Normal"/>
+    <w:basedOn w:val="1"/>
     <w:semiHidden/>
     <w:qFormat/>
+    <w:uiPriority w:val="0"/>
     <w:rPr>
-      <w:rFonts w:ascii="宋体" w:eastAsia="宋体" w:hAnsi="宋体" w:cs="宋体"/>
+      <w:rFonts w:ascii="宋体" w:hAnsi="宋体" w:eastAsia="宋体" w:cs="宋体"/>
       <w:sz w:val="21"/>
       <w:szCs w:val="21"/>
       <w:lang w:val="en-US" w:eastAsia="en-US" w:bidi="ar-SA"/>
     </w:rPr>
   </w:style>
-  <w:style w:type="paragraph" w:customStyle="1" w:styleId="1">
+  <w:style w:type="paragraph" w:customStyle="1" w:styleId="28">
     <w:name w:val="柴_标题1"/>
-    <w:basedOn w:val="Heading1"/>
-    <w:next w:val="a1"/>
-    <w:link w:val="1Char"/>
+    <w:basedOn w:val="2"/>
+    <w:next w:val="29"/>
+    <w:link w:val="38"/>
     <w:qFormat/>
+    <w:uiPriority w:val="0"/>
     <w:pPr>
       <w:spacing w:before="100" w:after="90" w:line="360" w:lineRule="auto"/>
     </w:pPr>
     <w:rPr>
-      <w:rFonts w:ascii="Arial" w:eastAsia="宋体" w:hAnsi="Arial"/>
+      <w:rFonts w:ascii="Arial" w:hAnsi="Arial" w:eastAsia="宋体"/>
       <w:sz w:val="32"/>
     </w:rPr>
   </w:style>
-  <w:style w:type="paragraph" w:customStyle="1" w:styleId="a1">
+  <w:style w:type="paragraph" w:customStyle="1" w:styleId="29">
     <w:name w:val="柴_正文"/>
-    <w:basedOn w:val="BodyText"/>
-    <w:link w:val="Char"/>
+    <w:basedOn w:val="12"/>
+    <w:link w:val="42"/>
     <w:qFormat/>
+    <w:uiPriority w:val="0"/>
     <w:pPr>
       <w:spacing w:line="360" w:lineRule="auto"/>
       <w:ind w:firstLine="470" w:firstLineChars="200"/>
     </w:pPr>
     <w:rPr>
-      <w:rFonts w:ascii="Arial" w:eastAsia="宋体" w:hAnsi="Arial"/>
+      <w:rFonts w:ascii="Arial" w:hAnsi="Arial" w:eastAsia="宋体"/>
       <w:sz w:val="24"/>
       <w:lang w:eastAsia="zh-CN"/>
     </w:rPr>
   </w:style>
-  <w:style w:type="paragraph" w:customStyle="1" w:styleId="2">
+  <w:style w:type="paragraph" w:customStyle="1" w:styleId="30">
     <w:name w:val="柴_标题2"/>
-    <w:basedOn w:val="Heading2"/>
-    <w:next w:val="a1"/>
-    <w:link w:val="2Char"/>
+    <w:basedOn w:val="3"/>
+    <w:next w:val="29"/>
+    <w:link w:val="39"/>
     <w:qFormat/>
+    <w:uiPriority w:val="0"/>
     <w:pPr>
       <w:spacing w:line="360" w:lineRule="auto"/>
     </w:pPr>
     <w:rPr>
-      <w:rFonts w:ascii="Arial" w:eastAsia="宋体" w:hAnsi="Arial"/>
+      <w:rFonts w:ascii="Arial" w:hAnsi="Arial" w:eastAsia="宋体"/>
       <w:sz w:val="28"/>
     </w:rPr>
   </w:style>
-  <w:style w:type="paragraph" w:customStyle="1" w:styleId="3">
+  <w:style w:type="paragraph" w:customStyle="1" w:styleId="31">
     <w:name w:val="柴_标题3"/>
-    <w:basedOn w:val="Heading3"/>
-    <w:next w:val="a1"/>
+    <w:basedOn w:val="4"/>
+    <w:next w:val="29"/>
     <w:qFormat/>
+    <w:uiPriority w:val="0"/>
     <w:pPr>
       <w:spacing w:line="360" w:lineRule="auto"/>
       <w:ind w:left="0" w:firstLine="472" w:firstLineChars="200"/>
     </w:pPr>
     <w:rPr>
-      <w:rFonts w:ascii="宋体" w:eastAsia="宋体" w:hAnsi="宋体" w:cs="宋体"/>
+      <w:rFonts w:ascii="宋体" w:hAnsi="宋体" w:eastAsia="宋体" w:cs="宋体"/>
       <w:spacing w:val="-2"/>
       <w:sz w:val="24"/>
       <w:szCs w:val="24"/>
     </w:rPr>
   </w:style>
-  <w:style w:type="paragraph" w:customStyle="1" w:styleId="a2">
+  <w:style w:type="paragraph" w:customStyle="1" w:styleId="32">
     <w:name w:val="柴_目录"/>
-    <w:basedOn w:val="Normal"/>
-    <w:next w:val="BodyText"/>
+    <w:basedOn w:val="1"/>
+    <w:next w:val="12"/>
     <w:qFormat/>
+    <w:uiPriority w:val="0"/>
     <w:pPr>
       <w:tabs>
         <w:tab w:val="right" w:leader="dot" w:pos="8442"/>
@@ -6506,59 +6626,64 @@
       <w:ind w:left="0" w:leftChars="0"/>
     </w:pPr>
     <w:rPr>
-      <w:rFonts w:ascii="Arial" w:eastAsia="Microsoft JhengHei" w:hAnsi="Arial"/>
+      <w:rFonts w:ascii="Arial" w:hAnsi="Arial" w:eastAsia="Microsoft JhengHei"/>
       <w:sz w:val="24"/>
     </w:rPr>
   </w:style>
-  <w:style w:type="paragraph" w:customStyle="1" w:styleId="WPSOffice1">
+  <w:style w:type="paragraph" w:customStyle="1" w:styleId="33">
     <w:name w:val="WPSOffice手动目录 1"/>
     <w:qFormat/>
+    <w:uiPriority w:val="0"/>
     <w:pPr>
       <w:ind w:leftChars="0"/>
     </w:pPr>
     <w:rPr>
-      <w:rFonts w:ascii="Times New Roman" w:eastAsia="宋体" w:hAnsi="Times New Roman" w:cs="Times New Roman"/>
+      <w:rFonts w:ascii="Times New Roman" w:hAnsi="Times New Roman" w:eastAsia="宋体" w:cs="Times New Roman"/>
       <w:sz w:val="20"/>
       <w:szCs w:val="20"/>
     </w:rPr>
   </w:style>
-  <w:style w:type="paragraph" w:customStyle="1" w:styleId="WPSOffice2">
+  <w:style w:type="paragraph" w:customStyle="1" w:styleId="34">
     <w:name w:val="WPSOffice手动目录 2"/>
     <w:qFormat/>
+    <w:uiPriority w:val="0"/>
     <w:pPr>
       <w:ind w:leftChars="200"/>
     </w:pPr>
     <w:rPr>
-      <w:rFonts w:ascii="Times New Roman" w:eastAsia="宋体" w:hAnsi="Times New Roman" w:cs="Times New Roman"/>
+      <w:rFonts w:ascii="Times New Roman" w:hAnsi="Times New Roman" w:eastAsia="宋体" w:cs="Times New Roman"/>
       <w:sz w:val="20"/>
       <w:szCs w:val="20"/>
     </w:rPr>
   </w:style>
-  <w:style w:type="paragraph" w:customStyle="1" w:styleId="WPSOffice3">
+  <w:style w:type="paragraph" w:customStyle="1" w:styleId="35">
     <w:name w:val="WPSOffice手动目录 3"/>
     <w:qFormat/>
+    <w:uiPriority w:val="0"/>
     <w:pPr>
       <w:ind w:leftChars="400"/>
     </w:pPr>
     <w:rPr>
-      <w:rFonts w:ascii="Times New Roman" w:eastAsia="宋体" w:hAnsi="Times New Roman" w:cs="Times New Roman"/>
+      <w:rFonts w:ascii="Times New Roman" w:hAnsi="Times New Roman" w:eastAsia="宋体" w:cs="Times New Roman"/>
       <w:sz w:val="20"/>
       <w:szCs w:val="20"/>
     </w:rPr>
   </w:style>
-  <w:style w:type="paragraph" w:customStyle="1" w:styleId="Compact">
+  <w:style w:type="paragraph" w:customStyle="1" w:styleId="36">
     <w:name w:val="Compact"/>
-    <w:basedOn w:val="BodyText"/>
+    <w:basedOn w:val="12"/>
     <w:qFormat/>
+    <w:uiPriority w:val="0"/>
     <w:pPr>
       <w:spacing w:before="36" w:after="36"/>
     </w:pPr>
   </w:style>
-  <w:style w:type="table" w:customStyle="1" w:styleId="Table">
+  <w:style w:type="table" w:customStyle="1" w:styleId="37">
     <w:name w:val="Table"/>
     <w:semiHidden/>
     <w:unhideWhenUsed/>
     <w:qFormat/>
+    <w:uiPriority w:val="0"/>
     <w:tblPr>
       <w:tblCellMar>
         <w:top w:w="0" w:type="dxa"/>
@@ -6570,34 +6695,37 @@
     <w:tblStylePr w:type="firstRow">
       <w:tcPr>
         <w:tcBorders>
-          <w:bottom w:val="single" w:sz="0" w:space="0" w:color="auto"/>
+          <w:bottom w:val="single" w:color="auto" w:sz="0" w:space="0"/>
         </w:tcBorders>
         <w:vAlign w:val="bottom"/>
       </w:tcPr>
     </w:tblStylePr>
   </w:style>
-  <w:style w:type="character" w:customStyle="1" w:styleId="1Char">
+  <w:style w:type="character" w:customStyle="1" w:styleId="38">
     <w:name w:val="柴_标题1 Char"/>
-    <w:link w:val="1"/>
+    <w:link w:val="28"/>
     <w:qFormat/>
+    <w:uiPriority w:val="0"/>
     <w:rPr>
-      <w:rFonts w:ascii="Arial" w:eastAsia="宋体" w:hAnsi="Arial"/>
+      <w:rFonts w:ascii="Arial" w:hAnsi="Arial" w:eastAsia="宋体"/>
       <w:sz w:val="32"/>
     </w:rPr>
   </w:style>
-  <w:style w:type="character" w:customStyle="1" w:styleId="2Char">
+  <w:style w:type="character" w:customStyle="1" w:styleId="39">
     <w:name w:val="柴_标题2 Char"/>
-    <w:link w:val="2"/>
+    <w:link w:val="30"/>
     <w:qFormat/>
+    <w:uiPriority w:val="0"/>
     <w:rPr>
-      <w:rFonts w:ascii="Arial" w:eastAsia="宋体" w:hAnsi="Arial"/>
+      <w:rFonts w:ascii="Arial" w:hAnsi="Arial" w:eastAsia="宋体"/>
       <w:sz w:val="28"/>
     </w:rPr>
   </w:style>
-  <w:style w:type="paragraph" w:customStyle="1" w:styleId="a3">
+  <w:style w:type="paragraph" w:customStyle="1" w:styleId="40">
     <w:name w:val="柴_正文_无缩进"/>
-    <w:basedOn w:val="Normal"/>
+    <w:basedOn w:val="1"/>
     <w:qFormat/>
+    <w:uiPriority w:val="0"/>
     <w:pPr>
       <w:ind w:firstLine="0" w:firstLineChars="0"/>
     </w:pPr>
@@ -6607,29 +6735,31 @@
       <w:lang w:eastAsia="zh-CN"/>
     </w:rPr>
   </w:style>
-  <w:style w:type="paragraph" w:customStyle="1" w:styleId="4">
+  <w:style w:type="paragraph" w:customStyle="1" w:styleId="41">
     <w:name w:val="柴_标题4"/>
-    <w:basedOn w:val="Heading4"/>
-    <w:next w:val="Normal"/>
+    <w:basedOn w:val="5"/>
+    <w:next w:val="1"/>
     <w:qFormat/>
+    <w:uiPriority w:val="0"/>
     <w:pPr>
       <w:widowControl w:val="0"/>
       <w:spacing w:before="160" w:line="360" w:lineRule="auto"/>
-      <w:ind w:left="981" w:hanging="862" w:leftChars="300"/>
+      <w:ind w:left="981" w:leftChars="300" w:hanging="862"/>
     </w:pPr>
     <w:rPr>
-      <w:rFonts w:ascii="Calibri" w:eastAsia="宋体" w:hAnsi="Calibri" w:cs="宋体" w:hint="eastAsia"/>
+      <w:rFonts w:hint="eastAsia" w:ascii="Calibri" w:hAnsi="Calibri" w:eastAsia="宋体" w:cs="宋体"/>
       <w:sz w:val="24"/>
       <w:szCs w:val="24"/>
       <w:lang w:eastAsia="zh-CN" w:bidi="zh-CN"/>
     </w:rPr>
   </w:style>
-  <w:style w:type="character" w:customStyle="1" w:styleId="Char">
+  <w:style w:type="character" w:customStyle="1" w:styleId="42">
     <w:name w:val="柴_正文 Char"/>
-    <w:link w:val="a1"/>
+    <w:link w:val="29"/>
     <w:qFormat/>
+    <w:uiPriority w:val="0"/>
     <w:rPr>
-      <w:rFonts w:ascii="Arial" w:eastAsia="宋体" w:hAnsi="Arial"/>
+      <w:rFonts w:ascii="Arial" w:hAnsi="Arial" w:eastAsia="宋体"/>
       <w:sz w:val="24"/>
       <w:lang w:eastAsia="zh-CN"/>
     </w:rPr>
